--- a/LLDD/word/LLDD-To-Be.docx
+++ b/LLDD/word/LLDD-To-Be.docx
@@ -644,7 +644,7 @@
                 <w:rFonts w:ascii="Arial" w:hAnsi="Arial" w:eastAsia="Arial" w:cs="Tahoma"/>
                 <w:sz w:val="18"/>
               </w:rPr>
-              <w:t>228</w:t>
+              <w:t>236</w:t>
             </w:r>
           </w:p>
         </w:tc>
@@ -670,7 +670,7 @@
                 <w:b/>
                 <w:sz w:val="18"/>
               </w:rPr>
-              <w:t>316</w:t>
+              <w:t>324</w:t>
             </w:r>
           </w:p>
         </w:tc>
@@ -1112,7 +1112,7 @@
                 <w:rFonts w:ascii="Arial" w:hAnsi="Arial" w:eastAsia="Arial" w:cs="Tahoma"/>
                 <w:sz w:val="18"/>
               </w:rPr>
-              <w:t>247</w:t>
+              <w:t>240</w:t>
             </w:r>
           </w:p>
         </w:tc>
@@ -1138,7 +1138,7 @@
                 <w:b/>
                 <w:sz w:val="18"/>
               </w:rPr>
-              <w:t>330</w:t>
+              <w:t>323</w:t>
             </w:r>
           </w:p>
         </w:tc>
@@ -1255,7 +1255,7 @@
                 <w:rFonts w:ascii="Arial" w:hAnsi="Arial" w:eastAsia="Arial" w:cs="Tahoma"/>
                 <w:sz w:val="18"/>
               </w:rPr>
-              <w:t>597</w:t>
+              <w:t>598</w:t>
             </w:r>
           </w:p>
         </w:tc>
@@ -1281,7 +1281,7 @@
                 <w:b/>
                 <w:sz w:val="18"/>
               </w:rPr>
-              <w:t>823</w:t>
+              <w:t>824</w:t>
             </w:r>
           </w:p>
         </w:tc>
@@ -1316,10 +1316,10 @@
         <w:rPr>
           <w:b/>
         </w:rPr>
-        <w:t>รวม 316 ชั่วโมง</w:t>
+        <w:t>รวม 324 ชั่วโมง</w:t>
       </w:r>
       <w:r>
-        <w:t xml:space="preserve"> (implementation 242 + unit test 74)</w:t>
+        <w:t xml:space="preserve"> (implementation 248 + unit test 76)</w:t>
       </w:r>
     </w:p>
     <w:p>
@@ -1402,10 +1402,106 @@
         <w:rPr>
           <w:b/>
         </w:rPr>
-        <w:t>auto-assign เจ้าของงานคนเดิม</w:t>
+        <w:t>auto-assign เจ้าของงานคนเดิม (สไลด์ 48)</w:t>
       </w:r>
       <w:r>
-        <w:t xml:space="preserve"> เมื่อเป็นเคสต่อเนื่อง และเมื่อฝ่าย SBP DSA คลิก เห็นควรไม่ชดเชย</w:t>
+        <w:t xml:space="preserve"> — (ก) เคสต่อเนื่อง ระบบส่งงานให้เจ้าหน้าที่ SBP DSA </w:t>
+      </w:r>
+      <w:r>
+        <w:rPr>
+          <w:b/>
+        </w:rPr>
+        <w:t>คนเดิม</w:t>
+      </w:r>
+      <w:r>
+        <w:t xml:space="preserve"> อัตโนมัติ · (ข) ฝ่าย SBP DSA คลิก </w:t>
+      </w:r>
+      <w:r>
+        <w:rPr>
+          <w:b/>
+        </w:rPr>
+        <w:t>เห็นควรไม่ชดเชย</w:t>
+      </w:r>
+      <w:r>
+        <w:t xml:space="preserve"> เอกสารจบและ</w:t>
+      </w:r>
+      <w:r>
+        <w:rPr>
+          <w:b/>
+        </w:rPr>
+        <w:t>ไม่แสดง</w:t>
+      </w:r>
+      <w:r>
+        <w:t>ในหน้ารอดำเนินการของ 06 ในเดือนนั้น แล้ว</w:t>
+      </w:r>
+      <w:r>
+        <w:rPr>
+          <w:b/>
+        </w:rPr>
+        <w:t>เดือนถัดไป</w:t>
+      </w:r>
+      <w:r>
+        <w:t>ระบบดึงเข้ามาใหม่พร้อมเจ้าของงานคนเดิม</w:t>
+      </w:r>
+    </w:p>
+    <w:p>
+      <w:pPr>
+        <w:pStyle w:val="ListBullet"/>
+        <w:keepLines/>
+      </w:pPr>
+      <w:r>
+        <w:rPr>
+          <w:b/>
+        </w:rPr>
+        <w:t>หยุดชดเชยประกันรายได้ (สไลด์ 46 ข้อ 1.9)</w:t>
+      </w:r>
+      <w:r>
+        <w:t xml:space="preserve"> — เอกสารกลับมาแสดงใน</w:t>
+      </w:r>
+      <w:r>
+        <w:rPr>
+          <w:b/>
+        </w:rPr>
+        <w:t>หน้ารอดำเนินการของ ฝ่าย SBP DSA (06) ทันทีในเดือนนั้น</w:t>
+      </w:r>
+      <w:r>
+        <w:t xml:space="preserve"> ให้พิจารณาคำขอชดเชยอีกครั้งได้เอง · เปิดเอกสารแล้วเห็นข้อมูลเดิมครบ + แผงพิจารณาชุดเดียวกับสถานะ รอฝ่าย SBP DSA ดำเนินการ · บทบาทอื่นไม่เห็น</w:t>
+      </w:r>
+    </w:p>
+    <w:p>
+      <w:pPr>
+        <w:pStyle w:val="ListBullet"/>
+        <w:keepLines/>
+      </w:pPr>
+      <w:r>
+        <w:rPr>
+          <w:b/>
+        </w:rPr>
+        <w:t>หลังพัฒนาไม่ต้องเปิด SR เพื่อลบข้อมูล (สไลด์ 46 · Note)</w:t>
+      </w:r>
+      <w:r>
+        <w:t xml:space="preserve"> — กระบวนการลบ/แก้ข้อมูลเอกสารที่เดิมต้องเปิด SR (มี log ที่ TransectionDeleteStore พร้อม SRNumber) ต้องทำได้ในระบบ · </w:t>
+      </w:r>
+      <w:r>
+        <w:rPr>
+          <w:b/>
+        </w:rPr>
+        <w:t>ยังไม่ระบุขอบเขต ต้องเคาะว่าอนุญาตให้ลบอะไรได้บ้างและใครลบได้</w:t>
+      </w:r>
+    </w:p>
+    <w:p>
+      <w:pPr>
+        <w:pStyle w:val="ListBullet"/>
+        <w:keepLines/>
+      </w:pPr>
+      <w:r>
+        <w:rPr>
+          <w:b/>
+        </w:rPr>
+        <w:t>แก้ไขครอบคลุมเอกสารทุก Type (สไลด์ 46 · Note)</w:t>
+      </w:r>
+      <w:r>
+        <w:t xml:space="preserve"> — การเปลี่ยนแปลงข้อ TB-1 มีผลกับเอกสารทุกประเภทร้าน ไม่จำกัดเฉพาะ Type ใด Type หนึ่ง</w:t>
       </w:r>
     </w:p>
     <w:p>
@@ -2779,32 +2875,32 @@
                 <w:rFonts w:ascii="Arial" w:hAnsi="Arial" w:eastAsia="Arial" w:cs="Tahoma"/>
                 <w:sz w:val="18"/>
               </w:rPr>
-              <w:t>16</w:t>
-            </w:r>
-          </w:p>
-        </w:tc>
-        <w:tc>
-          <w:tcPr>
-            <w:tcW w:type="dxa" w:w="1680"/>
-            <w:vAlign w:val="center"/>
-          </w:tcPr>
-          <w:p>
-            <w:pPr>
-              <w:keepLines/>
-              <w:spacing w:after="0"/>
-            </w:pPr>
-            <w:r>
-              <w:rPr>
-                <w:rFonts w:ascii="Arial" w:hAnsi="Arial" w:eastAsia="Arial" w:cs="Tahoma"/>
-                <w:sz w:val="18"/>
-              </w:rPr>
-            </w:r>
-            <w:r>
-              <w:rPr>
-                <w:rFonts w:ascii="Arial" w:hAnsi="Arial" w:eastAsia="Arial" w:cs="Tahoma"/>
-                <w:sz w:val="18"/>
-              </w:rPr>
-              <w:t>5</w:t>
+              <w:t>22</w:t>
+            </w:r>
+          </w:p>
+        </w:tc>
+        <w:tc>
+          <w:tcPr>
+            <w:tcW w:type="dxa" w:w="1680"/>
+            <w:vAlign w:val="center"/>
+          </w:tcPr>
+          <w:p>
+            <w:pPr>
+              <w:keepLines/>
+              <w:spacing w:after="0"/>
+            </w:pPr>
+            <w:r>
+              <w:rPr>
+                <w:rFonts w:ascii="Arial" w:hAnsi="Arial" w:eastAsia="Arial" w:cs="Tahoma"/>
+                <w:sz w:val="18"/>
+              </w:rPr>
+            </w:r>
+            <w:r>
+              <w:rPr>
+                <w:rFonts w:ascii="Arial" w:hAnsi="Arial" w:eastAsia="Arial" w:cs="Tahoma"/>
+                <w:sz w:val="18"/>
+              </w:rPr>
+              <w:t>7</w:t>
             </w:r>
           </w:p>
         </w:tc>
@@ -2830,7 +2926,7 @@
                 <w:b/>
                 <w:sz w:val="18"/>
               </w:rPr>
-              <w:t>21</w:t>
+              <w:t>29</w:t>
             </w:r>
           </w:p>
         </w:tc>
@@ -4015,7 +4111,7 @@
                 <w:b/>
                 <w:sz w:val="18"/>
               </w:rPr>
-              <w:t>172</w:t>
+              <w:t>178</w:t>
             </w:r>
           </w:p>
         </w:tc>
@@ -4041,7 +4137,7 @@
                 <w:b/>
                 <w:sz w:val="18"/>
               </w:rPr>
-              <w:t>56</w:t>
+              <w:t>58</w:t>
             </w:r>
           </w:p>
         </w:tc>
@@ -4067,7 +4163,7 @@
                 <w:b/>
                 <w:sz w:val="18"/>
               </w:rPr>
-              <w:t>228</w:t>
+              <w:t>236</w:t>
             </w:r>
           </w:p>
         </w:tc>
@@ -6809,10 +6905,10 @@
         <w:rPr>
           <w:b/>
         </w:rPr>
-        <w:t>รวม 330 ชั่วโมง</w:t>
+        <w:t>รวม 323 ชั่วโมง</w:t>
       </w:r>
       <w:r>
-        <w:t xml:space="preserve"> (implementation 279 + unit test 51)</w:t>
+        <w:t xml:space="preserve"> (implementation 275 + unit test 48)</w:t>
       </w:r>
     </w:p>
     <w:p>
@@ -6832,7 +6928,7 @@
         <w:keepLines/>
       </w:pPr>
       <w:r>
-        <w:t>โครงฐานข้อมูลเป้าหมาย 19 ตาราง + migration/cutover จากระบบเดิม</w:t>
+        <w:t>โครงฐานข้อมูลเป้าหมาย 20 ตาราง + migration/cutover จากระบบเดิม</w:t>
       </w:r>
     </w:p>
     <w:p>
@@ -6841,7 +6937,7 @@
         <w:keepLines/>
       </w:pPr>
       <w:r>
-        <w:t>pipeline FGI/FCS ที่ป้อนข้อมูลให้ทุก To-Be (Job 1-6, Job 10 และงาน interface/อีเมล)</w:t>
+        <w:t>pipeline FGI/FCS ที่ป้อนข้อมูลให้ทุก To-Be (Job 2-6, Job 10 และงาน interface/อีเมล)</w:t>
       </w:r>
     </w:p>
     <w:p>
@@ -7984,32 +8080,32 @@
                 <w:rFonts w:ascii="Courier New" w:hAnsi="Courier New" w:eastAsia="Courier New" w:cs="Tahoma"/>
                 <w:sz w:val="18"/>
               </w:rPr>
-              <w:t>LLDD-BE-Job-1-ImportQSSI.pdf</w:t>
-            </w:r>
-          </w:p>
-        </w:tc>
-        <w:tc>
-          <w:tcPr>
-            <w:tcW w:type="dxa" w:w="1680"/>
-            <w:vAlign w:val="center"/>
-          </w:tcPr>
-          <w:p>
-            <w:pPr>
-              <w:keepLines/>
-              <w:spacing w:after="0"/>
-            </w:pPr>
-            <w:r>
-              <w:rPr>
-                <w:rFonts w:ascii="Arial" w:hAnsi="Arial" w:eastAsia="Arial" w:cs="Tahoma"/>
-                <w:sz w:val="18"/>
-              </w:rPr>
-            </w:r>
-            <w:r>
-              <w:rPr>
-                <w:rFonts w:ascii="Arial" w:hAnsi="Arial" w:eastAsia="Arial" w:cs="Tahoma"/>
-                <w:sz w:val="18"/>
-              </w:rPr>
-              <w:t>Bank</w:t>
+              <w:t>LLDD-BE-Job-10-NotifyNoReceiveData.pdf</w:t>
+            </w:r>
+          </w:p>
+        </w:tc>
+        <w:tc>
+          <w:tcPr>
+            <w:tcW w:type="dxa" w:w="1680"/>
+            <w:vAlign w:val="center"/>
+          </w:tcPr>
+          <w:p>
+            <w:pPr>
+              <w:keepLines/>
+              <w:spacing w:after="0"/>
+            </w:pPr>
+            <w:r>
+              <w:rPr>
+                <w:rFonts w:ascii="Arial" w:hAnsi="Arial" w:eastAsia="Arial" w:cs="Tahoma"/>
+                <w:sz w:val="18"/>
+              </w:rPr>
+            </w:r>
+            <w:r>
+              <w:rPr>
+                <w:rFonts w:ascii="Arial" w:hAnsi="Arial" w:eastAsia="Arial" w:cs="Tahoma"/>
+                <w:sz w:val="18"/>
+              </w:rPr>
+              <w:t>Pete</w:t>
             </w:r>
           </w:p>
         </w:tc>
@@ -8059,32 +8155,32 @@
                 <w:rFonts w:ascii="Arial" w:hAnsi="Arial" w:eastAsia="Arial" w:cs="Tahoma"/>
                 <w:sz w:val="18"/>
               </w:rPr>
-              <w:t>16</w:t>
-            </w:r>
-          </w:p>
-        </w:tc>
-        <w:tc>
-          <w:tcPr>
-            <w:tcW w:type="dxa" w:w="1680"/>
-            <w:vAlign w:val="center"/>
-          </w:tcPr>
-          <w:p>
-            <w:pPr>
-              <w:keepLines/>
-              <w:spacing w:after="0"/>
-            </w:pPr>
-            <w:r>
-              <w:rPr>
-                <w:rFonts w:ascii="Arial" w:hAnsi="Arial" w:eastAsia="Arial" w:cs="Tahoma"/>
-                <w:sz w:val="18"/>
-              </w:rPr>
-            </w:r>
-            <w:r>
-              <w:rPr>
-                <w:rFonts w:ascii="Arial" w:hAnsi="Arial" w:eastAsia="Arial" w:cs="Tahoma"/>
-                <w:sz w:val="18"/>
-              </w:rPr>
-              <w:t>5</w:t>
+              <w:t>8</w:t>
+            </w:r>
+          </w:p>
+        </w:tc>
+        <w:tc>
+          <w:tcPr>
+            <w:tcW w:type="dxa" w:w="1680"/>
+            <w:vAlign w:val="center"/>
+          </w:tcPr>
+          <w:p>
+            <w:pPr>
+              <w:keepLines/>
+              <w:spacing w:after="0"/>
+            </w:pPr>
+            <w:r>
+              <w:rPr>
+                <w:rFonts w:ascii="Arial" w:hAnsi="Arial" w:eastAsia="Arial" w:cs="Tahoma"/>
+                <w:sz w:val="18"/>
+              </w:rPr>
+            </w:r>
+            <w:r>
+              <w:rPr>
+                <w:rFonts w:ascii="Arial" w:hAnsi="Arial" w:eastAsia="Arial" w:cs="Tahoma"/>
+                <w:sz w:val="18"/>
+              </w:rPr>
+              <w:t>3</w:t>
             </w:r>
           </w:p>
         </w:tc>
@@ -8110,7 +8206,7 @@
                 <w:b/>
                 <w:sz w:val="18"/>
               </w:rPr>
-              <w:t>21</w:t>
+              <w:t>11</w:t>
             </w:r>
           </w:p>
         </w:tc>
@@ -8140,32 +8236,32 @@
                 <w:rFonts w:ascii="Courier New" w:hAnsi="Courier New" w:eastAsia="Courier New" w:cs="Tahoma"/>
                 <w:sz w:val="18"/>
               </w:rPr>
-              <w:t>LLDD-BE-Job-10-NotifyNoReceiveData.pdf</w:t>
-            </w:r>
-          </w:p>
-        </w:tc>
-        <w:tc>
-          <w:tcPr>
-            <w:tcW w:type="dxa" w:w="1680"/>
-            <w:vAlign w:val="center"/>
-          </w:tcPr>
-          <w:p>
-            <w:pPr>
-              <w:keepLines/>
-              <w:spacing w:after="0"/>
-            </w:pPr>
-            <w:r>
-              <w:rPr>
-                <w:rFonts w:ascii="Arial" w:hAnsi="Arial" w:eastAsia="Arial" w:cs="Tahoma"/>
-                <w:sz w:val="18"/>
-              </w:rPr>
-            </w:r>
-            <w:r>
-              <w:rPr>
-                <w:rFonts w:ascii="Arial" w:hAnsi="Arial" w:eastAsia="Arial" w:cs="Tahoma"/>
-                <w:sz w:val="18"/>
-              </w:rPr>
-              <w:t>Pete</w:t>
+              <w:t>LLDD-BE-Job-2-ImportImpactStore.pdf</w:t>
+            </w:r>
+          </w:p>
+        </w:tc>
+        <w:tc>
+          <w:tcPr>
+            <w:tcW w:type="dxa" w:w="1680"/>
+            <w:vAlign w:val="center"/>
+          </w:tcPr>
+          <w:p>
+            <w:pPr>
+              <w:keepLines/>
+              <w:spacing w:after="0"/>
+            </w:pPr>
+            <w:r>
+              <w:rPr>
+                <w:rFonts w:ascii="Arial" w:hAnsi="Arial" w:eastAsia="Arial" w:cs="Tahoma"/>
+                <w:sz w:val="18"/>
+              </w:rPr>
+            </w:r>
+            <w:r>
+              <w:rPr>
+                <w:rFonts w:ascii="Arial" w:hAnsi="Arial" w:eastAsia="Arial" w:cs="Tahoma"/>
+                <w:sz w:val="18"/>
+              </w:rPr>
+              <w:t>Bank</w:t>
             </w:r>
           </w:p>
         </w:tc>
@@ -8215,32 +8311,32 @@
                 <w:rFonts w:ascii="Arial" w:hAnsi="Arial" w:eastAsia="Arial" w:cs="Tahoma"/>
                 <w:sz w:val="18"/>
               </w:rPr>
-              <w:t>8</w:t>
-            </w:r>
-          </w:p>
-        </w:tc>
-        <w:tc>
-          <w:tcPr>
-            <w:tcW w:type="dxa" w:w="1680"/>
-            <w:vAlign w:val="center"/>
-          </w:tcPr>
-          <w:p>
-            <w:pPr>
-              <w:keepLines/>
-              <w:spacing w:after="0"/>
-            </w:pPr>
-            <w:r>
-              <w:rPr>
-                <w:rFonts w:ascii="Arial" w:hAnsi="Arial" w:eastAsia="Arial" w:cs="Tahoma"/>
-                <w:sz w:val="18"/>
-              </w:rPr>
-            </w:r>
-            <w:r>
-              <w:rPr>
-                <w:rFonts w:ascii="Arial" w:hAnsi="Arial" w:eastAsia="Arial" w:cs="Tahoma"/>
-                <w:sz w:val="18"/>
-              </w:rPr>
-              <w:t>3</w:t>
+              <w:t>14</w:t>
+            </w:r>
+          </w:p>
+        </w:tc>
+        <w:tc>
+          <w:tcPr>
+            <w:tcW w:type="dxa" w:w="1680"/>
+            <w:vAlign w:val="center"/>
+          </w:tcPr>
+          <w:p>
+            <w:pPr>
+              <w:keepLines/>
+              <w:spacing w:after="0"/>
+            </w:pPr>
+            <w:r>
+              <w:rPr>
+                <w:rFonts w:ascii="Arial" w:hAnsi="Arial" w:eastAsia="Arial" w:cs="Tahoma"/>
+                <w:sz w:val="18"/>
+              </w:rPr>
+            </w:r>
+            <w:r>
+              <w:rPr>
+                <w:rFonts w:ascii="Arial" w:hAnsi="Arial" w:eastAsia="Arial" w:cs="Tahoma"/>
+                <w:sz w:val="18"/>
+              </w:rPr>
+              <w:t>5</w:t>
             </w:r>
           </w:p>
         </w:tc>
@@ -8266,7 +8362,7 @@
                 <w:b/>
                 <w:sz w:val="18"/>
               </w:rPr>
-              <w:t>11</w:t>
+              <w:t>19</w:t>
             </w:r>
           </w:p>
         </w:tc>
@@ -8296,7 +8392,7 @@
                 <w:rFonts w:ascii="Courier New" w:hAnsi="Courier New" w:eastAsia="Courier New" w:cs="Tahoma"/>
                 <w:sz w:val="18"/>
               </w:rPr>
-              <w:t>LLDD-BE-Job-2-ImportImpactStore.pdf</w:t>
+              <w:t>LLDD-BE-Job-3-ImportImpactCompetitor.pdf</w:t>
             </w:r>
           </w:p>
         </w:tc>
@@ -8371,32 +8467,32 @@
                 <w:rFonts w:ascii="Arial" w:hAnsi="Arial" w:eastAsia="Arial" w:cs="Tahoma"/>
                 <w:sz w:val="18"/>
               </w:rPr>
-              <w:t>14</w:t>
-            </w:r>
-          </w:p>
-        </w:tc>
-        <w:tc>
-          <w:tcPr>
-            <w:tcW w:type="dxa" w:w="1680"/>
-            <w:vAlign w:val="center"/>
-          </w:tcPr>
-          <w:p>
-            <w:pPr>
-              <w:keepLines/>
-              <w:spacing w:after="0"/>
-            </w:pPr>
-            <w:r>
-              <w:rPr>
-                <w:rFonts w:ascii="Arial" w:hAnsi="Arial" w:eastAsia="Arial" w:cs="Tahoma"/>
-                <w:sz w:val="18"/>
-              </w:rPr>
-            </w:r>
-            <w:r>
-              <w:rPr>
-                <w:rFonts w:ascii="Arial" w:hAnsi="Arial" w:eastAsia="Arial" w:cs="Tahoma"/>
-                <w:sz w:val="18"/>
-              </w:rPr>
-              <w:t>5</w:t>
+              <w:t>10</w:t>
+            </w:r>
+          </w:p>
+        </w:tc>
+        <w:tc>
+          <w:tcPr>
+            <w:tcW w:type="dxa" w:w="1680"/>
+            <w:vAlign w:val="center"/>
+          </w:tcPr>
+          <w:p>
+            <w:pPr>
+              <w:keepLines/>
+              <w:spacing w:after="0"/>
+            </w:pPr>
+            <w:r>
+              <w:rPr>
+                <w:rFonts w:ascii="Arial" w:hAnsi="Arial" w:eastAsia="Arial" w:cs="Tahoma"/>
+                <w:sz w:val="18"/>
+              </w:rPr>
+            </w:r>
+            <w:r>
+              <w:rPr>
+                <w:rFonts w:ascii="Arial" w:hAnsi="Arial" w:eastAsia="Arial" w:cs="Tahoma"/>
+                <w:sz w:val="18"/>
+              </w:rPr>
+              <w:t>3</w:t>
             </w:r>
           </w:p>
         </w:tc>
@@ -8422,7 +8518,7 @@
                 <w:b/>
                 <w:sz w:val="18"/>
               </w:rPr>
-              <w:t>19</w:t>
+              <w:t>13</w:t>
             </w:r>
           </w:p>
         </w:tc>
@@ -8452,7 +8548,7 @@
                 <w:rFonts w:ascii="Courier New" w:hAnsi="Courier New" w:eastAsia="Courier New" w:cs="Tahoma"/>
                 <w:sz w:val="18"/>
               </w:rPr>
-              <w:t>LLDD-BE-Job-3-ImportImpactCompetitor.pdf</w:t>
+              <w:t>LLDD-BE-Job-4-PrepareImpactStoreToIAS.pdf</w:t>
             </w:r>
           </w:p>
         </w:tc>
@@ -8527,32 +8623,32 @@
                 <w:rFonts w:ascii="Arial" w:hAnsi="Arial" w:eastAsia="Arial" w:cs="Tahoma"/>
                 <w:sz w:val="18"/>
               </w:rPr>
-              <w:t>10</w:t>
-            </w:r>
-          </w:p>
-        </w:tc>
-        <w:tc>
-          <w:tcPr>
-            <w:tcW w:type="dxa" w:w="1680"/>
-            <w:vAlign w:val="center"/>
-          </w:tcPr>
-          <w:p>
-            <w:pPr>
-              <w:keepLines/>
-              <w:spacing w:after="0"/>
-            </w:pPr>
-            <w:r>
-              <w:rPr>
-                <w:rFonts w:ascii="Arial" w:hAnsi="Arial" w:eastAsia="Arial" w:cs="Tahoma"/>
-                <w:sz w:val="18"/>
-              </w:rPr>
-            </w:r>
-            <w:r>
-              <w:rPr>
-                <w:rFonts w:ascii="Arial" w:hAnsi="Arial" w:eastAsia="Arial" w:cs="Tahoma"/>
-                <w:sz w:val="18"/>
-              </w:rPr>
-              <w:t>3</w:t>
+              <w:t>14</w:t>
+            </w:r>
+          </w:p>
+        </w:tc>
+        <w:tc>
+          <w:tcPr>
+            <w:tcW w:type="dxa" w:w="1680"/>
+            <w:vAlign w:val="center"/>
+          </w:tcPr>
+          <w:p>
+            <w:pPr>
+              <w:keepLines/>
+              <w:spacing w:after="0"/>
+            </w:pPr>
+            <w:r>
+              <w:rPr>
+                <w:rFonts w:ascii="Arial" w:hAnsi="Arial" w:eastAsia="Arial" w:cs="Tahoma"/>
+                <w:sz w:val="18"/>
+              </w:rPr>
+            </w:r>
+            <w:r>
+              <w:rPr>
+                <w:rFonts w:ascii="Arial" w:hAnsi="Arial" w:eastAsia="Arial" w:cs="Tahoma"/>
+                <w:sz w:val="18"/>
+              </w:rPr>
+              <w:t>5</w:t>
             </w:r>
           </w:p>
         </w:tc>
@@ -8578,7 +8674,7 @@
                 <w:b/>
                 <w:sz w:val="18"/>
               </w:rPr>
-              <w:t>13</w:t>
+              <w:t>19</w:t>
             </w:r>
           </w:p>
         </w:tc>
@@ -8608,32 +8704,32 @@
                 <w:rFonts w:ascii="Courier New" w:hAnsi="Courier New" w:eastAsia="Courier New" w:cs="Tahoma"/>
                 <w:sz w:val="18"/>
               </w:rPr>
-              <w:t>LLDD-BE-Job-4-PrepareImpactStoreToIAS.pdf</w:t>
-            </w:r>
-          </w:p>
-        </w:tc>
-        <w:tc>
-          <w:tcPr>
-            <w:tcW w:type="dxa" w:w="1680"/>
-            <w:vAlign w:val="center"/>
-          </w:tcPr>
-          <w:p>
-            <w:pPr>
-              <w:keepLines/>
-              <w:spacing w:after="0"/>
-            </w:pPr>
-            <w:r>
-              <w:rPr>
-                <w:rFonts w:ascii="Arial" w:hAnsi="Arial" w:eastAsia="Arial" w:cs="Tahoma"/>
-                <w:sz w:val="18"/>
-              </w:rPr>
-            </w:r>
-            <w:r>
-              <w:rPr>
-                <w:rFonts w:ascii="Arial" w:hAnsi="Arial" w:eastAsia="Arial" w:cs="Tahoma"/>
-                <w:sz w:val="18"/>
-              </w:rPr>
-              <w:t>Bank</w:t>
+              <w:t>LLDD-BE-Job-5-ImportImpactSaleFromIAS.pdf</w:t>
+            </w:r>
+          </w:p>
+        </w:tc>
+        <w:tc>
+          <w:tcPr>
+            <w:tcW w:type="dxa" w:w="1680"/>
+            <w:vAlign w:val="center"/>
+          </w:tcPr>
+          <w:p>
+            <w:pPr>
+              <w:keepLines/>
+              <w:spacing w:after="0"/>
+            </w:pPr>
+            <w:r>
+              <w:rPr>
+                <w:rFonts w:ascii="Arial" w:hAnsi="Arial" w:eastAsia="Arial" w:cs="Tahoma"/>
+                <w:sz w:val="18"/>
+              </w:rPr>
+            </w:r>
+            <w:r>
+              <w:rPr>
+                <w:rFonts w:ascii="Arial" w:hAnsi="Arial" w:eastAsia="Arial" w:cs="Tahoma"/>
+                <w:sz w:val="18"/>
+              </w:rPr>
+              <w:t>Pete</w:t>
             </w:r>
           </w:p>
         </w:tc>
@@ -8683,7 +8779,7 @@
                 <w:rFonts w:ascii="Arial" w:hAnsi="Arial" w:eastAsia="Arial" w:cs="Tahoma"/>
                 <w:sz w:val="18"/>
               </w:rPr>
-              <w:t>14</w:t>
+              <w:t>16</w:t>
             </w:r>
           </w:p>
         </w:tc>
@@ -8734,7 +8830,7 @@
                 <w:b/>
                 <w:sz w:val="18"/>
               </w:rPr>
-              <w:t>19</w:t>
+              <w:t>21</w:t>
             </w:r>
           </w:p>
         </w:tc>
@@ -8764,32 +8860,32 @@
                 <w:rFonts w:ascii="Courier New" w:hAnsi="Courier New" w:eastAsia="Courier New" w:cs="Tahoma"/>
                 <w:sz w:val="18"/>
               </w:rPr>
-              <w:t>LLDD-BE-Job-5-ImportImpactSaleFromIAS.pdf</w:t>
-            </w:r>
-          </w:p>
-        </w:tc>
-        <w:tc>
-          <w:tcPr>
-            <w:tcW w:type="dxa" w:w="1680"/>
-            <w:vAlign w:val="center"/>
-          </w:tcPr>
-          <w:p>
-            <w:pPr>
-              <w:keepLines/>
-              <w:spacing w:after="0"/>
-            </w:pPr>
-            <w:r>
-              <w:rPr>
-                <w:rFonts w:ascii="Arial" w:hAnsi="Arial" w:eastAsia="Arial" w:cs="Tahoma"/>
-                <w:sz w:val="18"/>
-              </w:rPr>
-            </w:r>
-            <w:r>
-              <w:rPr>
-                <w:rFonts w:ascii="Arial" w:hAnsi="Arial" w:eastAsia="Arial" w:cs="Tahoma"/>
-                <w:sz w:val="18"/>
-              </w:rPr>
-              <w:t>Pete</w:t>
+              <w:t>LLDD-BE-Job-6-ExportImpactStoreToFS.pdf</w:t>
+            </w:r>
+          </w:p>
+        </w:tc>
+        <w:tc>
+          <w:tcPr>
+            <w:tcW w:type="dxa" w:w="1680"/>
+            <w:vAlign w:val="center"/>
+          </w:tcPr>
+          <w:p>
+            <w:pPr>
+              <w:keepLines/>
+              <w:spacing w:after="0"/>
+            </w:pPr>
+            <w:r>
+              <w:rPr>
+                <w:rFonts w:ascii="Arial" w:hAnsi="Arial" w:eastAsia="Arial" w:cs="Tahoma"/>
+                <w:sz w:val="18"/>
+              </w:rPr>
+            </w:r>
+            <w:r>
+              <w:rPr>
+                <w:rFonts w:ascii="Arial" w:hAnsi="Arial" w:eastAsia="Arial" w:cs="Tahoma"/>
+                <w:sz w:val="18"/>
+              </w:rPr>
+              <w:t>Bank</w:t>
             </w:r>
           </w:p>
         </w:tc>
@@ -8839,32 +8935,32 @@
                 <w:rFonts w:ascii="Arial" w:hAnsi="Arial" w:eastAsia="Arial" w:cs="Tahoma"/>
                 <w:sz w:val="18"/>
               </w:rPr>
-              <w:t>16</w:t>
-            </w:r>
-          </w:p>
-        </w:tc>
-        <w:tc>
-          <w:tcPr>
-            <w:tcW w:type="dxa" w:w="1680"/>
-            <w:vAlign w:val="center"/>
-          </w:tcPr>
-          <w:p>
-            <w:pPr>
-              <w:keepLines/>
-              <w:spacing w:after="0"/>
-            </w:pPr>
-            <w:r>
-              <w:rPr>
-                <w:rFonts w:ascii="Arial" w:hAnsi="Arial" w:eastAsia="Arial" w:cs="Tahoma"/>
-                <w:sz w:val="18"/>
-              </w:rPr>
-            </w:r>
-            <w:r>
-              <w:rPr>
-                <w:rFonts w:ascii="Arial" w:hAnsi="Arial" w:eastAsia="Arial" w:cs="Tahoma"/>
-                <w:sz w:val="18"/>
-              </w:rPr>
-              <w:t>5</w:t>
+              <w:t>26</w:t>
+            </w:r>
+          </w:p>
+        </w:tc>
+        <w:tc>
+          <w:tcPr>
+            <w:tcW w:type="dxa" w:w="1680"/>
+            <w:vAlign w:val="center"/>
+          </w:tcPr>
+          <w:p>
+            <w:pPr>
+              <w:keepLines/>
+              <w:spacing w:after="0"/>
+            </w:pPr>
+            <w:r>
+              <w:rPr>
+                <w:rFonts w:ascii="Arial" w:hAnsi="Arial" w:eastAsia="Arial" w:cs="Tahoma"/>
+                <w:sz w:val="18"/>
+              </w:rPr>
+            </w:r>
+            <w:r>
+              <w:rPr>
+                <w:rFonts w:ascii="Arial" w:hAnsi="Arial" w:eastAsia="Arial" w:cs="Tahoma"/>
+                <w:sz w:val="18"/>
+              </w:rPr>
+              <w:t>8</w:t>
             </w:r>
           </w:p>
         </w:tc>
@@ -8890,7 +8986,7 @@
                 <w:b/>
                 <w:sz w:val="18"/>
               </w:rPr>
-              <w:t>21</w:t>
+              <w:t>34</w:t>
             </w:r>
           </w:p>
         </w:tc>
@@ -8920,32 +9016,32 @@
                 <w:rFonts w:ascii="Courier New" w:hAnsi="Courier New" w:eastAsia="Courier New" w:cs="Tahoma"/>
                 <w:sz w:val="18"/>
               </w:rPr>
-              <w:t>LLDD-BE-Job-6-ExportImpactStoreToFS.pdf</w:t>
-            </w:r>
-          </w:p>
-        </w:tc>
-        <w:tc>
-          <w:tcPr>
-            <w:tcW w:type="dxa" w:w="1680"/>
-            <w:vAlign w:val="center"/>
-          </w:tcPr>
-          <w:p>
-            <w:pPr>
-              <w:keepLines/>
-              <w:spacing w:after="0"/>
-            </w:pPr>
-            <w:r>
-              <w:rPr>
-                <w:rFonts w:ascii="Arial" w:hAnsi="Arial" w:eastAsia="Arial" w:cs="Tahoma"/>
-                <w:sz w:val="18"/>
-              </w:rPr>
-            </w:r>
-            <w:r>
-              <w:rPr>
-                <w:rFonts w:ascii="Arial" w:hAnsi="Arial" w:eastAsia="Arial" w:cs="Tahoma"/>
-                <w:sz w:val="18"/>
-              </w:rPr>
-              <w:t>Bank</w:t>
+              <w:t>LLDD-BE-API-Common-Contracts.pdf</w:t>
+            </w:r>
+          </w:p>
+        </w:tc>
+        <w:tc>
+          <w:tcPr>
+            <w:tcW w:type="dxa" w:w="1680"/>
+            <w:vAlign w:val="center"/>
+          </w:tcPr>
+          <w:p>
+            <w:pPr>
+              <w:keepLines/>
+              <w:spacing w:after="0"/>
+            </w:pPr>
+            <w:r>
+              <w:rPr>
+                <w:rFonts w:ascii="Arial" w:hAnsi="Arial" w:eastAsia="Arial" w:cs="Tahoma"/>
+                <w:sz w:val="18"/>
+              </w:rPr>
+            </w:r>
+            <w:r>
+              <w:rPr>
+                <w:rFonts w:ascii="Arial" w:hAnsi="Arial" w:eastAsia="Arial" w:cs="Tahoma"/>
+                <w:sz w:val="18"/>
+              </w:rPr>
+              <w:t>But</w:t>
             </w:r>
           </w:p>
         </w:tc>
@@ -8995,32 +9091,32 @@
                 <w:rFonts w:ascii="Arial" w:hAnsi="Arial" w:eastAsia="Arial" w:cs="Tahoma"/>
                 <w:sz w:val="18"/>
               </w:rPr>
-              <w:t>20</w:t>
-            </w:r>
-          </w:p>
-        </w:tc>
-        <w:tc>
-          <w:tcPr>
-            <w:tcW w:type="dxa" w:w="1680"/>
-            <w:vAlign w:val="center"/>
-          </w:tcPr>
-          <w:p>
-            <w:pPr>
-              <w:keepLines/>
-              <w:spacing w:after="0"/>
-            </w:pPr>
-            <w:r>
-              <w:rPr>
-                <w:rFonts w:ascii="Arial" w:hAnsi="Arial" w:eastAsia="Arial" w:cs="Tahoma"/>
-                <w:sz w:val="18"/>
-              </w:rPr>
-            </w:r>
-            <w:r>
-              <w:rPr>
-                <w:rFonts w:ascii="Arial" w:hAnsi="Arial" w:eastAsia="Arial" w:cs="Tahoma"/>
-                <w:sz w:val="18"/>
-              </w:rPr>
-              <w:t>6</w:t>
+              <w:t>18</w:t>
+            </w:r>
+          </w:p>
+        </w:tc>
+        <w:tc>
+          <w:tcPr>
+            <w:tcW w:type="dxa" w:w="1680"/>
+            <w:vAlign w:val="center"/>
+          </w:tcPr>
+          <w:p>
+            <w:pPr>
+              <w:keepLines/>
+              <w:spacing w:after="0"/>
+            </w:pPr>
+            <w:r>
+              <w:rPr>
+                <w:rFonts w:ascii="Arial" w:hAnsi="Arial" w:eastAsia="Arial" w:cs="Tahoma"/>
+                <w:sz w:val="18"/>
+              </w:rPr>
+            </w:r>
+            <w:r>
+              <w:rPr>
+                <w:rFonts w:ascii="Arial" w:hAnsi="Arial" w:eastAsia="Arial" w:cs="Tahoma"/>
+                <w:sz w:val="18"/>
+              </w:rPr>
+              <w:t>0</w:t>
             </w:r>
           </w:p>
         </w:tc>
@@ -9046,7 +9142,7 @@
                 <w:b/>
                 <w:sz w:val="18"/>
               </w:rPr>
-              <w:t>26</w:t>
+              <w:t>18</w:t>
             </w:r>
           </w:p>
         </w:tc>
@@ -9076,107 +9172,107 @@
                 <w:rFonts w:ascii="Courier New" w:hAnsi="Courier New" w:eastAsia="Courier New" w:cs="Tahoma"/>
                 <w:sz w:val="18"/>
               </w:rPr>
-              <w:t>LLDD-BE-API-Common-Contracts.pdf</w:t>
-            </w:r>
-          </w:p>
-        </w:tc>
-        <w:tc>
-          <w:tcPr>
-            <w:tcW w:type="dxa" w:w="1680"/>
-            <w:vAlign w:val="center"/>
-          </w:tcPr>
-          <w:p>
-            <w:pPr>
-              <w:keepLines/>
-              <w:spacing w:after="0"/>
-            </w:pPr>
-            <w:r>
-              <w:rPr>
-                <w:rFonts w:ascii="Arial" w:hAnsi="Arial" w:eastAsia="Arial" w:cs="Tahoma"/>
-                <w:sz w:val="18"/>
-              </w:rPr>
-            </w:r>
-            <w:r>
-              <w:rPr>
-                <w:rFonts w:ascii="Arial" w:hAnsi="Arial" w:eastAsia="Arial" w:cs="Tahoma"/>
-                <w:sz w:val="18"/>
-              </w:rPr>
-              <w:t>But</w:t>
-            </w:r>
-          </w:p>
-        </w:tc>
-        <w:tc>
-          <w:tcPr>
-            <w:tcW w:type="dxa" w:w="1680"/>
-            <w:vAlign w:val="center"/>
-          </w:tcPr>
-          <w:p>
-            <w:pPr>
-              <w:keepLines/>
-              <w:spacing w:after="0"/>
-            </w:pPr>
-            <w:r>
-              <w:rPr>
-                <w:rFonts w:ascii="Arial" w:hAnsi="Arial" w:eastAsia="Arial" w:cs="Tahoma"/>
-                <w:sz w:val="18"/>
-              </w:rPr>
-            </w:r>
-            <w:r>
-              <w:rPr>
-                <w:rFonts w:ascii="Arial" w:hAnsi="Arial" w:eastAsia="Arial" w:cs="Tahoma"/>
-                <w:sz w:val="18"/>
-              </w:rPr>
-              <w:t>เต็มฉบับ</w:t>
-            </w:r>
-          </w:p>
-        </w:tc>
-        <w:tc>
-          <w:tcPr>
-            <w:tcW w:type="dxa" w:w="1680"/>
-            <w:vAlign w:val="center"/>
-          </w:tcPr>
-          <w:p>
-            <w:pPr>
-              <w:keepLines/>
-              <w:spacing w:after="0"/>
-            </w:pPr>
-            <w:r>
-              <w:rPr>
-                <w:rFonts w:ascii="Arial" w:hAnsi="Arial" w:eastAsia="Arial" w:cs="Tahoma"/>
-                <w:sz w:val="18"/>
-              </w:rPr>
-            </w:r>
-            <w:r>
-              <w:rPr>
-                <w:rFonts w:ascii="Arial" w:hAnsi="Arial" w:eastAsia="Arial" w:cs="Tahoma"/>
-                <w:sz w:val="18"/>
-              </w:rPr>
-              <w:t>18</w:t>
-            </w:r>
-          </w:p>
-        </w:tc>
-        <w:tc>
-          <w:tcPr>
-            <w:tcW w:type="dxa" w:w="1680"/>
-            <w:vAlign w:val="center"/>
-          </w:tcPr>
-          <w:p>
-            <w:pPr>
-              <w:keepLines/>
-              <w:spacing w:after="0"/>
-            </w:pPr>
-            <w:r>
-              <w:rPr>
-                <w:rFonts w:ascii="Arial" w:hAnsi="Arial" w:eastAsia="Arial" w:cs="Tahoma"/>
-                <w:sz w:val="18"/>
-              </w:rPr>
-            </w:r>
-            <w:r>
-              <w:rPr>
-                <w:rFonts w:ascii="Arial" w:hAnsi="Arial" w:eastAsia="Arial" w:cs="Tahoma"/>
-                <w:sz w:val="18"/>
-              </w:rPr>
-              <w:t>0</w:t>
+              <w:t>LLDD-BE-API-Report-and-Master-Data.pdf</w:t>
+            </w:r>
+          </w:p>
+        </w:tc>
+        <w:tc>
+          <w:tcPr>
+            <w:tcW w:type="dxa" w:w="1680"/>
+            <w:vAlign w:val="center"/>
+          </w:tcPr>
+          <w:p>
+            <w:pPr>
+              <w:keepLines/>
+              <w:spacing w:after="0"/>
+            </w:pPr>
+            <w:r>
+              <w:rPr>
+                <w:rFonts w:ascii="Arial" w:hAnsi="Arial" w:eastAsia="Arial" w:cs="Tahoma"/>
+                <w:sz w:val="18"/>
+              </w:rPr>
+            </w:r>
+            <w:r>
+              <w:rPr>
+                <w:rFonts w:ascii="Arial" w:hAnsi="Arial" w:eastAsia="Arial" w:cs="Tahoma"/>
+                <w:sz w:val="18"/>
+              </w:rPr>
+              <w:t>Pete</w:t>
+            </w:r>
+          </w:p>
+        </w:tc>
+        <w:tc>
+          <w:tcPr>
+            <w:tcW w:type="dxa" w:w="1680"/>
+            <w:vAlign w:val="center"/>
+          </w:tcPr>
+          <w:p>
+            <w:pPr>
+              <w:keepLines/>
+              <w:spacing w:after="0"/>
+            </w:pPr>
+            <w:r>
+              <w:rPr>
+                <w:rFonts w:ascii="Arial" w:hAnsi="Arial" w:eastAsia="Arial" w:cs="Tahoma"/>
+                <w:sz w:val="18"/>
+              </w:rPr>
+            </w:r>
+            <w:r>
+              <w:rPr>
+                <w:rFonts w:ascii="Arial" w:hAnsi="Arial" w:eastAsia="Arial" w:cs="Tahoma"/>
+                <w:sz w:val="18"/>
+              </w:rPr>
+              <w:t>30% ของฉบับ</w:t>
+            </w:r>
+          </w:p>
+        </w:tc>
+        <w:tc>
+          <w:tcPr>
+            <w:tcW w:type="dxa" w:w="1680"/>
+            <w:vAlign w:val="center"/>
+          </w:tcPr>
+          <w:p>
+            <w:pPr>
+              <w:keepLines/>
+              <w:spacing w:after="0"/>
+            </w:pPr>
+            <w:r>
+              <w:rPr>
+                <w:rFonts w:ascii="Arial" w:hAnsi="Arial" w:eastAsia="Arial" w:cs="Tahoma"/>
+                <w:sz w:val="18"/>
+              </w:rPr>
+            </w:r>
+            <w:r>
+              <w:rPr>
+                <w:rFonts w:ascii="Arial" w:hAnsi="Arial" w:eastAsia="Arial" w:cs="Tahoma"/>
+                <w:sz w:val="18"/>
+              </w:rPr>
+              <w:t>9</w:t>
+            </w:r>
+          </w:p>
+        </w:tc>
+        <w:tc>
+          <w:tcPr>
+            <w:tcW w:type="dxa" w:w="1680"/>
+            <w:vAlign w:val="center"/>
+          </w:tcPr>
+          <w:p>
+            <w:pPr>
+              <w:keepLines/>
+              <w:spacing w:after="0"/>
+            </w:pPr>
+            <w:r>
+              <w:rPr>
+                <w:rFonts w:ascii="Arial" w:hAnsi="Arial" w:eastAsia="Arial" w:cs="Tahoma"/>
+                <w:sz w:val="18"/>
+              </w:rPr>
+            </w:r>
+            <w:r>
+              <w:rPr>
+                <w:rFonts w:ascii="Arial" w:hAnsi="Arial" w:eastAsia="Arial" w:cs="Tahoma"/>
+                <w:sz w:val="18"/>
+              </w:rPr>
+              <w:t>3</w:t>
             </w:r>
           </w:p>
         </w:tc>
@@ -9202,7 +9298,7 @@
                 <w:b/>
                 <w:sz w:val="18"/>
               </w:rPr>
-              <w:t>18</w:t>
+              <w:t>12</w:t>
             </w:r>
           </w:p>
         </w:tc>
@@ -9232,107 +9328,107 @@
                 <w:rFonts w:ascii="Courier New" w:hAnsi="Courier New" w:eastAsia="Courier New" w:cs="Tahoma"/>
                 <w:sz w:val="18"/>
               </w:rPr>
-              <w:t>LLDD-BE-API-Report-and-Master-Data.pdf</w:t>
-            </w:r>
-          </w:p>
-        </w:tc>
-        <w:tc>
-          <w:tcPr>
-            <w:tcW w:type="dxa" w:w="1680"/>
-            <w:vAlign w:val="center"/>
-          </w:tcPr>
-          <w:p>
-            <w:pPr>
-              <w:keepLines/>
-              <w:spacing w:after="0"/>
-            </w:pPr>
-            <w:r>
-              <w:rPr>
-                <w:rFonts w:ascii="Arial" w:hAnsi="Arial" w:eastAsia="Arial" w:cs="Tahoma"/>
-                <w:sz w:val="18"/>
-              </w:rPr>
-            </w:r>
-            <w:r>
-              <w:rPr>
-                <w:rFonts w:ascii="Arial" w:hAnsi="Arial" w:eastAsia="Arial" w:cs="Tahoma"/>
-                <w:sz w:val="18"/>
-              </w:rPr>
-              <w:t>Pete</w:t>
-            </w:r>
-          </w:p>
-        </w:tc>
-        <w:tc>
-          <w:tcPr>
-            <w:tcW w:type="dxa" w:w="1680"/>
-            <w:vAlign w:val="center"/>
-          </w:tcPr>
-          <w:p>
-            <w:pPr>
-              <w:keepLines/>
-              <w:spacing w:after="0"/>
-            </w:pPr>
-            <w:r>
-              <w:rPr>
-                <w:rFonts w:ascii="Arial" w:hAnsi="Arial" w:eastAsia="Arial" w:cs="Tahoma"/>
-                <w:sz w:val="18"/>
-              </w:rPr>
-            </w:r>
-            <w:r>
-              <w:rPr>
-                <w:rFonts w:ascii="Arial" w:hAnsi="Arial" w:eastAsia="Arial" w:cs="Tahoma"/>
-                <w:sz w:val="18"/>
-              </w:rPr>
-              <w:t>30% ของฉบับ</w:t>
-            </w:r>
-          </w:p>
-        </w:tc>
-        <w:tc>
-          <w:tcPr>
-            <w:tcW w:type="dxa" w:w="1680"/>
-            <w:vAlign w:val="center"/>
-          </w:tcPr>
-          <w:p>
-            <w:pPr>
-              <w:keepLines/>
-              <w:spacing w:after="0"/>
-            </w:pPr>
-            <w:r>
-              <w:rPr>
-                <w:rFonts w:ascii="Arial" w:hAnsi="Arial" w:eastAsia="Arial" w:cs="Tahoma"/>
-                <w:sz w:val="18"/>
-              </w:rPr>
-            </w:r>
-            <w:r>
-              <w:rPr>
-                <w:rFonts w:ascii="Arial" w:hAnsi="Arial" w:eastAsia="Arial" w:cs="Tahoma"/>
-                <w:sz w:val="18"/>
-              </w:rPr>
-              <w:t>9</w:t>
-            </w:r>
-          </w:p>
-        </w:tc>
-        <w:tc>
-          <w:tcPr>
-            <w:tcW w:type="dxa" w:w="1680"/>
-            <w:vAlign w:val="center"/>
-          </w:tcPr>
-          <w:p>
-            <w:pPr>
-              <w:keepLines/>
-              <w:spacing w:after="0"/>
-            </w:pPr>
-            <w:r>
-              <w:rPr>
-                <w:rFonts w:ascii="Arial" w:hAnsi="Arial" w:eastAsia="Arial" w:cs="Tahoma"/>
-                <w:sz w:val="18"/>
-              </w:rPr>
-            </w:r>
-            <w:r>
-              <w:rPr>
-                <w:rFonts w:ascii="Arial" w:hAnsi="Arial" w:eastAsia="Arial" w:cs="Tahoma"/>
-                <w:sz w:val="18"/>
-              </w:rPr>
-              <w:t>3</w:t>
+              <w:t>LLDD-BE-Data-Migration-Cutover.pdf</w:t>
+            </w:r>
+          </w:p>
+        </w:tc>
+        <w:tc>
+          <w:tcPr>
+            <w:tcW w:type="dxa" w:w="1680"/>
+            <w:vAlign w:val="center"/>
+          </w:tcPr>
+          <w:p>
+            <w:pPr>
+              <w:keepLines/>
+              <w:spacing w:after="0"/>
+            </w:pPr>
+            <w:r>
+              <w:rPr>
+                <w:rFonts w:ascii="Arial" w:hAnsi="Arial" w:eastAsia="Arial" w:cs="Tahoma"/>
+                <w:sz w:val="18"/>
+              </w:rPr>
+            </w:r>
+            <w:r>
+              <w:rPr>
+                <w:rFonts w:ascii="Arial" w:hAnsi="Arial" w:eastAsia="Arial" w:cs="Tahoma"/>
+                <w:sz w:val="18"/>
+              </w:rPr>
+              <w:t>Bank</w:t>
+            </w:r>
+          </w:p>
+        </w:tc>
+        <w:tc>
+          <w:tcPr>
+            <w:tcW w:type="dxa" w:w="1680"/>
+            <w:vAlign w:val="center"/>
+          </w:tcPr>
+          <w:p>
+            <w:pPr>
+              <w:keepLines/>
+              <w:spacing w:after="0"/>
+            </w:pPr>
+            <w:r>
+              <w:rPr>
+                <w:rFonts w:ascii="Arial" w:hAnsi="Arial" w:eastAsia="Arial" w:cs="Tahoma"/>
+                <w:sz w:val="18"/>
+              </w:rPr>
+            </w:r>
+            <w:r>
+              <w:rPr>
+                <w:rFonts w:ascii="Arial" w:hAnsi="Arial" w:eastAsia="Arial" w:cs="Tahoma"/>
+                <w:sz w:val="18"/>
+              </w:rPr>
+              <w:t>เต็มฉบับ</w:t>
+            </w:r>
+          </w:p>
+        </w:tc>
+        <w:tc>
+          <w:tcPr>
+            <w:tcW w:type="dxa" w:w="1680"/>
+            <w:vAlign w:val="center"/>
+          </w:tcPr>
+          <w:p>
+            <w:pPr>
+              <w:keepLines/>
+              <w:spacing w:after="0"/>
+            </w:pPr>
+            <w:r>
+              <w:rPr>
+                <w:rFonts w:ascii="Arial" w:hAnsi="Arial" w:eastAsia="Arial" w:cs="Tahoma"/>
+                <w:sz w:val="18"/>
+              </w:rPr>
+            </w:r>
+            <w:r>
+              <w:rPr>
+                <w:rFonts w:ascii="Arial" w:hAnsi="Arial" w:eastAsia="Arial" w:cs="Tahoma"/>
+                <w:sz w:val="18"/>
+              </w:rPr>
+              <w:t>43</w:t>
+            </w:r>
+          </w:p>
+        </w:tc>
+        <w:tc>
+          <w:tcPr>
+            <w:tcW w:type="dxa" w:w="1680"/>
+            <w:vAlign w:val="center"/>
+          </w:tcPr>
+          <w:p>
+            <w:pPr>
+              <w:keepLines/>
+              <w:spacing w:after="0"/>
+            </w:pPr>
+            <w:r>
+              <w:rPr>
+                <w:rFonts w:ascii="Arial" w:hAnsi="Arial" w:eastAsia="Arial" w:cs="Tahoma"/>
+                <w:sz w:val="18"/>
+              </w:rPr>
+            </w:r>
+            <w:r>
+              <w:rPr>
+                <w:rFonts w:ascii="Arial" w:hAnsi="Arial" w:eastAsia="Arial" w:cs="Tahoma"/>
+                <w:sz w:val="18"/>
+              </w:rPr>
+              <w:t>0</w:t>
             </w:r>
           </w:p>
         </w:tc>
@@ -9358,7 +9454,7 @@
                 <w:b/>
                 <w:sz w:val="18"/>
               </w:rPr>
-              <w:t>12</w:t>
+              <w:t>43</w:t>
             </w:r>
           </w:p>
         </w:tc>
@@ -9388,7 +9484,7 @@
                 <w:rFonts w:ascii="Courier New" w:hAnsi="Courier New" w:eastAsia="Courier New" w:cs="Tahoma"/>
                 <w:sz w:val="18"/>
               </w:rPr>
-              <w:t>LLDD-BE-Data-Migration-Cutover.pdf</w:t>
+              <w:t>LLDD-BE-Database-Structure.pdf</w:t>
             </w:r>
           </w:p>
         </w:tc>
@@ -9463,7 +9559,7 @@
                 <w:rFonts w:ascii="Arial" w:hAnsi="Arial" w:eastAsia="Arial" w:cs="Tahoma"/>
                 <w:sz w:val="18"/>
               </w:rPr>
-              <w:t>40</w:t>
+              <w:t>31</w:t>
             </w:r>
           </w:p>
         </w:tc>
@@ -9514,7 +9610,7 @@
                 <w:b/>
                 <w:sz w:val="18"/>
               </w:rPr>
-              <w:t>40</w:t>
+              <w:t>31</w:t>
             </w:r>
           </w:p>
         </w:tc>
@@ -9544,32 +9640,32 @@
                 <w:rFonts w:ascii="Courier New" w:hAnsi="Courier New" w:eastAsia="Courier New" w:cs="Tahoma"/>
                 <w:sz w:val="18"/>
               </w:rPr>
-              <w:t>LLDD-BE-Database-Structure.pdf</w:t>
-            </w:r>
-          </w:p>
-        </w:tc>
-        <w:tc>
-          <w:tcPr>
-            <w:tcW w:type="dxa" w:w="1680"/>
-            <w:vAlign w:val="center"/>
-          </w:tcPr>
-          <w:p>
-            <w:pPr>
-              <w:keepLines/>
-              <w:spacing w:after="0"/>
-            </w:pPr>
-            <w:r>
-              <w:rPr>
-                <w:rFonts w:ascii="Arial" w:hAnsi="Arial" w:eastAsia="Arial" w:cs="Tahoma"/>
-                <w:sz w:val="18"/>
-              </w:rPr>
-            </w:r>
-            <w:r>
-              <w:rPr>
-                <w:rFonts w:ascii="Arial" w:hAnsi="Arial" w:eastAsia="Arial" w:cs="Tahoma"/>
-                <w:sz w:val="18"/>
-              </w:rPr>
-              <w:t>Bank</w:t>
+              <w:t>LLDD-BE-Job-Batch-Email-SRM.pdf</w:t>
+            </w:r>
+          </w:p>
+        </w:tc>
+        <w:tc>
+          <w:tcPr>
+            <w:tcW w:type="dxa" w:w="1680"/>
+            <w:vAlign w:val="center"/>
+          </w:tcPr>
+          <w:p>
+            <w:pPr>
+              <w:keepLines/>
+              <w:spacing w:after="0"/>
+            </w:pPr>
+            <w:r>
+              <w:rPr>
+                <w:rFonts w:ascii="Arial" w:hAnsi="Arial" w:eastAsia="Arial" w:cs="Tahoma"/>
+                <w:sz w:val="18"/>
+              </w:rPr>
+            </w:r>
+            <w:r>
+              <w:rPr>
+                <w:rFonts w:ascii="Arial" w:hAnsi="Arial" w:eastAsia="Arial" w:cs="Tahoma"/>
+                <w:sz w:val="18"/>
+              </w:rPr>
+              <w:t>Pete</w:t>
             </w:r>
           </w:p>
         </w:tc>
@@ -9619,32 +9715,32 @@
                 <w:rFonts w:ascii="Arial" w:hAnsi="Arial" w:eastAsia="Arial" w:cs="Tahoma"/>
                 <w:sz w:val="18"/>
               </w:rPr>
-              <w:t>28</w:t>
-            </w:r>
-          </w:p>
-        </w:tc>
-        <w:tc>
-          <w:tcPr>
-            <w:tcW w:type="dxa" w:w="1680"/>
-            <w:vAlign w:val="center"/>
-          </w:tcPr>
-          <w:p>
-            <w:pPr>
-              <w:keepLines/>
-              <w:spacing w:after="0"/>
-            </w:pPr>
-            <w:r>
-              <w:rPr>
-                <w:rFonts w:ascii="Arial" w:hAnsi="Arial" w:eastAsia="Arial" w:cs="Tahoma"/>
-                <w:sz w:val="18"/>
-              </w:rPr>
-            </w:r>
-            <w:r>
-              <w:rPr>
-                <w:rFonts w:ascii="Arial" w:hAnsi="Arial" w:eastAsia="Arial" w:cs="Tahoma"/>
-                <w:sz w:val="18"/>
-              </w:rPr>
-              <w:t>0</w:t>
+              <w:t>14</w:t>
+            </w:r>
+          </w:p>
+        </w:tc>
+        <w:tc>
+          <w:tcPr>
+            <w:tcW w:type="dxa" w:w="1680"/>
+            <w:vAlign w:val="center"/>
+          </w:tcPr>
+          <w:p>
+            <w:pPr>
+              <w:keepLines/>
+              <w:spacing w:after="0"/>
+            </w:pPr>
+            <w:r>
+              <w:rPr>
+                <w:rFonts w:ascii="Arial" w:hAnsi="Arial" w:eastAsia="Arial" w:cs="Tahoma"/>
+                <w:sz w:val="18"/>
+              </w:rPr>
+            </w:r>
+            <w:r>
+              <w:rPr>
+                <w:rFonts w:ascii="Arial" w:hAnsi="Arial" w:eastAsia="Arial" w:cs="Tahoma"/>
+                <w:sz w:val="18"/>
+              </w:rPr>
+              <w:t>5</w:t>
             </w:r>
           </w:p>
         </w:tc>
@@ -9670,7 +9766,7 @@
                 <w:b/>
                 <w:sz w:val="18"/>
               </w:rPr>
-              <w:t>28</w:t>
+              <w:t>19</w:t>
             </w:r>
           </w:p>
         </w:tc>
@@ -9697,144 +9793,50 @@
             </w:r>
             <w:r>
               <w:rPr>
-                <w:rFonts w:ascii="Courier New" w:hAnsi="Courier New" w:eastAsia="Courier New" w:cs="Tahoma"/>
-                <w:sz w:val="18"/>
-              </w:rPr>
-              <w:t>LLDD-BE-Job-Batch-Email-SRM.pdf</w:t>
-            </w:r>
-          </w:p>
-        </w:tc>
-        <w:tc>
-          <w:tcPr>
-            <w:tcW w:type="dxa" w:w="1680"/>
-            <w:vAlign w:val="center"/>
-          </w:tcPr>
-          <w:p>
-            <w:pPr>
-              <w:keepLines/>
-              <w:spacing w:after="0"/>
-            </w:pPr>
-            <w:r>
-              <w:rPr>
-                <w:rFonts w:ascii="Arial" w:hAnsi="Arial" w:eastAsia="Arial" w:cs="Tahoma"/>
-                <w:sz w:val="18"/>
-              </w:rPr>
-            </w:r>
-            <w:r>
-              <w:rPr>
-                <w:rFonts w:ascii="Arial" w:hAnsi="Arial" w:eastAsia="Arial" w:cs="Tahoma"/>
-                <w:sz w:val="18"/>
-              </w:rPr>
-              <w:t>Pete</w:t>
-            </w:r>
-          </w:p>
-        </w:tc>
-        <w:tc>
-          <w:tcPr>
-            <w:tcW w:type="dxa" w:w="1680"/>
-            <w:vAlign w:val="center"/>
-          </w:tcPr>
-          <w:p>
-            <w:pPr>
-              <w:keepLines/>
-              <w:spacing w:after="0"/>
-            </w:pPr>
-            <w:r>
-              <w:rPr>
-                <w:rFonts w:ascii="Arial" w:hAnsi="Arial" w:eastAsia="Arial" w:cs="Tahoma"/>
-                <w:sz w:val="18"/>
-              </w:rPr>
-            </w:r>
-            <w:r>
-              <w:rPr>
-                <w:rFonts w:ascii="Arial" w:hAnsi="Arial" w:eastAsia="Arial" w:cs="Tahoma"/>
-                <w:sz w:val="18"/>
-              </w:rPr>
-              <w:t>เต็มฉบับ</w:t>
-            </w:r>
-          </w:p>
-        </w:tc>
-        <w:tc>
-          <w:tcPr>
-            <w:tcW w:type="dxa" w:w="1680"/>
-            <w:vAlign w:val="center"/>
-          </w:tcPr>
-          <w:p>
-            <w:pPr>
-              <w:keepLines/>
-              <w:spacing w:after="0"/>
-            </w:pPr>
-            <w:r>
-              <w:rPr>
-                <w:rFonts w:ascii="Arial" w:hAnsi="Arial" w:eastAsia="Arial" w:cs="Tahoma"/>
-                <w:sz w:val="18"/>
-              </w:rPr>
-            </w:r>
-            <w:r>
-              <w:rPr>
-                <w:rFonts w:ascii="Arial" w:hAnsi="Arial" w:eastAsia="Arial" w:cs="Tahoma"/>
-                <w:sz w:val="18"/>
-              </w:rPr>
-              <w:t>14</w:t>
-            </w:r>
-          </w:p>
-        </w:tc>
-        <w:tc>
-          <w:tcPr>
-            <w:tcW w:type="dxa" w:w="1680"/>
-            <w:vAlign w:val="center"/>
-          </w:tcPr>
-          <w:p>
-            <w:pPr>
-              <w:keepLines/>
-              <w:spacing w:after="0"/>
-            </w:pPr>
-            <w:r>
-              <w:rPr>
-                <w:rFonts w:ascii="Arial" w:hAnsi="Arial" w:eastAsia="Arial" w:cs="Tahoma"/>
-                <w:sz w:val="18"/>
-              </w:rPr>
-            </w:r>
-            <w:r>
-              <w:rPr>
-                <w:rFonts w:ascii="Arial" w:hAnsi="Arial" w:eastAsia="Arial" w:cs="Tahoma"/>
-                <w:sz w:val="18"/>
-              </w:rPr>
-              <w:t>5</w:t>
-            </w:r>
-          </w:p>
-        </w:tc>
-        <w:tc>
-          <w:tcPr>
-            <w:tcW w:type="dxa" w:w="1680"/>
-            <w:vAlign w:val="center"/>
-          </w:tcPr>
-          <w:p>
-            <w:pPr>
-              <w:keepLines/>
-              <w:spacing w:after="0"/>
-            </w:pPr>
-            <w:r>
-              <w:rPr>
-                <w:rFonts w:ascii="Arial" w:hAnsi="Arial" w:eastAsia="Arial" w:cs="Tahoma"/>
-                <w:sz w:val="18"/>
-              </w:rPr>
-            </w:r>
-            <w:r>
-              <w:rPr>
                 <w:rFonts w:ascii="Arial" w:hAnsi="Arial" w:eastAsia="Arial" w:cs="Tahoma"/>
                 <w:b/>
                 <w:sz w:val="18"/>
               </w:rPr>
-              <w:t>19</w:t>
-            </w:r>
-          </w:p>
-        </w:tc>
-      </w:tr>
-      <w:tr>
-        <w:trPr>
-          <w:cantSplit/>
-        </w:trPr>
+              <w:t>รวม</w:t>
+            </w:r>
+          </w:p>
+        </w:tc>
+        <w:tc>
+          <w:tcPr>
+            <w:tcW w:type="dxa" w:w="1680"/>
+            <w:vAlign w:val="center"/>
+          </w:tcPr>
+          <w:p>
+            <w:pPr>
+              <w:keepLines/>
+              <w:spacing w:after="0"/>
+            </w:pPr>
+            <w:r>
+              <w:rPr>
+                <w:rFonts w:ascii="Arial" w:hAnsi="Arial" w:eastAsia="Arial" w:cs="Tahoma"/>
+                <w:sz w:val="18"/>
+              </w:rPr>
+            </w:r>
+          </w:p>
+        </w:tc>
+        <w:tc>
+          <w:tcPr>
+            <w:tcW w:type="dxa" w:w="1680"/>
+            <w:vAlign w:val="center"/>
+          </w:tcPr>
+          <w:p>
+            <w:pPr>
+              <w:keepLines/>
+              <w:spacing w:after="0"/>
+            </w:pPr>
+            <w:r>
+              <w:rPr>
+                <w:rFonts w:ascii="Arial" w:hAnsi="Arial" w:eastAsia="Arial" w:cs="Tahoma"/>
+                <w:sz w:val="18"/>
+              </w:rPr>
+            </w:r>
+          </w:p>
+        </w:tc>
         <w:tc>
           <w:tcPr>
             <w:tcW w:type="dxa" w:w="1680"/>
@@ -9857,43 +9859,7 @@
                 <w:b/>
                 <w:sz w:val="18"/>
               </w:rPr>
-              <w:t>รวม</w:t>
-            </w:r>
-          </w:p>
-        </w:tc>
-        <w:tc>
-          <w:tcPr>
-            <w:tcW w:type="dxa" w:w="1680"/>
-            <w:vAlign w:val="center"/>
-          </w:tcPr>
-          <w:p>
-            <w:pPr>
-              <w:keepLines/>
-              <w:spacing w:after="0"/>
-            </w:pPr>
-            <w:r>
-              <w:rPr>
-                <w:rFonts w:ascii="Arial" w:hAnsi="Arial" w:eastAsia="Arial" w:cs="Tahoma"/>
-                <w:sz w:val="18"/>
-              </w:rPr>
-            </w:r>
-          </w:p>
-        </w:tc>
-        <w:tc>
-          <w:tcPr>
-            <w:tcW w:type="dxa" w:w="1680"/>
-            <w:vAlign w:val="center"/>
-          </w:tcPr>
-          <w:p>
-            <w:pPr>
-              <w:keepLines/>
-              <w:spacing w:after="0"/>
-            </w:pPr>
-            <w:r>
-              <w:rPr>
-                <w:rFonts w:ascii="Arial" w:hAnsi="Arial" w:eastAsia="Arial" w:cs="Tahoma"/>
-                <w:sz w:val="18"/>
-              </w:rPr>
+              <w:t>203</w:t>
             </w:r>
           </w:p>
         </w:tc>
@@ -9919,7 +9885,7 @@
                 <w:b/>
                 <w:sz w:val="18"/>
               </w:rPr>
-              <w:t>207</w:t>
+              <w:t>37</w:t>
             </w:r>
           </w:p>
         </w:tc>
@@ -9945,33 +9911,7 @@
                 <w:b/>
                 <w:sz w:val="18"/>
               </w:rPr>
-              <w:t>40</w:t>
-            </w:r>
-          </w:p>
-        </w:tc>
-        <w:tc>
-          <w:tcPr>
-            <w:tcW w:type="dxa" w:w="1680"/>
-            <w:vAlign w:val="center"/>
-          </w:tcPr>
-          <w:p>
-            <w:pPr>
-              <w:keepLines/>
-              <w:spacing w:after="0"/>
-            </w:pPr>
-            <w:r>
-              <w:rPr>
-                <w:rFonts w:ascii="Arial" w:hAnsi="Arial" w:eastAsia="Arial" w:cs="Tahoma"/>
-                <w:sz w:val="18"/>
-              </w:rPr>
-            </w:r>
-            <w:r>
-              <w:rPr>
-                <w:rFonts w:ascii="Arial" w:hAnsi="Arial" w:eastAsia="Arial" w:cs="Tahoma"/>
-                <w:b/>
-                <w:sz w:val="18"/>
-              </w:rPr>
-              <w:t>247</w:t>
+              <w:t>240</w:t>
             </w:r>
           </w:p>
         </w:tc>

--- a/LLDD/word/LLDD-To-Be.docx
+++ b/LLDD/word/LLDD-To-Be.docx
@@ -269,7 +269,7 @@
         <w:pageBreakBefore/>
       </w:pPr>
       <w:r>
-        <w:t>1. Purpose</w:t>
+        <w:t>1. เอกสารนี้ตอบอะไร</w:t>
       </w:r>
     </w:p>
     <w:p>
@@ -277,45 +277,50 @@
         <w:keepNext w:val="0"/>
       </w:pPr>
       <w:r>
-        <w:t xml:space="preserve">สอบทานย้อนกลับ (traceability) ระหว่าง </w:t>
+        <w:t xml:space="preserve">ตอบคำถามเดียว: </w:t>
       </w:r>
       <w:r>
         <w:rPr>
           <w:b/>
         </w:rPr>
-        <w:t>SDD ปรับปรุงการชดเชยรายได้ในระบบ SBP GI (24/02/2026) หัวข้อ 1.9 To-Be Business Process</w:t>
+        <w:t>SDD สั่งให้ทำอะไรเพิ่ม · ใช้เวลากี่ชั่วโมง · ใครทำฝั่ง FE ใครทำฝั่ง BE · รายละเอียดอยู่ใน LLDD ฉบับไหน</w:t>
       </w:r>
       <w:r>
-        <w:t xml:space="preserve"> กับ</w:t>
+        <w:t xml:space="preserve"> — ใช้คู่กับ SDD ปรับปรุงการชดเชยรายได้ในระบบ SBP GI (24/02/2026) หัวข้อ 1.9 To-Be Business Process</w:t>
+      </w:r>
+    </w:p>
+    <w:p>
+      <w:r>
+        <w:t xml:space="preserve">⚠️ </w:t>
       </w:r>
       <w:r>
         <w:rPr>
           <w:b/>
         </w:rPr>
-        <w:t>เอกสาร LLDD 38 ฉบับที่มีชั่วโมงทำงาน</w:t>
+        <w:t>กติกาการนับเวลา (มติ 2026-08-25):</w:t>
       </w:r>
       <w:r>
-        <w:t xml:space="preserve"> (ไม่รวมเอกสารอ้างอิง LLDD-API.pdf · LLDD-Database.pdf และฉบับนี้) — ตอบว่า To-Be แต่ละข้อ </w:t>
+        <w:t xml:space="preserve"> นับ</w:t>
       </w:r>
       <w:r>
         <w:rPr>
           <w:b/>
         </w:rPr>
-        <w:t>ใช้เอกสาร FE ฉบับไหน BE ฉบับไหน และกินเวลากี่ชั่วโมง</w:t>
+        <w:t>เฉพาะงานที่ To-Be เพิ่มเข้ามาใหม่ = 501 ชั่วโมง</w:t>
       </w:r>
-    </w:p>
-    <w:p>
       <w:r>
-        <w:t>ชั่วโมงในเอกสารนี้ = ชั่วโมงเดียวกับที่ประกาศในแต่ละฉบับ (implementation + unit test) แต่</w:t>
+        <w:t xml:space="preserve"> เท่านั้น · งานฐานรากที่ต้องทำอยู่แล้วไม่ว่าจะมี To-Be หรือไม่ (323 ชั่วโมง — โครงฐานข้อมูล, pipeline FGI/FCS, สัญญากลาง API/FE, shell ของ portal, งานทดสอบ/ส่งมอบ) แยกไว้ท้ายเอกสารและ</w:t>
       </w:r>
       <w:r>
         <w:rPr>
           <w:b/>
         </w:rPr>
-        <w:t>แบ่งตามสัดส่วนงาน</w:t>
+        <w:t>ไม่นับรวมเป็นเวลาของ To-Be</w:t>
       </w:r>
+    </w:p>
+    <w:p>
       <w:r>
-        <w:t>เมื่อเอกสารหนึ่งรับใช้ To-Be มากกว่าหนึ่งข้อ · ผลรวมทุกข้อจึงเท่ากับยอดรวมของชุดส่งมอบพอดี ไม่มีการนับซ้ำ</w:t>
+        <w:t>ชั่วโมงที่แสดงคือชั่วโมงเดียวกับที่ประกาศในแต่ละฉบับ (implementation + unit test) · เอกสารที่รับใช้ To-Be หลายข้อจะถูกแบ่งตามสัดส่วนในคอลัมน์ *สัดส่วนของฉบับ* จึงไม่มีการนับซ้ำ</w:t>
       </w:r>
     </w:p>
     <w:p>
@@ -326,45 +331,7 @@
         <w:pageBreakBefore w:val="0"/>
       </w:pPr>
       <w:r>
-        <w:t>2. Scope</w:t>
-      </w:r>
-    </w:p>
-    <w:p>
-      <w:pPr>
-        <w:pStyle w:val="ListBullet"/>
-        <w:keepLines/>
-      </w:pPr>
-      <w:r>
-        <w:t>ครอบคลุม To-Be 3 ข้อของ SDD (สไลด์ 43-62) + กลุ่มงานฐานรากที่ทุกข้อใช้ร่วมกัน</w:t>
-      </w:r>
-    </w:p>
-    <w:p>
-      <w:pPr>
-        <w:pStyle w:val="ListBullet"/>
-        <w:keepLines/>
-      </w:pPr>
-      <w:r>
-        <w:t>ไม่ใช่เอกสารออกแบบ — รายละเอียดการทำงานอยู่ในเอกสาร LLDD ที่อ้างถึงในแต่ละตาราง</w:t>
-      </w:r>
-    </w:p>
-    <w:p>
-      <w:pPr>
-        <w:pStyle w:val="ListBullet"/>
-        <w:keepLines/>
-      </w:pPr>
-      <w:r>
-        <w:t>สัดส่วนการแบ่งชั่วโมงเป็นค่าที่กำหนดไว้ใน TOBE_ALLOCATION ของ tools/build_lldd_documents.py (แก้ที่เดียว)</w:t>
-      </w:r>
-    </w:p>
-    <w:p>
-      <w:pPr>
-        <w:pStyle w:val="Heading1"/>
-        <w:keepNext/>
-        <w:keepLines/>
-        <w:pageBreakBefore w:val="0"/>
-      </w:pPr>
-      <w:r>
-        <w:t>3. สรุปชั่วโมงต่อข้อ To-Be</w:t>
+        <w:t>2. สรุปงานที่ To-Be เพิ่มเข้ามา</w:t>
       </w:r>
     </w:p>
     <w:tbl>
@@ -404,7 +371,7 @@
                 <w:b/>
                 <w:sz w:val="18"/>
               </w:rPr>
-              <w:t>รหัส</w:t>
+              <w:t>ข้อ</w:t>
             </w:r>
           </w:p>
         </w:tc>
@@ -426,7 +393,7 @@
                 <w:b/>
                 <w:sz w:val="18"/>
               </w:rPr>
-              <w:t>หัวข้อ To-Be (SDD)</w:t>
+              <w:t>SDD สไลด์</w:t>
             </w:r>
           </w:p>
         </w:tc>
@@ -448,7 +415,7 @@
                 <w:b/>
                 <w:sz w:val="18"/>
               </w:rPr>
-              <w:t>ที่มา</w:t>
+              <w:t>ทำอะไร</w:t>
             </w:r>
           </w:p>
         </w:tc>
@@ -569,7 +536,7 @@
                 <w:rFonts w:ascii="Arial" w:hAnsi="Arial" w:eastAsia="Arial" w:cs="Tahoma"/>
                 <w:sz w:val="18"/>
               </w:rPr>
-              <w:t>แก้ไขระบบการสร้างเอกสารชดเชยรายได้</w:t>
+              <w:t>สไลด์ 43 · 46-51</w:t>
             </w:r>
           </w:p>
         </w:tc>
@@ -594,7 +561,7 @@
                 <w:rFonts w:ascii="Arial" w:hAnsi="Arial" w:eastAsia="Arial" w:cs="Tahoma"/>
                 <w:sz w:val="18"/>
               </w:rPr>
-              <w:t>สไลด์ 43 · 46-51</w:t>
+              <w:t>แก้ไขระบบการสร้างเอกสารชดเชยรายได้</w:t>
             </w:r>
           </w:p>
         </w:tc>
@@ -725,7 +692,7 @@
                 <w:rFonts w:ascii="Arial" w:hAnsi="Arial" w:eastAsia="Arial" w:cs="Tahoma"/>
                 <w:sz w:val="18"/>
               </w:rPr>
-              <w:t>ปรับสิทธิ์การตรวจสอบยอดชดเชยรายได้และกระบวนการทำงานของทีมส่งเสริม</w:t>
+              <w:t>สไลด์ 52-58</w:t>
             </w:r>
           </w:p>
         </w:tc>
@@ -750,7 +717,7 @@
                 <w:rFonts w:ascii="Arial" w:hAnsi="Arial" w:eastAsia="Arial" w:cs="Tahoma"/>
                 <w:sz w:val="18"/>
               </w:rPr>
-              <w:t>สไลด์ 52-58</w:t>
+              <w:t>ปรับสิทธิ์การตรวจสอบยอดชดเชยรายได้และกระบวนการทำงานของทีมส่งเสริม</w:t>
             </w:r>
           </w:p>
         </w:tc>
@@ -881,7 +848,7 @@
                 <w:rFonts w:ascii="Arial" w:hAnsi="Arial" w:eastAsia="Arial" w:cs="Tahoma"/>
                 <w:sz w:val="18"/>
               </w:rPr>
-              <w:t>ยกเลิก Process บัญชี SBP ในการ Approve ค่าใช้จ่าย + เมนูรายงานใน SBP Mall</w:t>
+              <w:t>สไลด์ 59-62</w:t>
             </w:r>
           </w:p>
         </w:tc>
@@ -906,7 +873,7 @@
                 <w:rFonts w:ascii="Arial" w:hAnsi="Arial" w:eastAsia="Arial" w:cs="Tahoma"/>
                 <w:sz w:val="18"/>
               </w:rPr>
-              <w:t>สไลด์ 59-62</w:t>
+              <w:t>ยกเลิก Process บัญชี SBP ในการ Approve ค่าใช้จ่าย + เมนูรายงานใน SBP Mall</w:t>
             </w:r>
           </w:p>
         </w:tc>
@@ -1007,13 +974,6 @@
                 <w:sz w:val="18"/>
               </w:rPr>
             </w:r>
-            <w:r>
-              <w:rPr>
-                <w:rFonts w:ascii="Arial" w:hAnsi="Arial" w:eastAsia="Arial" w:cs="Tahoma"/>
-                <w:sz w:val="18"/>
-              </w:rPr>
-              <w:t>TB-0</w:t>
-            </w:r>
           </w:p>
         </w:tc>
         <w:tc>
@@ -1032,13 +992,6 @@
                 <w:sz w:val="18"/>
               </w:rPr>
             </w:r>
-            <w:r>
-              <w:rPr>
-                <w:rFonts w:ascii="Arial" w:hAnsi="Arial" w:eastAsia="Arial" w:cs="Tahoma"/>
-                <w:sz w:val="18"/>
-              </w:rPr>
-              <w:t>งานฐานรากที่ To-Be ทุกข้อใช้ร่วมกัน (ไม่ได้ระบุเป็นข้อใน SDD)</w:t>
-            </w:r>
           </w:p>
         </w:tc>
         <w:tc>
@@ -1060,9 +1013,10 @@
             <w:r>
               <w:rPr>
                 <w:rFonts w:ascii="Arial" w:hAnsi="Arial" w:eastAsia="Arial" w:cs="Tahoma"/>
-                <w:sz w:val="18"/>
-              </w:rPr>
-              <w:t>—</w:t>
+                <w:b/>
+                <w:sz w:val="18"/>
+              </w:rPr>
+              <w:t>รวมงานที่ To-Be เพิ่ม</w:t>
             </w:r>
           </w:p>
         </w:tc>
@@ -1085,9 +1039,10 @@
             <w:r>
               <w:rPr>
                 <w:rFonts w:ascii="Arial" w:hAnsi="Arial" w:eastAsia="Arial" w:cs="Tahoma"/>
-                <w:sz w:val="18"/>
-              </w:rPr>
-              <w:t>83</w:t>
+                <w:b/>
+                <w:sz w:val="18"/>
+              </w:rPr>
+              <w:t>143</w:t>
             </w:r>
           </w:p>
         </w:tc>
@@ -1110,9 +1065,10 @@
             <w:r>
               <w:rPr>
                 <w:rFonts w:ascii="Arial" w:hAnsi="Arial" w:eastAsia="Arial" w:cs="Tahoma"/>
-                <w:sz w:val="18"/>
-              </w:rPr>
-              <w:t>240</w:t>
+                <w:b/>
+                <w:sz w:val="18"/>
+              </w:rPr>
+              <w:t>358</w:t>
             </w:r>
           </w:p>
         </w:tc>
@@ -1138,7 +1094,7 @@
                 <w:b/>
                 <w:sz w:val="18"/>
               </w:rPr>
-              <w:t>323</w:t>
+              <w:t>501</w:t>
             </w:r>
           </w:p>
         </w:tc>
@@ -1163,6 +1119,13 @@
                 <w:sz w:val="18"/>
               </w:rPr>
             </w:r>
+            <w:r>
+              <w:rPr>
+                <w:rFonts w:ascii="Arial" w:hAnsi="Arial" w:eastAsia="Arial" w:cs="Tahoma"/>
+                <w:sz w:val="18"/>
+              </w:rPr>
+              <w:t>TB-0</w:t>
+            </w:r>
           </w:p>
         </w:tc>
         <w:tc>
@@ -1184,10 +1147,9 @@
             <w:r>
               <w:rPr>
                 <w:rFonts w:ascii="Arial" w:hAnsi="Arial" w:eastAsia="Arial" w:cs="Tahoma"/>
-                <w:b/>
-                <w:sz w:val="18"/>
-              </w:rPr>
-              <w:t>รวมทั้งชุดส่งมอบ</w:t>
+                <w:sz w:val="18"/>
+              </w:rPr>
+              <w:t>—</w:t>
             </w:r>
           </w:p>
         </w:tc>
@@ -1207,6 +1169,13 @@
                 <w:sz w:val="18"/>
               </w:rPr>
             </w:r>
+            <w:r>
+              <w:rPr>
+                <w:rFonts w:ascii="Arial" w:hAnsi="Arial" w:eastAsia="Arial" w:cs="Tahoma"/>
+                <w:sz w:val="18"/>
+              </w:rPr>
+              <w:t>*(ฐานราก — ไม่นับเป็นเวลาของ To-Be)*</w:t>
+            </w:r>
           </w:p>
         </w:tc>
         <w:tc>
@@ -1230,7 +1199,7 @@
                 <w:rFonts w:ascii="Arial" w:hAnsi="Arial" w:eastAsia="Arial" w:cs="Tahoma"/>
                 <w:sz w:val="18"/>
               </w:rPr>
-              <w:t>226</w:t>
+              <w:t>*83*</w:t>
             </w:r>
           </w:p>
         </w:tc>
@@ -1255,7 +1224,7 @@
                 <w:rFonts w:ascii="Arial" w:hAnsi="Arial" w:eastAsia="Arial" w:cs="Tahoma"/>
                 <w:sz w:val="18"/>
               </w:rPr>
-              <w:t>598</w:t>
+              <w:t>*240*</w:t>
             </w:r>
           </w:p>
         </w:tc>
@@ -1278,10 +1247,9 @@
             <w:r>
               <w:rPr>
                 <w:rFonts w:ascii="Arial" w:hAnsi="Arial" w:eastAsia="Arial" w:cs="Tahoma"/>
-                <w:b/>
-                <w:sz w:val="18"/>
-              </w:rPr>
-              <w:t>824</w:t>
+                <w:sz w:val="18"/>
+              </w:rPr>
+              <w:t>*323*</w:t>
             </w:r>
           </w:p>
         </w:tc>
@@ -1296,7 +1264,7 @@
         <w:pageBreakBefore w:val="0"/>
       </w:pPr>
       <w:r>
-        <w:t>4. TB-1 — แก้ไขระบบการสร้างเอกสารชดเชยรายได้</w:t>
+        <w:t>3. TB-1 · SDD สไลด์ 43 · 46-51 — แก้ไขระบบการสร้างเอกสารชดเชยรายได้</w:t>
       </w:r>
     </w:p>
     <w:p>
@@ -1307,19 +1275,64 @@
         <w:rPr>
           <w:b/>
         </w:rPr>
-        <w:t>ที่มาใน SDD:</w:t>
+        <w:t>ใช้เวลา 324 ชั่วโมง</w:t>
       </w:r>
       <w:r>
-        <w:t xml:space="preserve"> สไลด์ 43 · 46-51 · </w:t>
+        <w:t xml:space="preserve"> (FE 88 + BE 236)  ·  FE: </w:t>
       </w:r>
       <w:r>
         <w:rPr>
           <w:b/>
         </w:rPr>
-        <w:t>รวม 324 ชั่วโมง</w:t>
+        <w:t>New</w:t>
       </w:r>
       <w:r>
-        <w:t xml:space="preserve"> (implementation 248 + unit test 76)</w:t>
+        <w:t xml:space="preserve"> 53 ชม. · </w:t>
+      </w:r>
+      <w:r>
+        <w:rPr>
+          <w:b/>
+        </w:rPr>
+        <w:t>lin</w:t>
+      </w:r>
+      <w:r>
+        <w:t xml:space="preserve"> 35 ชม.   |  BE: </w:t>
+      </w:r>
+      <w:r>
+        <w:rPr>
+          <w:b/>
+        </w:rPr>
+        <w:t>But</w:t>
+      </w:r>
+      <w:r>
+        <w:t xml:space="preserve"> 90 ชม. · </w:t>
+      </w:r>
+      <w:r>
+        <w:rPr>
+          <w:b/>
+        </w:rPr>
+        <w:t>Bank</w:t>
+      </w:r>
+      <w:r>
+        <w:t xml:space="preserve"> 81 ชม. · </w:t>
+      </w:r>
+      <w:r>
+        <w:rPr>
+          <w:b/>
+        </w:rPr>
+        <w:t>Pete</w:t>
+      </w:r>
+      <w:r>
+        <w:t xml:space="preserve"> 34 ชม. · </w:t>
+      </w:r>
+      <w:r>
+        <w:rPr>
+          <w:b/>
+        </w:rPr>
+        <w:t>Vava</w:t>
+      </w:r>
+      <w:r>
+        <w:t xml:space="preserve"> 31 ชม.</w:t>
       </w:r>
     </w:p>
     <w:p>
@@ -1330,7 +1343,7 @@
         <w:pageBreakBefore w:val="0"/>
       </w:pPr>
       <w:r>
-        <w:t>4.1 สิ่งที่ SDD ระบุไว้</w:t>
+        <w:t>3.1 SDD สั่งให้ทำอะไร</w:t>
       </w:r>
     </w:p>
     <w:p>
@@ -1530,7 +1543,7 @@
         <w:pageBreakBefore w:val="0"/>
       </w:pPr>
       <w:r>
-        <w:t>4.2 Frontend</w:t>
+        <w:t>3.2 ทำที่เอกสาร LLDD ฉบับไหน</w:t>
       </w:r>
     </w:p>
     <w:tbl>
@@ -1541,12 +1554,11 @@
         <w:tblLook w:firstColumn="1" w:firstRow="1" w:lastColumn="0" w:lastRow="0" w:noHBand="0" w:noVBand="1" w:val="04A0"/>
       </w:tblPr>
       <w:tblGrid>
-        <w:gridCol w:w="1680"/>
-        <w:gridCol w:w="1680"/>
-        <w:gridCol w:w="1680"/>
-        <w:gridCol w:w="1680"/>
-        <w:gridCol w:w="1680"/>
-        <w:gridCol w:w="1680"/>
+        <w:gridCol w:w="2016"/>
+        <w:gridCol w:w="2016"/>
+        <w:gridCol w:w="2016"/>
+        <w:gridCol w:w="2016"/>
+        <w:gridCol w:w="2016"/>
       </w:tblGrid>
       <w:tr>
         <w:trPr>
@@ -1554,7 +1566,7 @@
         </w:trPr>
         <w:tc>
           <w:tcPr>
-            <w:tcW w:type="dxa" w:w="1680"/>
+            <w:tcW w:type="dxa" w:w="2016"/>
             <w:vAlign w:val="center"/>
             <w:shd w:fill="E8EEF5"/>
           </w:tcPr>
@@ -1576,7 +1588,7 @@
         </w:tc>
         <w:tc>
           <w:tcPr>
-            <w:tcW w:type="dxa" w:w="1680"/>
+            <w:tcW w:type="dxa" w:w="2016"/>
             <w:vAlign w:val="center"/>
             <w:shd w:fill="E8EEF5"/>
           </w:tcPr>
@@ -1592,13 +1604,13 @@
                 <w:b/>
                 <w:sz w:val="18"/>
               </w:rPr>
-              <w:t>ผู้รับผิดชอบ</w:t>
+              <w:t>สาย</w:t>
             </w:r>
           </w:p>
         </w:tc>
         <w:tc>
           <w:tcPr>
-            <w:tcW w:type="dxa" w:w="1680"/>
+            <w:tcW w:type="dxa" w:w="2016"/>
             <w:vAlign w:val="center"/>
             <w:shd w:fill="E8EEF5"/>
           </w:tcPr>
@@ -1614,13 +1626,13 @@
                 <w:b/>
                 <w:sz w:val="18"/>
               </w:rPr>
-              <w:t>สัดส่วน</w:t>
+              <w:t>ผู้รับผิดชอบ</w:t>
             </w:r>
           </w:p>
         </w:tc>
         <w:tc>
           <w:tcPr>
-            <w:tcW w:type="dxa" w:w="1680"/>
+            <w:tcW w:type="dxa" w:w="2016"/>
             <w:vAlign w:val="center"/>
             <w:shd w:fill="E8EEF5"/>
           </w:tcPr>
@@ -1636,13 +1648,13 @@
                 <w:b/>
                 <w:sz w:val="18"/>
               </w:rPr>
-              <w:t>impl</w:t>
+              <w:t>ชม.</w:t>
             </w:r>
           </w:p>
         </w:tc>
         <w:tc>
           <w:tcPr>
-            <w:tcW w:type="dxa" w:w="1680"/>
+            <w:tcW w:type="dxa" w:w="2016"/>
             <w:vAlign w:val="center"/>
             <w:shd w:fill="E8EEF5"/>
           </w:tcPr>
@@ -1658,29 +1670,7 @@
                 <w:b/>
                 <w:sz w:val="18"/>
               </w:rPr>
-              <w:t>unit test</w:t>
-            </w:r>
-          </w:p>
-        </w:tc>
-        <w:tc>
-          <w:tcPr>
-            <w:tcW w:type="dxa" w:w="1680"/>
-            <w:vAlign w:val="center"/>
-            <w:shd w:fill="E8EEF5"/>
-          </w:tcPr>
-          <w:p>
-            <w:pPr>
-              <w:keepLines/>
-              <w:spacing w:after="0"/>
-            </w:pPr>
-            <w:r/>
-            <w:r>
-              <w:rPr>
-                <w:rFonts w:ascii="Arial" w:hAnsi="Arial" w:eastAsia="Arial" w:cs="Tahoma"/>
-                <w:b/>
-                <w:sz w:val="18"/>
-              </w:rPr>
-              <w:t>รวม</w:t>
+              <w:t>สัดส่วนของฉบับ</w:t>
             </w:r>
           </w:p>
         </w:tc>
@@ -1691,7 +1681,7 @@
         </w:trPr>
         <w:tc>
           <w:tcPr>
-            <w:tcW w:type="dxa" w:w="1680"/>
+            <w:tcW w:type="dxa" w:w="2016"/>
             <w:vAlign w:val="center"/>
           </w:tcPr>
           <w:p>
@@ -1710,13 +1700,13 @@
                 <w:rFonts w:ascii="Courier New" w:hAnsi="Courier New" w:eastAsia="Courier New" w:cs="Tahoma"/>
                 <w:sz w:val="18"/>
               </w:rPr>
-              <w:t>LLDD-FE-Create-Document.pdf</w:t>
+              <w:t>LLDD-FE-Document-Detail.pdf</w:t>
             </w:r>
           </w:p>
         </w:tc>
         <w:tc>
           <w:tcPr>
-            <w:tcW w:type="dxa" w:w="1680"/>
+            <w:tcW w:type="dxa" w:w="2016"/>
             <w:vAlign w:val="center"/>
           </w:tcPr>
           <w:p>
@@ -1735,13 +1725,13 @@
                 <w:rFonts w:ascii="Arial" w:hAnsi="Arial" w:eastAsia="Arial" w:cs="Tahoma"/>
                 <w:sz w:val="18"/>
               </w:rPr>
-              <w:t>New</w:t>
+              <w:t>FE</w:t>
             </w:r>
           </w:p>
         </w:tc>
         <w:tc>
           <w:tcPr>
-            <w:tcW w:type="dxa" w:w="1680"/>
+            <w:tcW w:type="dxa" w:w="2016"/>
             <w:vAlign w:val="center"/>
           </w:tcPr>
           <w:p>
@@ -1760,13 +1750,13 @@
                 <w:rFonts w:ascii="Arial" w:hAnsi="Arial" w:eastAsia="Arial" w:cs="Tahoma"/>
                 <w:sz w:val="18"/>
               </w:rPr>
-              <w:t>เต็มฉบับ</w:t>
+              <w:t>New</w:t>
             </w:r>
           </w:p>
         </w:tc>
         <w:tc>
           <w:tcPr>
-            <w:tcW w:type="dxa" w:w="1680"/>
+            <w:tcW w:type="dxa" w:w="2016"/>
             <w:vAlign w:val="center"/>
           </w:tcPr>
           <w:p>
@@ -1783,15 +1773,16 @@
             <w:r>
               <w:rPr>
                 <w:rFonts w:ascii="Arial" w:hAnsi="Arial" w:eastAsia="Arial" w:cs="Tahoma"/>
-                <w:sz w:val="18"/>
-              </w:rPr>
-              <w:t>6</w:t>
+                <w:b/>
+                <w:sz w:val="18"/>
+              </w:rPr>
+              <w:t>45</w:t>
             </w:r>
           </w:p>
         </w:tc>
         <w:tc>
           <w:tcPr>
-            <w:tcW w:type="dxa" w:w="1680"/>
+            <w:tcW w:type="dxa" w:w="2016"/>
             <w:vAlign w:val="center"/>
           </w:tcPr>
           <w:p>
@@ -1810,33 +1801,7 @@
                 <w:rFonts w:ascii="Arial" w:hAnsi="Arial" w:eastAsia="Arial" w:cs="Tahoma"/>
                 <w:sz w:val="18"/>
               </w:rPr>
-              <w:t>2</w:t>
-            </w:r>
-          </w:p>
-        </w:tc>
-        <w:tc>
-          <w:tcPr>
-            <w:tcW w:type="dxa" w:w="1680"/>
-            <w:vAlign w:val="center"/>
-          </w:tcPr>
-          <w:p>
-            <w:pPr>
-              <w:keepLines/>
-              <w:spacing w:after="0"/>
-            </w:pPr>
-            <w:r>
-              <w:rPr>
-                <w:rFonts w:ascii="Arial" w:hAnsi="Arial" w:eastAsia="Arial" w:cs="Tahoma"/>
-                <w:sz w:val="18"/>
-              </w:rPr>
-            </w:r>
-            <w:r>
-              <w:rPr>
-                <w:rFonts w:ascii="Arial" w:hAnsi="Arial" w:eastAsia="Arial" w:cs="Tahoma"/>
-                <w:b/>
-                <w:sz w:val="18"/>
-              </w:rPr>
-              <w:t>8</w:t>
+              <w:t>60% ของฉบับ</w:t>
             </w:r>
           </w:p>
         </w:tc>
@@ -1847,7 +1812,7 @@
         </w:trPr>
         <w:tc>
           <w:tcPr>
-            <w:tcW w:type="dxa" w:w="1680"/>
+            <w:tcW w:type="dxa" w:w="2016"/>
             <w:vAlign w:val="center"/>
           </w:tcPr>
           <w:p>
@@ -1866,13 +1831,13 @@
                 <w:rFonts w:ascii="Courier New" w:hAnsi="Courier New" w:eastAsia="Courier New" w:cs="Tahoma"/>
                 <w:sz w:val="18"/>
               </w:rPr>
-              <w:t>LLDD-FE-Document-Detail.pdf</w:t>
+              <w:t>LLDD-FE-Document-Lists.pdf</w:t>
             </w:r>
           </w:p>
         </w:tc>
         <w:tc>
           <w:tcPr>
-            <w:tcW w:type="dxa" w:w="1680"/>
+            <w:tcW w:type="dxa" w:w="2016"/>
             <w:vAlign w:val="center"/>
           </w:tcPr>
           <w:p>
@@ -1891,13 +1856,13 @@
                 <w:rFonts w:ascii="Arial" w:hAnsi="Arial" w:eastAsia="Arial" w:cs="Tahoma"/>
                 <w:sz w:val="18"/>
               </w:rPr>
-              <w:t>New</w:t>
+              <w:t>FE</w:t>
             </w:r>
           </w:p>
         </w:tc>
         <w:tc>
           <w:tcPr>
-            <w:tcW w:type="dxa" w:w="1680"/>
+            <w:tcW w:type="dxa" w:w="2016"/>
             <w:vAlign w:val="center"/>
           </w:tcPr>
           <w:p>
@@ -1916,13 +1881,13 @@
                 <w:rFonts w:ascii="Arial" w:hAnsi="Arial" w:eastAsia="Arial" w:cs="Tahoma"/>
                 <w:sz w:val="18"/>
               </w:rPr>
-              <w:t>60% ของฉบับ</w:t>
+              <w:t>lin</w:t>
             </w:r>
           </w:p>
         </w:tc>
         <w:tc>
           <w:tcPr>
-            <w:tcW w:type="dxa" w:w="1680"/>
+            <w:tcW w:type="dxa" w:w="2016"/>
             <w:vAlign w:val="center"/>
           </w:tcPr>
           <w:p>
@@ -1939,15 +1904,16 @@
             <w:r>
               <w:rPr>
                 <w:rFonts w:ascii="Arial" w:hAnsi="Arial" w:eastAsia="Arial" w:cs="Tahoma"/>
-                <w:sz w:val="18"/>
-              </w:rPr>
-              <w:t>36</w:t>
+                <w:b/>
+                <w:sz w:val="18"/>
+              </w:rPr>
+              <w:t>35</w:t>
             </w:r>
           </w:p>
         </w:tc>
         <w:tc>
           <w:tcPr>
-            <w:tcW w:type="dxa" w:w="1680"/>
+            <w:tcW w:type="dxa" w:w="2016"/>
             <w:vAlign w:val="center"/>
           </w:tcPr>
           <w:p>
@@ -1966,33 +1932,7 @@
                 <w:rFonts w:ascii="Arial" w:hAnsi="Arial" w:eastAsia="Arial" w:cs="Tahoma"/>
                 <w:sz w:val="18"/>
               </w:rPr>
-              <w:t>9</w:t>
-            </w:r>
-          </w:p>
-        </w:tc>
-        <w:tc>
-          <w:tcPr>
-            <w:tcW w:type="dxa" w:w="1680"/>
-            <w:vAlign w:val="center"/>
-          </w:tcPr>
-          <w:p>
-            <w:pPr>
-              <w:keepLines/>
-              <w:spacing w:after="0"/>
-            </w:pPr>
-            <w:r>
-              <w:rPr>
-                <w:rFonts w:ascii="Arial" w:hAnsi="Arial" w:eastAsia="Arial" w:cs="Tahoma"/>
-                <w:sz w:val="18"/>
-              </w:rPr>
-            </w:r>
-            <w:r>
-              <w:rPr>
-                <w:rFonts w:ascii="Arial" w:hAnsi="Arial" w:eastAsia="Arial" w:cs="Tahoma"/>
-                <w:b/>
-                <w:sz w:val="18"/>
-              </w:rPr>
-              <w:t>45</w:t>
+              <w:t>เต็มฉบับ</w:t>
             </w:r>
           </w:p>
         </w:tc>
@@ -2003,7 +1943,7 @@
         </w:trPr>
         <w:tc>
           <w:tcPr>
-            <w:tcW w:type="dxa" w:w="1680"/>
+            <w:tcW w:type="dxa" w:w="2016"/>
             <w:vAlign w:val="center"/>
           </w:tcPr>
           <w:p>
@@ -2022,13 +1962,13 @@
                 <w:rFonts w:ascii="Courier New" w:hAnsi="Courier New" w:eastAsia="Courier New" w:cs="Tahoma"/>
                 <w:sz w:val="18"/>
               </w:rPr>
-              <w:t>LLDD-FE-Document-Lists.pdf</w:t>
+              <w:t>LLDD-BE-API-Attachment-Sales-Timeline.pdf</w:t>
             </w:r>
           </w:p>
         </w:tc>
         <w:tc>
           <w:tcPr>
-            <w:tcW w:type="dxa" w:w="1680"/>
+            <w:tcW w:type="dxa" w:w="2016"/>
             <w:vAlign w:val="center"/>
           </w:tcPr>
           <w:p>
@@ -2047,13 +1987,13 @@
                 <w:rFonts w:ascii="Arial" w:hAnsi="Arial" w:eastAsia="Arial" w:cs="Tahoma"/>
                 <w:sz w:val="18"/>
               </w:rPr>
-              <w:t>lin</w:t>
+              <w:t>BE</w:t>
             </w:r>
           </w:p>
         </w:tc>
         <w:tc>
           <w:tcPr>
-            <w:tcW w:type="dxa" w:w="1680"/>
+            <w:tcW w:type="dxa" w:w="2016"/>
             <w:vAlign w:val="center"/>
           </w:tcPr>
           <w:p>
@@ -2072,13 +2012,13 @@
                 <w:rFonts w:ascii="Arial" w:hAnsi="Arial" w:eastAsia="Arial" w:cs="Tahoma"/>
                 <w:sz w:val="18"/>
               </w:rPr>
-              <w:t>เต็มฉบับ</w:t>
+              <w:t>Pete</w:t>
             </w:r>
           </w:p>
         </w:tc>
         <w:tc>
           <w:tcPr>
-            <w:tcW w:type="dxa" w:w="1680"/>
+            <w:tcW w:type="dxa" w:w="2016"/>
             <w:vAlign w:val="center"/>
           </w:tcPr>
           <w:p>
@@ -2095,15 +2035,16 @@
             <w:r>
               <w:rPr>
                 <w:rFonts w:ascii="Arial" w:hAnsi="Arial" w:eastAsia="Arial" w:cs="Tahoma"/>
-                <w:sz w:val="18"/>
-              </w:rPr>
-              <w:t>28</w:t>
+                <w:b/>
+                <w:sz w:val="18"/>
+              </w:rPr>
+              <w:t>34</w:t>
             </w:r>
           </w:p>
         </w:tc>
         <w:tc>
           <w:tcPr>
-            <w:tcW w:type="dxa" w:w="1680"/>
+            <w:tcW w:type="dxa" w:w="2016"/>
             <w:vAlign w:val="center"/>
           </w:tcPr>
           <w:p>
@@ -2122,33 +2063,7 @@
                 <w:rFonts w:ascii="Arial" w:hAnsi="Arial" w:eastAsia="Arial" w:cs="Tahoma"/>
                 <w:sz w:val="18"/>
               </w:rPr>
-              <w:t>7</w:t>
-            </w:r>
-          </w:p>
-        </w:tc>
-        <w:tc>
-          <w:tcPr>
-            <w:tcW w:type="dxa" w:w="1680"/>
-            <w:vAlign w:val="center"/>
-          </w:tcPr>
-          <w:p>
-            <w:pPr>
-              <w:keepLines/>
-              <w:spacing w:after="0"/>
-            </w:pPr>
-            <w:r>
-              <w:rPr>
-                <w:rFonts w:ascii="Arial" w:hAnsi="Arial" w:eastAsia="Arial" w:cs="Tahoma"/>
-                <w:sz w:val="18"/>
-              </w:rPr>
-            </w:r>
-            <w:r>
-              <w:rPr>
-                <w:rFonts w:ascii="Arial" w:hAnsi="Arial" w:eastAsia="Arial" w:cs="Tahoma"/>
-                <w:b/>
-                <w:sz w:val="18"/>
-              </w:rPr>
-              <w:t>35</w:t>
+              <w:t>เต็มฉบับ</w:t>
             </w:r>
           </w:p>
         </w:tc>
@@ -2159,7 +2074,7 @@
         </w:trPr>
         <w:tc>
           <w:tcPr>
-            <w:tcW w:type="dxa" w:w="1680"/>
+            <w:tcW w:type="dxa" w:w="2016"/>
             <w:vAlign w:val="center"/>
           </w:tcPr>
           <w:p>
@@ -2175,17 +2090,16 @@
             </w:r>
             <w:r>
               <w:rPr>
-                <w:rFonts w:ascii="Arial" w:hAnsi="Arial" w:eastAsia="Arial" w:cs="Tahoma"/>
-                <w:b/>
-                <w:sz w:val="18"/>
-              </w:rPr>
-              <w:t>รวม</w:t>
+                <w:rFonts w:ascii="Courier New" w:hAnsi="Courier New" w:eastAsia="Courier New" w:cs="Tahoma"/>
+                <w:sz w:val="18"/>
+              </w:rPr>
+              <w:t>LLDD-BE-API-Document-Create-Update.pdf</w:t>
             </w:r>
           </w:p>
         </w:tc>
         <w:tc>
           <w:tcPr>
-            <w:tcW w:type="dxa" w:w="1680"/>
+            <w:tcW w:type="dxa" w:w="2016"/>
             <w:vAlign w:val="center"/>
           </w:tcPr>
           <w:p>
@@ -2199,11 +2113,18 @@
                 <w:sz w:val="18"/>
               </w:rPr>
             </w:r>
+            <w:r>
+              <w:rPr>
+                <w:rFonts w:ascii="Arial" w:hAnsi="Arial" w:eastAsia="Arial" w:cs="Tahoma"/>
+                <w:sz w:val="18"/>
+              </w:rPr>
+              <w:t>BE</w:t>
+            </w:r>
           </w:p>
         </w:tc>
         <w:tc>
           <w:tcPr>
-            <w:tcW w:type="dxa" w:w="1680"/>
+            <w:tcW w:type="dxa" w:w="2016"/>
             <w:vAlign w:val="center"/>
           </w:tcPr>
           <w:p>
@@ -2217,11 +2138,18 @@
                 <w:sz w:val="18"/>
               </w:rPr>
             </w:r>
+            <w:r>
+              <w:rPr>
+                <w:rFonts w:ascii="Arial" w:hAnsi="Arial" w:eastAsia="Arial" w:cs="Tahoma"/>
+                <w:sz w:val="18"/>
+              </w:rPr>
+              <w:t>But</w:t>
+            </w:r>
           </w:p>
         </w:tc>
         <w:tc>
           <w:tcPr>
-            <w:tcW w:type="dxa" w:w="1680"/>
+            <w:tcW w:type="dxa" w:w="2016"/>
             <w:vAlign w:val="center"/>
           </w:tcPr>
           <w:p>
@@ -2241,13 +2169,13 @@
                 <w:b/>
                 <w:sz w:val="18"/>
               </w:rPr>
-              <w:t>70</w:t>
+              <w:t>32</w:t>
             </w:r>
           </w:p>
         </w:tc>
         <w:tc>
           <w:tcPr>
-            <w:tcW w:type="dxa" w:w="1680"/>
+            <w:tcW w:type="dxa" w:w="2016"/>
             <w:vAlign w:val="center"/>
           </w:tcPr>
           <w:p>
@@ -2264,201 +2192,9 @@
             <w:r>
               <w:rPr>
                 <w:rFonts w:ascii="Arial" w:hAnsi="Arial" w:eastAsia="Arial" w:cs="Tahoma"/>
-                <w:b/>
-                <w:sz w:val="18"/>
-              </w:rPr>
-              <w:t>18</w:t>
-            </w:r>
-          </w:p>
-        </w:tc>
-        <w:tc>
-          <w:tcPr>
-            <w:tcW w:type="dxa" w:w="1680"/>
-            <w:vAlign w:val="center"/>
-          </w:tcPr>
-          <w:p>
-            <w:pPr>
-              <w:keepLines/>
-              <w:spacing w:after="0"/>
-            </w:pPr>
-            <w:r>
-              <w:rPr>
-                <w:rFonts w:ascii="Arial" w:hAnsi="Arial" w:eastAsia="Arial" w:cs="Tahoma"/>
-                <w:sz w:val="18"/>
-              </w:rPr>
-            </w:r>
-            <w:r>
-              <w:rPr>
-                <w:rFonts w:ascii="Arial" w:hAnsi="Arial" w:eastAsia="Arial" w:cs="Tahoma"/>
-                <w:b/>
-                <w:sz w:val="18"/>
-              </w:rPr>
-              <w:t>88</w:t>
-            </w:r>
-          </w:p>
-        </w:tc>
-      </w:tr>
-    </w:tbl>
-    <w:p/>
-    <w:p>
-      <w:pPr>
-        <w:pStyle w:val="Heading2"/>
-        <w:keepNext/>
-        <w:keepLines/>
-        <w:pageBreakBefore w:val="0"/>
-      </w:pPr>
-      <w:r>
-        <w:t>4.3 Backend / Batch Job</w:t>
-      </w:r>
-    </w:p>
-    <w:tbl>
-      <w:tblPr>
-        <w:tblStyle w:val="TableGrid"/>
-        <w:tblW w:type="auto" w:w="0"/>
-        <w:jc w:val="center"/>
-        <w:tblLook w:firstColumn="1" w:firstRow="1" w:lastColumn="0" w:lastRow="0" w:noHBand="0" w:noVBand="1" w:val="04A0"/>
-      </w:tblPr>
-      <w:tblGrid>
-        <w:gridCol w:w="1680"/>
-        <w:gridCol w:w="1680"/>
-        <w:gridCol w:w="1680"/>
-        <w:gridCol w:w="1680"/>
-        <w:gridCol w:w="1680"/>
-        <w:gridCol w:w="1680"/>
-      </w:tblGrid>
-      <w:tr>
-        <w:trPr>
-          <w:cantSplit/>
-        </w:trPr>
-        <w:tc>
-          <w:tcPr>
-            <w:tcW w:type="dxa" w:w="1680"/>
-            <w:vAlign w:val="center"/>
-            <w:shd w:fill="E8EEF5"/>
-          </w:tcPr>
-          <w:p>
-            <w:pPr>
-              <w:keepLines/>
-              <w:spacing w:after="0"/>
-            </w:pPr>
-            <w:r/>
-            <w:r>
-              <w:rPr>
-                <w:rFonts w:ascii="Arial" w:hAnsi="Arial" w:eastAsia="Arial" w:cs="Tahoma"/>
-                <w:b/>
-                <w:sz w:val="18"/>
-              </w:rPr>
-              <w:t>เอกสาร LLDD</w:t>
-            </w:r>
-          </w:p>
-        </w:tc>
-        <w:tc>
-          <w:tcPr>
-            <w:tcW w:type="dxa" w:w="1680"/>
-            <w:vAlign w:val="center"/>
-            <w:shd w:fill="E8EEF5"/>
-          </w:tcPr>
-          <w:p>
-            <w:pPr>
-              <w:keepLines/>
-              <w:spacing w:after="0"/>
-            </w:pPr>
-            <w:r/>
-            <w:r>
-              <w:rPr>
-                <w:rFonts w:ascii="Arial" w:hAnsi="Arial" w:eastAsia="Arial" w:cs="Tahoma"/>
-                <w:b/>
-                <w:sz w:val="18"/>
-              </w:rPr>
-              <w:t>ผู้รับผิดชอบ</w:t>
-            </w:r>
-          </w:p>
-        </w:tc>
-        <w:tc>
-          <w:tcPr>
-            <w:tcW w:type="dxa" w:w="1680"/>
-            <w:vAlign w:val="center"/>
-            <w:shd w:fill="E8EEF5"/>
-          </w:tcPr>
-          <w:p>
-            <w:pPr>
-              <w:keepLines/>
-              <w:spacing w:after="0"/>
-            </w:pPr>
-            <w:r/>
-            <w:r>
-              <w:rPr>
-                <w:rFonts w:ascii="Arial" w:hAnsi="Arial" w:eastAsia="Arial" w:cs="Tahoma"/>
-                <w:b/>
-                <w:sz w:val="18"/>
-              </w:rPr>
-              <w:t>สัดส่วน</w:t>
-            </w:r>
-          </w:p>
-        </w:tc>
-        <w:tc>
-          <w:tcPr>
-            <w:tcW w:type="dxa" w:w="1680"/>
-            <w:vAlign w:val="center"/>
-            <w:shd w:fill="E8EEF5"/>
-          </w:tcPr>
-          <w:p>
-            <w:pPr>
-              <w:keepLines/>
-              <w:spacing w:after="0"/>
-            </w:pPr>
-            <w:r/>
-            <w:r>
-              <w:rPr>
-                <w:rFonts w:ascii="Arial" w:hAnsi="Arial" w:eastAsia="Arial" w:cs="Tahoma"/>
-                <w:b/>
-                <w:sz w:val="18"/>
-              </w:rPr>
-              <w:t>impl</w:t>
-            </w:r>
-          </w:p>
-        </w:tc>
-        <w:tc>
-          <w:tcPr>
-            <w:tcW w:type="dxa" w:w="1680"/>
-            <w:vAlign w:val="center"/>
-            <w:shd w:fill="E8EEF5"/>
-          </w:tcPr>
-          <w:p>
-            <w:pPr>
-              <w:keepLines/>
-              <w:spacing w:after="0"/>
-            </w:pPr>
-            <w:r/>
-            <w:r>
-              <w:rPr>
-                <w:rFonts w:ascii="Arial" w:hAnsi="Arial" w:eastAsia="Arial" w:cs="Tahoma"/>
-                <w:b/>
-                <w:sz w:val="18"/>
-              </w:rPr>
-              <w:t>unit test</w:t>
-            </w:r>
-          </w:p>
-        </w:tc>
-        <w:tc>
-          <w:tcPr>
-            <w:tcW w:type="dxa" w:w="1680"/>
-            <w:vAlign w:val="center"/>
-            <w:shd w:fill="E8EEF5"/>
-          </w:tcPr>
-          <w:p>
-            <w:pPr>
-              <w:keepLines/>
-              <w:spacing w:after="0"/>
-            </w:pPr>
-            <w:r/>
-            <w:r>
-              <w:rPr>
-                <w:rFonts w:ascii="Arial" w:hAnsi="Arial" w:eastAsia="Arial" w:cs="Tahoma"/>
-                <w:b/>
-                <w:sz w:val="18"/>
-              </w:rPr>
-              <w:t>รวม</w:t>
+                <w:sz w:val="18"/>
+              </w:rPr>
+              <w:t>เต็มฉบับ</w:t>
             </w:r>
           </w:p>
         </w:tc>
@@ -2469,7 +2205,7 @@
         </w:trPr>
         <w:tc>
           <w:tcPr>
-            <w:tcW w:type="dxa" w:w="1680"/>
+            <w:tcW w:type="dxa" w:w="2016"/>
             <w:vAlign w:val="center"/>
           </w:tcPr>
           <w:p>
@@ -2488,13 +2224,13 @@
                 <w:rFonts w:ascii="Courier New" w:hAnsi="Courier New" w:eastAsia="Courier New" w:cs="Tahoma"/>
                 <w:sz w:val="18"/>
               </w:rPr>
-              <w:t>LLDD-BE-Job-7-SyncCompetitorToDocument.pdf</w:t>
+              <w:t>LLDD-BE-API-Document-Detail-Aggregate.pdf</w:t>
             </w:r>
           </w:p>
         </w:tc>
         <w:tc>
           <w:tcPr>
-            <w:tcW w:type="dxa" w:w="1680"/>
+            <w:tcW w:type="dxa" w:w="2016"/>
             <w:vAlign w:val="center"/>
           </w:tcPr>
           <w:p>
@@ -2513,13 +2249,13 @@
                 <w:rFonts w:ascii="Arial" w:hAnsi="Arial" w:eastAsia="Arial" w:cs="Tahoma"/>
                 <w:sz w:val="18"/>
               </w:rPr>
-              <w:t>Pete</w:t>
+              <w:t>BE</w:t>
             </w:r>
           </w:p>
         </w:tc>
         <w:tc>
           <w:tcPr>
-            <w:tcW w:type="dxa" w:w="1680"/>
+            <w:tcW w:type="dxa" w:w="2016"/>
             <w:vAlign w:val="center"/>
           </w:tcPr>
           <w:p>
@@ -2538,13 +2274,13 @@
                 <w:rFonts w:ascii="Arial" w:hAnsi="Arial" w:eastAsia="Arial" w:cs="Tahoma"/>
                 <w:sz w:val="18"/>
               </w:rPr>
-              <w:t>เต็มฉบับ</w:t>
+              <w:t>But</w:t>
             </w:r>
           </w:p>
         </w:tc>
         <w:tc>
           <w:tcPr>
-            <w:tcW w:type="dxa" w:w="1680"/>
+            <w:tcW w:type="dxa" w:w="2016"/>
             <w:vAlign w:val="center"/>
           </w:tcPr>
           <w:p>
@@ -2561,15 +2297,16 @@
             <w:r>
               <w:rPr>
                 <w:rFonts w:ascii="Arial" w:hAnsi="Arial" w:eastAsia="Arial" w:cs="Tahoma"/>
-                <w:sz w:val="18"/>
-              </w:rPr>
-              <w:t>10</w:t>
+                <w:b/>
+                <w:sz w:val="18"/>
+              </w:rPr>
+              <w:t>32</w:t>
             </w:r>
           </w:p>
         </w:tc>
         <w:tc>
           <w:tcPr>
-            <w:tcW w:type="dxa" w:w="1680"/>
+            <w:tcW w:type="dxa" w:w="2016"/>
             <w:vAlign w:val="center"/>
           </w:tcPr>
           <w:p>
@@ -2588,33 +2325,7 @@
                 <w:rFonts w:ascii="Arial" w:hAnsi="Arial" w:eastAsia="Arial" w:cs="Tahoma"/>
                 <w:sz w:val="18"/>
               </w:rPr>
-              <w:t>3</w:t>
-            </w:r>
-          </w:p>
-        </w:tc>
-        <w:tc>
-          <w:tcPr>
-            <w:tcW w:type="dxa" w:w="1680"/>
-            <w:vAlign w:val="center"/>
-          </w:tcPr>
-          <w:p>
-            <w:pPr>
-              <w:keepLines/>
-              <w:spacing w:after="0"/>
-            </w:pPr>
-            <w:r>
-              <w:rPr>
-                <w:rFonts w:ascii="Arial" w:hAnsi="Arial" w:eastAsia="Arial" w:cs="Tahoma"/>
-                <w:sz w:val="18"/>
-              </w:rPr>
-            </w:r>
-            <w:r>
-              <w:rPr>
-                <w:rFonts w:ascii="Arial" w:hAnsi="Arial" w:eastAsia="Arial" w:cs="Tahoma"/>
-                <w:b/>
-                <w:sz w:val="18"/>
-              </w:rPr>
-              <w:t>13</w:t>
+              <w:t>เต็มฉบับ</w:t>
             </w:r>
           </w:p>
         </w:tc>
@@ -2625,7 +2336,7 @@
         </w:trPr>
         <w:tc>
           <w:tcPr>
-            <w:tcW w:type="dxa" w:w="1680"/>
+            <w:tcW w:type="dxa" w:w="2016"/>
             <w:vAlign w:val="center"/>
           </w:tcPr>
           <w:p>
@@ -2644,13 +2355,13 @@
                 <w:rFonts w:ascii="Courier New" w:hAnsi="Courier New" w:eastAsia="Courier New" w:cs="Tahoma"/>
                 <w:sz w:val="18"/>
               </w:rPr>
-              <w:t>LLDD-BE-Job-8-CreateCompensationDocument.pdf</w:t>
+              <w:t>LLDD-BE-Job-8b-StartInternalWorkflow.pdf</w:t>
             </w:r>
           </w:p>
         </w:tc>
         <w:tc>
           <w:tcPr>
-            <w:tcW w:type="dxa" w:w="1680"/>
+            <w:tcW w:type="dxa" w:w="2016"/>
             <w:vAlign w:val="center"/>
           </w:tcPr>
           <w:p>
@@ -2669,13 +2380,13 @@
                 <w:rFonts w:ascii="Arial" w:hAnsi="Arial" w:eastAsia="Arial" w:cs="Tahoma"/>
                 <w:sz w:val="18"/>
               </w:rPr>
-              <w:t>Bank</w:t>
+              <w:t>BE</w:t>
             </w:r>
           </w:p>
         </w:tc>
         <w:tc>
           <w:tcPr>
-            <w:tcW w:type="dxa" w:w="1680"/>
+            <w:tcW w:type="dxa" w:w="2016"/>
             <w:vAlign w:val="center"/>
           </w:tcPr>
           <w:p>
@@ -2694,13 +2405,13 @@
                 <w:rFonts w:ascii="Arial" w:hAnsi="Arial" w:eastAsia="Arial" w:cs="Tahoma"/>
                 <w:sz w:val="18"/>
               </w:rPr>
-              <w:t>เต็มฉบับ</w:t>
+              <w:t>Bank</w:t>
             </w:r>
           </w:p>
         </w:tc>
         <w:tc>
           <w:tcPr>
-            <w:tcW w:type="dxa" w:w="1680"/>
+            <w:tcW w:type="dxa" w:w="2016"/>
             <w:vAlign w:val="center"/>
           </w:tcPr>
           <w:p>
@@ -2717,15 +2428,16 @@
             <w:r>
               <w:rPr>
                 <w:rFonts w:ascii="Arial" w:hAnsi="Arial" w:eastAsia="Arial" w:cs="Tahoma"/>
-                <w:sz w:val="18"/>
-              </w:rPr>
-              <w:t>18</w:t>
+                <w:b/>
+                <w:sz w:val="18"/>
+              </w:rPr>
+              <w:t>29</w:t>
             </w:r>
           </w:p>
         </w:tc>
         <w:tc>
           <w:tcPr>
-            <w:tcW w:type="dxa" w:w="1680"/>
+            <w:tcW w:type="dxa" w:w="2016"/>
             <w:vAlign w:val="center"/>
           </w:tcPr>
           <w:p>
@@ -2744,33 +2456,7 @@
                 <w:rFonts w:ascii="Arial" w:hAnsi="Arial" w:eastAsia="Arial" w:cs="Tahoma"/>
                 <w:sz w:val="18"/>
               </w:rPr>
-              <w:t>6</w:t>
-            </w:r>
-          </w:p>
-        </w:tc>
-        <w:tc>
-          <w:tcPr>
-            <w:tcW w:type="dxa" w:w="1680"/>
-            <w:vAlign w:val="center"/>
-          </w:tcPr>
-          <w:p>
-            <w:pPr>
-              <w:keepLines/>
-              <w:spacing w:after="0"/>
-            </w:pPr>
-            <w:r>
-              <w:rPr>
-                <w:rFonts w:ascii="Arial" w:hAnsi="Arial" w:eastAsia="Arial" w:cs="Tahoma"/>
-                <w:sz w:val="18"/>
-              </w:rPr>
-            </w:r>
-            <w:r>
-              <w:rPr>
-                <w:rFonts w:ascii="Arial" w:hAnsi="Arial" w:eastAsia="Arial" w:cs="Tahoma"/>
-                <w:b/>
-                <w:sz w:val="18"/>
-              </w:rPr>
-              <w:t>24</w:t>
+              <w:t>เต็มฉบับ</w:t>
             </w:r>
           </w:p>
         </w:tc>
@@ -2781,7 +2467,7 @@
         </w:trPr>
         <w:tc>
           <w:tcPr>
-            <w:tcW w:type="dxa" w:w="1680"/>
+            <w:tcW w:type="dxa" w:w="2016"/>
             <w:vAlign w:val="center"/>
           </w:tcPr>
           <w:p>
@@ -2800,13 +2486,13 @@
                 <w:rFonts w:ascii="Courier New" w:hAnsi="Courier New" w:eastAsia="Courier New" w:cs="Tahoma"/>
                 <w:sz w:val="18"/>
               </w:rPr>
-              <w:t>LLDD-BE-Job-8b-StartInternalWorkflow.pdf</w:t>
+              <w:t>LLDD-BE-API-Document-List-Search.pdf</w:t>
             </w:r>
           </w:p>
         </w:tc>
         <w:tc>
           <w:tcPr>
-            <w:tcW w:type="dxa" w:w="1680"/>
+            <w:tcW w:type="dxa" w:w="2016"/>
             <w:vAlign w:val="center"/>
           </w:tcPr>
           <w:p>
@@ -2825,13 +2511,13 @@
                 <w:rFonts w:ascii="Arial" w:hAnsi="Arial" w:eastAsia="Arial" w:cs="Tahoma"/>
                 <w:sz w:val="18"/>
               </w:rPr>
-              <w:t>Vava</w:t>
+              <w:t>BE</w:t>
             </w:r>
           </w:p>
         </w:tc>
         <w:tc>
           <w:tcPr>
-            <w:tcW w:type="dxa" w:w="1680"/>
+            <w:tcW w:type="dxa" w:w="2016"/>
             <w:vAlign w:val="center"/>
           </w:tcPr>
           <w:p>
@@ -2850,13 +2536,13 @@
                 <w:rFonts w:ascii="Arial" w:hAnsi="Arial" w:eastAsia="Arial" w:cs="Tahoma"/>
                 <w:sz w:val="18"/>
               </w:rPr>
-              <w:t>เต็มฉบับ</w:t>
+              <w:t>But</w:t>
             </w:r>
           </w:p>
         </w:tc>
         <w:tc>
           <w:tcPr>
-            <w:tcW w:type="dxa" w:w="1680"/>
+            <w:tcW w:type="dxa" w:w="2016"/>
             <w:vAlign w:val="center"/>
           </w:tcPr>
           <w:p>
@@ -2873,15 +2559,16 @@
             <w:r>
               <w:rPr>
                 <w:rFonts w:ascii="Arial" w:hAnsi="Arial" w:eastAsia="Arial" w:cs="Tahoma"/>
-                <w:sz w:val="18"/>
-              </w:rPr>
-              <w:t>22</w:t>
+                <w:b/>
+                <w:sz w:val="18"/>
+              </w:rPr>
+              <w:t>26</w:t>
             </w:r>
           </w:p>
         </w:tc>
         <w:tc>
           <w:tcPr>
-            <w:tcW w:type="dxa" w:w="1680"/>
+            <w:tcW w:type="dxa" w:w="2016"/>
             <w:vAlign w:val="center"/>
           </w:tcPr>
           <w:p>
@@ -2900,33 +2587,7 @@
                 <w:rFonts w:ascii="Arial" w:hAnsi="Arial" w:eastAsia="Arial" w:cs="Tahoma"/>
                 <w:sz w:val="18"/>
               </w:rPr>
-              <w:t>7</w:t>
-            </w:r>
-          </w:p>
-        </w:tc>
-        <w:tc>
-          <w:tcPr>
-            <w:tcW w:type="dxa" w:w="1680"/>
-            <w:vAlign w:val="center"/>
-          </w:tcPr>
-          <w:p>
-            <w:pPr>
-              <w:keepLines/>
-              <w:spacing w:after="0"/>
-            </w:pPr>
-            <w:r>
-              <w:rPr>
-                <w:rFonts w:ascii="Arial" w:hAnsi="Arial" w:eastAsia="Arial" w:cs="Tahoma"/>
-                <w:sz w:val="18"/>
-              </w:rPr>
-            </w:r>
-            <w:r>
-              <w:rPr>
-                <w:rFonts w:ascii="Arial" w:hAnsi="Arial" w:eastAsia="Arial" w:cs="Tahoma"/>
-                <w:b/>
-                <w:sz w:val="18"/>
-              </w:rPr>
-              <w:t>29</w:t>
+              <w:t>เต็มฉบับ</w:t>
             </w:r>
           </w:p>
         </w:tc>
@@ -2937,7 +2598,7 @@
         </w:trPr>
         <w:tc>
           <w:tcPr>
-            <w:tcW w:type="dxa" w:w="1680"/>
+            <w:tcW w:type="dxa" w:w="2016"/>
             <w:vAlign w:val="center"/>
           </w:tcPr>
           <w:p>
@@ -2956,13 +2617,13 @@
                 <w:rFonts w:ascii="Courier New" w:hAnsi="Courier New" w:eastAsia="Courier New" w:cs="Tahoma"/>
                 <w:sz w:val="18"/>
               </w:rPr>
-              <w:t>LLDD-BE-Job-9-SyncNewStoreToDocument.pdf</w:t>
+              <w:t>LLDD-BE-Job-8-CreateCompensationDocument.pdf</w:t>
             </w:r>
           </w:p>
         </w:tc>
         <w:tc>
           <w:tcPr>
-            <w:tcW w:type="dxa" w:w="1680"/>
+            <w:tcW w:type="dxa" w:w="2016"/>
             <w:vAlign w:val="center"/>
           </w:tcPr>
           <w:p>
@@ -2981,13 +2642,13 @@
                 <w:rFonts w:ascii="Arial" w:hAnsi="Arial" w:eastAsia="Arial" w:cs="Tahoma"/>
                 <w:sz w:val="18"/>
               </w:rPr>
-              <w:t>Pete</w:t>
+              <w:t>BE</w:t>
             </w:r>
           </w:p>
         </w:tc>
         <w:tc>
           <w:tcPr>
-            <w:tcW w:type="dxa" w:w="1680"/>
+            <w:tcW w:type="dxa" w:w="2016"/>
             <w:vAlign w:val="center"/>
           </w:tcPr>
           <w:p>
@@ -3006,13 +2667,13 @@
                 <w:rFonts w:ascii="Arial" w:hAnsi="Arial" w:eastAsia="Arial" w:cs="Tahoma"/>
                 <w:sz w:val="18"/>
               </w:rPr>
-              <w:t>เต็มฉบับ</w:t>
+              <w:t>Bank</w:t>
             </w:r>
           </w:p>
         </w:tc>
         <w:tc>
           <w:tcPr>
-            <w:tcW w:type="dxa" w:w="1680"/>
+            <w:tcW w:type="dxa" w:w="2016"/>
             <w:vAlign w:val="center"/>
           </w:tcPr>
           <w:p>
@@ -3029,15 +2690,16 @@
             <w:r>
               <w:rPr>
                 <w:rFonts w:ascii="Arial" w:hAnsi="Arial" w:eastAsia="Arial" w:cs="Tahoma"/>
-                <w:sz w:val="18"/>
-              </w:rPr>
-              <w:t>11</w:t>
+                <w:b/>
+                <w:sz w:val="18"/>
+              </w:rPr>
+              <w:t>24</w:t>
             </w:r>
           </w:p>
         </w:tc>
         <w:tc>
           <w:tcPr>
-            <w:tcW w:type="dxa" w:w="1680"/>
+            <w:tcW w:type="dxa" w:w="2016"/>
             <w:vAlign w:val="center"/>
           </w:tcPr>
           <w:p>
@@ -3056,33 +2718,7 @@
                 <w:rFonts w:ascii="Arial" w:hAnsi="Arial" w:eastAsia="Arial" w:cs="Tahoma"/>
                 <w:sz w:val="18"/>
               </w:rPr>
-              <w:t>4</w:t>
-            </w:r>
-          </w:p>
-        </w:tc>
-        <w:tc>
-          <w:tcPr>
-            <w:tcW w:type="dxa" w:w="1680"/>
-            <w:vAlign w:val="center"/>
-          </w:tcPr>
-          <w:p>
-            <w:pPr>
-              <w:keepLines/>
-              <w:spacing w:after="0"/>
-            </w:pPr>
-            <w:r>
-              <w:rPr>
-                <w:rFonts w:ascii="Arial" w:hAnsi="Arial" w:eastAsia="Arial" w:cs="Tahoma"/>
-                <w:sz w:val="18"/>
-              </w:rPr>
-            </w:r>
-            <w:r>
-              <w:rPr>
-                <w:rFonts w:ascii="Arial" w:hAnsi="Arial" w:eastAsia="Arial" w:cs="Tahoma"/>
-                <w:b/>
-                <w:sz w:val="18"/>
-              </w:rPr>
-              <w:t>15</w:t>
+              <w:t>เต็มฉบับ</w:t>
             </w:r>
           </w:p>
         </w:tc>
@@ -3093,7 +2729,7 @@
         </w:trPr>
         <w:tc>
           <w:tcPr>
-            <w:tcW w:type="dxa" w:w="1680"/>
+            <w:tcW w:type="dxa" w:w="2016"/>
             <w:vAlign w:val="center"/>
           </w:tcPr>
           <w:p>
@@ -3112,13 +2748,13 @@
                 <w:rFonts w:ascii="Courier New" w:hAnsi="Courier New" w:eastAsia="Courier New" w:cs="Tahoma"/>
                 <w:sz w:val="18"/>
               </w:rPr>
-              <w:t>LLDD-BE-API-Attachment-Sales-Timeline.pdf</w:t>
+              <w:t>LLDD-BE-API-Workflow-Instances.pdf</w:t>
             </w:r>
           </w:p>
         </w:tc>
         <w:tc>
           <w:tcPr>
-            <w:tcW w:type="dxa" w:w="1680"/>
+            <w:tcW w:type="dxa" w:w="2016"/>
             <w:vAlign w:val="center"/>
           </w:tcPr>
           <w:p>
@@ -3137,13 +2773,13 @@
                 <w:rFonts w:ascii="Arial" w:hAnsi="Arial" w:eastAsia="Arial" w:cs="Tahoma"/>
                 <w:sz w:val="18"/>
               </w:rPr>
-              <w:t>Pete</w:t>
+              <w:t>BE</w:t>
             </w:r>
           </w:p>
         </w:tc>
         <w:tc>
           <w:tcPr>
-            <w:tcW w:type="dxa" w:w="1680"/>
+            <w:tcW w:type="dxa" w:w="2016"/>
             <w:vAlign w:val="center"/>
           </w:tcPr>
           <w:p>
@@ -3162,13 +2798,13 @@
                 <w:rFonts w:ascii="Arial" w:hAnsi="Arial" w:eastAsia="Arial" w:cs="Tahoma"/>
                 <w:sz w:val="18"/>
               </w:rPr>
-              <w:t>เต็มฉบับ</w:t>
+              <w:t>Vava</w:t>
             </w:r>
           </w:p>
         </w:tc>
         <w:tc>
           <w:tcPr>
-            <w:tcW w:type="dxa" w:w="1680"/>
+            <w:tcW w:type="dxa" w:w="2016"/>
             <w:vAlign w:val="center"/>
           </w:tcPr>
           <w:p>
@@ -3185,15 +2821,16 @@
             <w:r>
               <w:rPr>
                 <w:rFonts w:ascii="Arial" w:hAnsi="Arial" w:eastAsia="Arial" w:cs="Tahoma"/>
-                <w:sz w:val="18"/>
-              </w:rPr>
-              <w:t>26</w:t>
+                <w:b/>
+                <w:sz w:val="18"/>
+              </w:rPr>
+              <w:t>16</w:t>
             </w:r>
           </w:p>
         </w:tc>
         <w:tc>
           <w:tcPr>
-            <w:tcW w:type="dxa" w:w="1680"/>
+            <w:tcW w:type="dxa" w:w="2016"/>
             <w:vAlign w:val="center"/>
           </w:tcPr>
           <w:p>
@@ -3212,33 +2849,7 @@
                 <w:rFonts w:ascii="Arial" w:hAnsi="Arial" w:eastAsia="Arial" w:cs="Tahoma"/>
                 <w:sz w:val="18"/>
               </w:rPr>
-              <w:t>8</w:t>
-            </w:r>
-          </w:p>
-        </w:tc>
-        <w:tc>
-          <w:tcPr>
-            <w:tcW w:type="dxa" w:w="1680"/>
-            <w:vAlign w:val="center"/>
-          </w:tcPr>
-          <w:p>
-            <w:pPr>
-              <w:keepLines/>
-              <w:spacing w:after="0"/>
-            </w:pPr>
-            <w:r>
-              <w:rPr>
-                <w:rFonts w:ascii="Arial" w:hAnsi="Arial" w:eastAsia="Arial" w:cs="Tahoma"/>
-                <w:sz w:val="18"/>
-              </w:rPr>
-            </w:r>
-            <w:r>
-              <w:rPr>
-                <w:rFonts w:ascii="Arial" w:hAnsi="Arial" w:eastAsia="Arial" w:cs="Tahoma"/>
-                <w:b/>
-                <w:sz w:val="18"/>
-              </w:rPr>
-              <w:t>34</w:t>
+              <w:t>50% ของฉบับ</w:t>
             </w:r>
           </w:p>
         </w:tc>
@@ -3249,7 +2860,7 @@
         </w:trPr>
         <w:tc>
           <w:tcPr>
-            <w:tcW w:type="dxa" w:w="1680"/>
+            <w:tcW w:type="dxa" w:w="2016"/>
             <w:vAlign w:val="center"/>
           </w:tcPr>
           <w:p>
@@ -3268,13 +2879,13 @@
                 <w:rFonts w:ascii="Courier New" w:hAnsi="Courier New" w:eastAsia="Courier New" w:cs="Tahoma"/>
                 <w:sz w:val="18"/>
               </w:rPr>
-              <w:t>LLDD-BE-API-Document-Create-Update.pdf</w:t>
+              <w:t>LLDD-BE-Job-9-SyncNewStoreToDocument.pdf</w:t>
             </w:r>
           </w:p>
         </w:tc>
         <w:tc>
           <w:tcPr>
-            <w:tcW w:type="dxa" w:w="1680"/>
+            <w:tcW w:type="dxa" w:w="2016"/>
             <w:vAlign w:val="center"/>
           </w:tcPr>
           <w:p>
@@ -3293,13 +2904,13 @@
                 <w:rFonts w:ascii="Arial" w:hAnsi="Arial" w:eastAsia="Arial" w:cs="Tahoma"/>
                 <w:sz w:val="18"/>
               </w:rPr>
-              <w:t>But</w:t>
+              <w:t>BE</w:t>
             </w:r>
           </w:p>
         </w:tc>
         <w:tc>
           <w:tcPr>
-            <w:tcW w:type="dxa" w:w="1680"/>
+            <w:tcW w:type="dxa" w:w="2016"/>
             <w:vAlign w:val="center"/>
           </w:tcPr>
           <w:p>
@@ -3318,13 +2929,13 @@
                 <w:rFonts w:ascii="Arial" w:hAnsi="Arial" w:eastAsia="Arial" w:cs="Tahoma"/>
                 <w:sz w:val="18"/>
               </w:rPr>
-              <w:t>เต็มฉบับ</w:t>
+              <w:t>Bank</w:t>
             </w:r>
           </w:p>
         </w:tc>
         <w:tc>
           <w:tcPr>
-            <w:tcW w:type="dxa" w:w="1680"/>
+            <w:tcW w:type="dxa" w:w="2016"/>
             <w:vAlign w:val="center"/>
           </w:tcPr>
           <w:p>
@@ -3341,15 +2952,16 @@
             <w:r>
               <w:rPr>
                 <w:rFonts w:ascii="Arial" w:hAnsi="Arial" w:eastAsia="Arial" w:cs="Tahoma"/>
-                <w:sz w:val="18"/>
-              </w:rPr>
-              <w:t>24</w:t>
+                <w:b/>
+                <w:sz w:val="18"/>
+              </w:rPr>
+              <w:t>15</w:t>
             </w:r>
           </w:p>
         </w:tc>
         <w:tc>
           <w:tcPr>
-            <w:tcW w:type="dxa" w:w="1680"/>
+            <w:tcW w:type="dxa" w:w="2016"/>
             <w:vAlign w:val="center"/>
           </w:tcPr>
           <w:p>
@@ -3368,33 +2980,7 @@
                 <w:rFonts w:ascii="Arial" w:hAnsi="Arial" w:eastAsia="Arial" w:cs="Tahoma"/>
                 <w:sz w:val="18"/>
               </w:rPr>
-              <w:t>8</w:t>
-            </w:r>
-          </w:p>
-        </w:tc>
-        <w:tc>
-          <w:tcPr>
-            <w:tcW w:type="dxa" w:w="1680"/>
-            <w:vAlign w:val="center"/>
-          </w:tcPr>
-          <w:p>
-            <w:pPr>
-              <w:keepLines/>
-              <w:spacing w:after="0"/>
-            </w:pPr>
-            <w:r>
-              <w:rPr>
-                <w:rFonts w:ascii="Arial" w:hAnsi="Arial" w:eastAsia="Arial" w:cs="Tahoma"/>
-                <w:sz w:val="18"/>
-              </w:rPr>
-            </w:r>
-            <w:r>
-              <w:rPr>
-                <w:rFonts w:ascii="Arial" w:hAnsi="Arial" w:eastAsia="Arial" w:cs="Tahoma"/>
-                <w:b/>
-                <w:sz w:val="18"/>
-              </w:rPr>
-              <w:t>32</w:t>
+              <w:t>เต็มฉบับ</w:t>
             </w:r>
           </w:p>
         </w:tc>
@@ -3405,7 +2991,7 @@
         </w:trPr>
         <w:tc>
           <w:tcPr>
-            <w:tcW w:type="dxa" w:w="1680"/>
+            <w:tcW w:type="dxa" w:w="2016"/>
             <w:vAlign w:val="center"/>
           </w:tcPr>
           <w:p>
@@ -3424,13 +3010,13 @@
                 <w:rFonts w:ascii="Courier New" w:hAnsi="Courier New" w:eastAsia="Courier New" w:cs="Tahoma"/>
                 <w:sz w:val="18"/>
               </w:rPr>
-              <w:t>LLDD-BE-API-Document-Detail-Aggregate.pdf</w:t>
+              <w:t>LLDD-BE-API-Document-Workflow-Actions.pdf</w:t>
             </w:r>
           </w:p>
         </w:tc>
         <w:tc>
           <w:tcPr>
-            <w:tcW w:type="dxa" w:w="1680"/>
+            <w:tcW w:type="dxa" w:w="2016"/>
             <w:vAlign w:val="center"/>
           </w:tcPr>
           <w:p>
@@ -3449,13 +3035,13 @@
                 <w:rFonts w:ascii="Arial" w:hAnsi="Arial" w:eastAsia="Arial" w:cs="Tahoma"/>
                 <w:sz w:val="18"/>
               </w:rPr>
-              <w:t>But</w:t>
+              <w:t>BE</w:t>
             </w:r>
           </w:p>
         </w:tc>
         <w:tc>
           <w:tcPr>
-            <w:tcW w:type="dxa" w:w="1680"/>
+            <w:tcW w:type="dxa" w:w="2016"/>
             <w:vAlign w:val="center"/>
           </w:tcPr>
           <w:p>
@@ -3474,13 +3060,13 @@
                 <w:rFonts w:ascii="Arial" w:hAnsi="Arial" w:eastAsia="Arial" w:cs="Tahoma"/>
                 <w:sz w:val="18"/>
               </w:rPr>
-              <w:t>เต็มฉบับ</w:t>
+              <w:t>Vava</w:t>
             </w:r>
           </w:p>
         </w:tc>
         <w:tc>
           <w:tcPr>
-            <w:tcW w:type="dxa" w:w="1680"/>
+            <w:tcW w:type="dxa" w:w="2016"/>
             <w:vAlign w:val="center"/>
           </w:tcPr>
           <w:p>
@@ -3497,15 +3083,16 @@
             <w:r>
               <w:rPr>
                 <w:rFonts w:ascii="Arial" w:hAnsi="Arial" w:eastAsia="Arial" w:cs="Tahoma"/>
-                <w:sz w:val="18"/>
-              </w:rPr>
-              <w:t>24</w:t>
+                <w:b/>
+                <w:sz w:val="18"/>
+              </w:rPr>
+              <w:t>15</w:t>
             </w:r>
           </w:p>
         </w:tc>
         <w:tc>
           <w:tcPr>
-            <w:tcW w:type="dxa" w:w="1680"/>
+            <w:tcW w:type="dxa" w:w="2016"/>
             <w:vAlign w:val="center"/>
           </w:tcPr>
           <w:p>
@@ -3524,33 +3111,7 @@
                 <w:rFonts w:ascii="Arial" w:hAnsi="Arial" w:eastAsia="Arial" w:cs="Tahoma"/>
                 <w:sz w:val="18"/>
               </w:rPr>
-              <w:t>8</w:t>
-            </w:r>
-          </w:p>
-        </w:tc>
-        <w:tc>
-          <w:tcPr>
-            <w:tcW w:type="dxa" w:w="1680"/>
-            <w:vAlign w:val="center"/>
-          </w:tcPr>
-          <w:p>
-            <w:pPr>
-              <w:keepLines/>
-              <w:spacing w:after="0"/>
-            </w:pPr>
-            <w:r>
-              <w:rPr>
-                <w:rFonts w:ascii="Arial" w:hAnsi="Arial" w:eastAsia="Arial" w:cs="Tahoma"/>
-                <w:sz w:val="18"/>
-              </w:rPr>
-            </w:r>
-            <w:r>
-              <w:rPr>
-                <w:rFonts w:ascii="Arial" w:hAnsi="Arial" w:eastAsia="Arial" w:cs="Tahoma"/>
-                <w:b/>
-                <w:sz w:val="18"/>
-              </w:rPr>
-              <w:t>32</w:t>
+              <w:t>40% ของฉบับ</w:t>
             </w:r>
           </w:p>
         </w:tc>
@@ -3561,7 +3122,7 @@
         </w:trPr>
         <w:tc>
           <w:tcPr>
-            <w:tcW w:type="dxa" w:w="1680"/>
+            <w:tcW w:type="dxa" w:w="2016"/>
             <w:vAlign w:val="center"/>
           </w:tcPr>
           <w:p>
@@ -3580,13 +3141,13 @@
                 <w:rFonts w:ascii="Courier New" w:hAnsi="Courier New" w:eastAsia="Courier New" w:cs="Tahoma"/>
                 <w:sz w:val="18"/>
               </w:rPr>
-              <w:t>LLDD-BE-API-Document-List-Search.pdf</w:t>
+              <w:t>LLDD-BE-Job-7-SyncCompetitorToDocument.pdf</w:t>
             </w:r>
           </w:p>
         </w:tc>
         <w:tc>
           <w:tcPr>
-            <w:tcW w:type="dxa" w:w="1680"/>
+            <w:tcW w:type="dxa" w:w="2016"/>
             <w:vAlign w:val="center"/>
           </w:tcPr>
           <w:p>
@@ -3605,13 +3166,13 @@
                 <w:rFonts w:ascii="Arial" w:hAnsi="Arial" w:eastAsia="Arial" w:cs="Tahoma"/>
                 <w:sz w:val="18"/>
               </w:rPr>
-              <w:t>But</w:t>
+              <w:t>BE</w:t>
             </w:r>
           </w:p>
         </w:tc>
         <w:tc>
           <w:tcPr>
-            <w:tcW w:type="dxa" w:w="1680"/>
+            <w:tcW w:type="dxa" w:w="2016"/>
             <w:vAlign w:val="center"/>
           </w:tcPr>
           <w:p>
@@ -3630,13 +3191,13 @@
                 <w:rFonts w:ascii="Arial" w:hAnsi="Arial" w:eastAsia="Arial" w:cs="Tahoma"/>
                 <w:sz w:val="18"/>
               </w:rPr>
-              <w:t>เต็มฉบับ</w:t>
+              <w:t>Bank</w:t>
             </w:r>
           </w:p>
         </w:tc>
         <w:tc>
           <w:tcPr>
-            <w:tcW w:type="dxa" w:w="1680"/>
+            <w:tcW w:type="dxa" w:w="2016"/>
             <w:vAlign w:val="center"/>
           </w:tcPr>
           <w:p>
@@ -3653,15 +3214,16 @@
             <w:r>
               <w:rPr>
                 <w:rFonts w:ascii="Arial" w:hAnsi="Arial" w:eastAsia="Arial" w:cs="Tahoma"/>
-                <w:sz w:val="18"/>
-              </w:rPr>
-              <w:t>20</w:t>
+                <w:b/>
+                <w:sz w:val="18"/>
+              </w:rPr>
+              <w:t>13</w:t>
             </w:r>
           </w:p>
         </w:tc>
         <w:tc>
           <w:tcPr>
-            <w:tcW w:type="dxa" w:w="1680"/>
+            <w:tcW w:type="dxa" w:w="2016"/>
             <w:vAlign w:val="center"/>
           </w:tcPr>
           <w:p>
@@ -3680,33 +3242,7 @@
                 <w:rFonts w:ascii="Arial" w:hAnsi="Arial" w:eastAsia="Arial" w:cs="Tahoma"/>
                 <w:sz w:val="18"/>
               </w:rPr>
-              <w:t>6</w:t>
-            </w:r>
-          </w:p>
-        </w:tc>
-        <w:tc>
-          <w:tcPr>
-            <w:tcW w:type="dxa" w:w="1680"/>
-            <w:vAlign w:val="center"/>
-          </w:tcPr>
-          <w:p>
-            <w:pPr>
-              <w:keepLines/>
-              <w:spacing w:after="0"/>
-            </w:pPr>
-            <w:r>
-              <w:rPr>
-                <w:rFonts w:ascii="Arial" w:hAnsi="Arial" w:eastAsia="Arial" w:cs="Tahoma"/>
-                <w:sz w:val="18"/>
-              </w:rPr>
-            </w:r>
-            <w:r>
-              <w:rPr>
-                <w:rFonts w:ascii="Arial" w:hAnsi="Arial" w:eastAsia="Arial" w:cs="Tahoma"/>
-                <w:b/>
-                <w:sz w:val="18"/>
-              </w:rPr>
-              <w:t>26</w:t>
+              <w:t>เต็มฉบับ</w:t>
             </w:r>
           </w:p>
         </w:tc>
@@ -3717,7 +3253,7 @@
         </w:trPr>
         <w:tc>
           <w:tcPr>
-            <w:tcW w:type="dxa" w:w="1680"/>
+            <w:tcW w:type="dxa" w:w="2016"/>
             <w:vAlign w:val="center"/>
           </w:tcPr>
           <w:p>
@@ -3736,13 +3272,13 @@
                 <w:rFonts w:ascii="Courier New" w:hAnsi="Courier New" w:eastAsia="Courier New" w:cs="Tahoma"/>
                 <w:sz w:val="18"/>
               </w:rPr>
-              <w:t>LLDD-BE-API-Document-Workflow-Actions.pdf</w:t>
+              <w:t>LLDD-FE-Create-Document.pdf</w:t>
             </w:r>
           </w:p>
         </w:tc>
         <w:tc>
           <w:tcPr>
-            <w:tcW w:type="dxa" w:w="1680"/>
+            <w:tcW w:type="dxa" w:w="2016"/>
             <w:vAlign w:val="center"/>
           </w:tcPr>
           <w:p>
@@ -3761,13 +3297,13 @@
                 <w:rFonts w:ascii="Arial" w:hAnsi="Arial" w:eastAsia="Arial" w:cs="Tahoma"/>
                 <w:sz w:val="18"/>
               </w:rPr>
-              <w:t>Vava</w:t>
+              <w:t>FE</w:t>
             </w:r>
           </w:p>
         </w:tc>
         <w:tc>
           <w:tcPr>
-            <w:tcW w:type="dxa" w:w="1680"/>
+            <w:tcW w:type="dxa" w:w="2016"/>
             <w:vAlign w:val="center"/>
           </w:tcPr>
           <w:p>
@@ -3786,13 +3322,13 @@
                 <w:rFonts w:ascii="Arial" w:hAnsi="Arial" w:eastAsia="Arial" w:cs="Tahoma"/>
                 <w:sz w:val="18"/>
               </w:rPr>
-              <w:t>40% ของฉบับ</w:t>
+              <w:t>New</w:t>
             </w:r>
           </w:p>
         </w:tc>
         <w:tc>
           <w:tcPr>
-            <w:tcW w:type="dxa" w:w="1680"/>
+            <w:tcW w:type="dxa" w:w="2016"/>
             <w:vAlign w:val="center"/>
           </w:tcPr>
           <w:p>
@@ -3809,15 +3345,16 @@
             <w:r>
               <w:rPr>
                 <w:rFonts w:ascii="Arial" w:hAnsi="Arial" w:eastAsia="Arial" w:cs="Tahoma"/>
-                <w:sz w:val="18"/>
-              </w:rPr>
-              <w:t>11</w:t>
+                <w:b/>
+                <w:sz w:val="18"/>
+              </w:rPr>
+              <w:t>8</w:t>
             </w:r>
           </w:p>
         </w:tc>
         <w:tc>
           <w:tcPr>
-            <w:tcW w:type="dxa" w:w="1680"/>
+            <w:tcW w:type="dxa" w:w="2016"/>
             <w:vAlign w:val="center"/>
           </w:tcPr>
           <w:p>
@@ -3836,334 +3373,7 @@
                 <w:rFonts w:ascii="Arial" w:hAnsi="Arial" w:eastAsia="Arial" w:cs="Tahoma"/>
                 <w:sz w:val="18"/>
               </w:rPr>
-              <w:t>4</w:t>
-            </w:r>
-          </w:p>
-        </w:tc>
-        <w:tc>
-          <w:tcPr>
-            <w:tcW w:type="dxa" w:w="1680"/>
-            <w:vAlign w:val="center"/>
-          </w:tcPr>
-          <w:p>
-            <w:pPr>
-              <w:keepLines/>
-              <w:spacing w:after="0"/>
-            </w:pPr>
-            <w:r>
-              <w:rPr>
-                <w:rFonts w:ascii="Arial" w:hAnsi="Arial" w:eastAsia="Arial" w:cs="Tahoma"/>
-                <w:sz w:val="18"/>
-              </w:rPr>
-            </w:r>
-            <w:r>
-              <w:rPr>
-                <w:rFonts w:ascii="Arial" w:hAnsi="Arial" w:eastAsia="Arial" w:cs="Tahoma"/>
-                <w:b/>
-                <w:sz w:val="18"/>
-              </w:rPr>
-              <w:t>15</w:t>
-            </w:r>
-          </w:p>
-        </w:tc>
-      </w:tr>
-      <w:tr>
-        <w:trPr>
-          <w:cantSplit/>
-        </w:trPr>
-        <w:tc>
-          <w:tcPr>
-            <w:tcW w:type="dxa" w:w="1680"/>
-            <w:vAlign w:val="center"/>
-          </w:tcPr>
-          <w:p>
-            <w:pPr>
-              <w:keepLines/>
-              <w:spacing w:after="0"/>
-            </w:pPr>
-            <w:r>
-              <w:rPr>
-                <w:rFonts w:ascii="Arial" w:hAnsi="Arial" w:eastAsia="Arial" w:cs="Tahoma"/>
-                <w:sz w:val="18"/>
-              </w:rPr>
-            </w:r>
-            <w:r>
-              <w:rPr>
-                <w:rFonts w:ascii="Courier New" w:hAnsi="Courier New" w:eastAsia="Courier New" w:cs="Tahoma"/>
-                <w:sz w:val="18"/>
-              </w:rPr>
-              <w:t>LLDD-BE-API-Workflow-Instances.pdf</w:t>
-            </w:r>
-          </w:p>
-        </w:tc>
-        <w:tc>
-          <w:tcPr>
-            <w:tcW w:type="dxa" w:w="1680"/>
-            <w:vAlign w:val="center"/>
-          </w:tcPr>
-          <w:p>
-            <w:pPr>
-              <w:keepLines/>
-              <w:spacing w:after="0"/>
-            </w:pPr>
-            <w:r>
-              <w:rPr>
-                <w:rFonts w:ascii="Arial" w:hAnsi="Arial" w:eastAsia="Arial" w:cs="Tahoma"/>
-                <w:sz w:val="18"/>
-              </w:rPr>
-            </w:r>
-            <w:r>
-              <w:rPr>
-                <w:rFonts w:ascii="Arial" w:hAnsi="Arial" w:eastAsia="Arial" w:cs="Tahoma"/>
-                <w:sz w:val="18"/>
-              </w:rPr>
-              <w:t>Vava</w:t>
-            </w:r>
-          </w:p>
-        </w:tc>
-        <w:tc>
-          <w:tcPr>
-            <w:tcW w:type="dxa" w:w="1680"/>
-            <w:vAlign w:val="center"/>
-          </w:tcPr>
-          <w:p>
-            <w:pPr>
-              <w:keepLines/>
-              <w:spacing w:after="0"/>
-            </w:pPr>
-            <w:r>
-              <w:rPr>
-                <w:rFonts w:ascii="Arial" w:hAnsi="Arial" w:eastAsia="Arial" w:cs="Tahoma"/>
-                <w:sz w:val="18"/>
-              </w:rPr>
-            </w:r>
-            <w:r>
-              <w:rPr>
-                <w:rFonts w:ascii="Arial" w:hAnsi="Arial" w:eastAsia="Arial" w:cs="Tahoma"/>
-                <w:sz w:val="18"/>
-              </w:rPr>
-              <w:t>50% ของฉบับ</w:t>
-            </w:r>
-          </w:p>
-        </w:tc>
-        <w:tc>
-          <w:tcPr>
-            <w:tcW w:type="dxa" w:w="1680"/>
-            <w:vAlign w:val="center"/>
-          </w:tcPr>
-          <w:p>
-            <w:pPr>
-              <w:keepLines/>
-              <w:spacing w:after="0"/>
-            </w:pPr>
-            <w:r>
-              <w:rPr>
-                <w:rFonts w:ascii="Arial" w:hAnsi="Arial" w:eastAsia="Arial" w:cs="Tahoma"/>
-                <w:sz w:val="18"/>
-              </w:rPr>
-            </w:r>
-            <w:r>
-              <w:rPr>
-                <w:rFonts w:ascii="Arial" w:hAnsi="Arial" w:eastAsia="Arial" w:cs="Tahoma"/>
-                <w:sz w:val="18"/>
-              </w:rPr>
-              <w:t>12</w:t>
-            </w:r>
-          </w:p>
-        </w:tc>
-        <w:tc>
-          <w:tcPr>
-            <w:tcW w:type="dxa" w:w="1680"/>
-            <w:vAlign w:val="center"/>
-          </w:tcPr>
-          <w:p>
-            <w:pPr>
-              <w:keepLines/>
-              <w:spacing w:after="0"/>
-            </w:pPr>
-            <w:r>
-              <w:rPr>
-                <w:rFonts w:ascii="Arial" w:hAnsi="Arial" w:eastAsia="Arial" w:cs="Tahoma"/>
-                <w:sz w:val="18"/>
-              </w:rPr>
-            </w:r>
-            <w:r>
-              <w:rPr>
-                <w:rFonts w:ascii="Arial" w:hAnsi="Arial" w:eastAsia="Arial" w:cs="Tahoma"/>
-                <w:sz w:val="18"/>
-              </w:rPr>
-              <w:t>4</w:t>
-            </w:r>
-          </w:p>
-        </w:tc>
-        <w:tc>
-          <w:tcPr>
-            <w:tcW w:type="dxa" w:w="1680"/>
-            <w:vAlign w:val="center"/>
-          </w:tcPr>
-          <w:p>
-            <w:pPr>
-              <w:keepLines/>
-              <w:spacing w:after="0"/>
-            </w:pPr>
-            <w:r>
-              <w:rPr>
-                <w:rFonts w:ascii="Arial" w:hAnsi="Arial" w:eastAsia="Arial" w:cs="Tahoma"/>
-                <w:sz w:val="18"/>
-              </w:rPr>
-            </w:r>
-            <w:r>
-              <w:rPr>
-                <w:rFonts w:ascii="Arial" w:hAnsi="Arial" w:eastAsia="Arial" w:cs="Tahoma"/>
-                <w:b/>
-                <w:sz w:val="18"/>
-              </w:rPr>
-              <w:t>16</w:t>
-            </w:r>
-          </w:p>
-        </w:tc>
-      </w:tr>
-      <w:tr>
-        <w:trPr>
-          <w:cantSplit/>
-        </w:trPr>
-        <w:tc>
-          <w:tcPr>
-            <w:tcW w:type="dxa" w:w="1680"/>
-            <w:vAlign w:val="center"/>
-          </w:tcPr>
-          <w:p>
-            <w:pPr>
-              <w:keepLines/>
-              <w:spacing w:after="0"/>
-            </w:pPr>
-            <w:r>
-              <w:rPr>
-                <w:rFonts w:ascii="Arial" w:hAnsi="Arial" w:eastAsia="Arial" w:cs="Tahoma"/>
-                <w:sz w:val="18"/>
-              </w:rPr>
-            </w:r>
-            <w:r>
-              <w:rPr>
-                <w:rFonts w:ascii="Arial" w:hAnsi="Arial" w:eastAsia="Arial" w:cs="Tahoma"/>
-                <w:b/>
-                <w:sz w:val="18"/>
-              </w:rPr>
-              <w:t>รวม</w:t>
-            </w:r>
-          </w:p>
-        </w:tc>
-        <w:tc>
-          <w:tcPr>
-            <w:tcW w:type="dxa" w:w="1680"/>
-            <w:vAlign w:val="center"/>
-          </w:tcPr>
-          <w:p>
-            <w:pPr>
-              <w:keepLines/>
-              <w:spacing w:after="0"/>
-            </w:pPr>
-            <w:r>
-              <w:rPr>
-                <w:rFonts w:ascii="Arial" w:hAnsi="Arial" w:eastAsia="Arial" w:cs="Tahoma"/>
-                <w:sz w:val="18"/>
-              </w:rPr>
-            </w:r>
-          </w:p>
-        </w:tc>
-        <w:tc>
-          <w:tcPr>
-            <w:tcW w:type="dxa" w:w="1680"/>
-            <w:vAlign w:val="center"/>
-          </w:tcPr>
-          <w:p>
-            <w:pPr>
-              <w:keepLines/>
-              <w:spacing w:after="0"/>
-            </w:pPr>
-            <w:r>
-              <w:rPr>
-                <w:rFonts w:ascii="Arial" w:hAnsi="Arial" w:eastAsia="Arial" w:cs="Tahoma"/>
-                <w:sz w:val="18"/>
-              </w:rPr>
-            </w:r>
-          </w:p>
-        </w:tc>
-        <w:tc>
-          <w:tcPr>
-            <w:tcW w:type="dxa" w:w="1680"/>
-            <w:vAlign w:val="center"/>
-          </w:tcPr>
-          <w:p>
-            <w:pPr>
-              <w:keepLines/>
-              <w:spacing w:after="0"/>
-            </w:pPr>
-            <w:r>
-              <w:rPr>
-                <w:rFonts w:ascii="Arial" w:hAnsi="Arial" w:eastAsia="Arial" w:cs="Tahoma"/>
-                <w:sz w:val="18"/>
-              </w:rPr>
-            </w:r>
-            <w:r>
-              <w:rPr>
-                <w:rFonts w:ascii="Arial" w:hAnsi="Arial" w:eastAsia="Arial" w:cs="Tahoma"/>
-                <w:b/>
-                <w:sz w:val="18"/>
-              </w:rPr>
-              <w:t>178</w:t>
-            </w:r>
-          </w:p>
-        </w:tc>
-        <w:tc>
-          <w:tcPr>
-            <w:tcW w:type="dxa" w:w="1680"/>
-            <w:vAlign w:val="center"/>
-          </w:tcPr>
-          <w:p>
-            <w:pPr>
-              <w:keepLines/>
-              <w:spacing w:after="0"/>
-            </w:pPr>
-            <w:r>
-              <w:rPr>
-                <w:rFonts w:ascii="Arial" w:hAnsi="Arial" w:eastAsia="Arial" w:cs="Tahoma"/>
-                <w:sz w:val="18"/>
-              </w:rPr>
-            </w:r>
-            <w:r>
-              <w:rPr>
-                <w:rFonts w:ascii="Arial" w:hAnsi="Arial" w:eastAsia="Arial" w:cs="Tahoma"/>
-                <w:b/>
-                <w:sz w:val="18"/>
-              </w:rPr>
-              <w:t>58</w:t>
-            </w:r>
-          </w:p>
-        </w:tc>
-        <w:tc>
-          <w:tcPr>
-            <w:tcW w:type="dxa" w:w="1680"/>
-            <w:vAlign w:val="center"/>
-          </w:tcPr>
-          <w:p>
-            <w:pPr>
-              <w:keepLines/>
-              <w:spacing w:after="0"/>
-            </w:pPr>
-            <w:r>
-              <w:rPr>
-                <w:rFonts w:ascii="Arial" w:hAnsi="Arial" w:eastAsia="Arial" w:cs="Tahoma"/>
-                <w:sz w:val="18"/>
-              </w:rPr>
-            </w:r>
-            <w:r>
-              <w:rPr>
-                <w:rFonts w:ascii="Arial" w:hAnsi="Arial" w:eastAsia="Arial" w:cs="Tahoma"/>
-                <w:b/>
-                <w:sz w:val="18"/>
-              </w:rPr>
-              <w:t>236</w:t>
+              <w:t>เต็มฉบับ</w:t>
             </w:r>
           </w:p>
         </w:tc>
@@ -4178,7 +3388,7 @@
         <w:pageBreakBefore w:val="0"/>
       </w:pPr>
       <w:r>
-        <w:t>5. TB-2 — ปรับสิทธิ์การตรวจสอบยอดชดเชยรายได้และกระบวนการทำงานของทีมส่งเสริม</w:t>
+        <w:t>4. TB-2 · SDD สไลด์ 52-58 — ปรับสิทธิ์การตรวจสอบยอดชดเชยรายได้และกระบวนการทำงานของทีมส่งเสริม</w:t>
       </w:r>
     </w:p>
     <w:p>
@@ -4189,19 +3399,37 @@
         <w:rPr>
           <w:b/>
         </w:rPr>
-        <w:t>ที่มาใน SDD:</w:t>
+        <w:t>ใช้เวลา 125 ชั่วโมง</w:t>
       </w:r>
       <w:r>
-        <w:t xml:space="preserve"> สไลด์ 52-58 · </w:t>
+        <w:t xml:space="preserve"> (FE 30 + BE 95)  ·  FE: </w:t>
       </w:r>
       <w:r>
         <w:rPr>
           <w:b/>
         </w:rPr>
-        <w:t>รวม 125 ชั่วโมง</w:t>
+        <w:t>New</w:t>
       </w:r>
       <w:r>
-        <w:t xml:space="preserve"> (implementation 107 + unit test 18)</w:t>
+        <w:t xml:space="preserve"> 30 ชม.   |  BE: </w:t>
+      </w:r>
+      <w:r>
+        <w:rPr>
+          <w:b/>
+        </w:rPr>
+        <w:t>Vava</w:t>
+      </w:r>
+      <w:r>
+        <w:t xml:space="preserve"> 71 ชม. · </w:t>
+      </w:r>
+      <w:r>
+        <w:rPr>
+          <w:b/>
+        </w:rPr>
+        <w:t>Bank</w:t>
+      </w:r>
+      <w:r>
+        <w:t xml:space="preserve"> 24 ชม.</w:t>
       </w:r>
     </w:p>
     <w:p>
@@ -4212,7 +3440,7 @@
         <w:pageBreakBefore w:val="0"/>
       </w:pPr>
       <w:r>
-        <w:t>5.1 สิ่งที่ SDD ระบุไว้</w:t>
+        <w:t>4.1 SDD สั่งให้ทำอะไร</w:t>
       </w:r>
     </w:p>
     <w:p>
@@ -4307,7 +3535,7 @@
         <w:pageBreakBefore w:val="0"/>
       </w:pPr>
       <w:r>
-        <w:t>5.2 Frontend</w:t>
+        <w:t>4.2 ทำที่เอกสาร LLDD ฉบับไหน</w:t>
       </w:r>
     </w:p>
     <w:tbl>
@@ -4318,12 +3546,11 @@
         <w:tblLook w:firstColumn="1" w:firstRow="1" w:lastColumn="0" w:lastRow="0" w:noHBand="0" w:noVBand="1" w:val="04A0"/>
       </w:tblPr>
       <w:tblGrid>
-        <w:gridCol w:w="1680"/>
-        <w:gridCol w:w="1680"/>
-        <w:gridCol w:w="1680"/>
-        <w:gridCol w:w="1680"/>
-        <w:gridCol w:w="1680"/>
-        <w:gridCol w:w="1680"/>
+        <w:gridCol w:w="2016"/>
+        <w:gridCol w:w="2016"/>
+        <w:gridCol w:w="2016"/>
+        <w:gridCol w:w="2016"/>
+        <w:gridCol w:w="2016"/>
       </w:tblGrid>
       <w:tr>
         <w:trPr>
@@ -4331,7 +3558,7 @@
         </w:trPr>
         <w:tc>
           <w:tcPr>
-            <w:tcW w:type="dxa" w:w="1680"/>
+            <w:tcW w:type="dxa" w:w="2016"/>
             <w:vAlign w:val="center"/>
             <w:shd w:fill="E8EEF5"/>
           </w:tcPr>
@@ -4353,7 +3580,7 @@
         </w:tc>
         <w:tc>
           <w:tcPr>
-            <w:tcW w:type="dxa" w:w="1680"/>
+            <w:tcW w:type="dxa" w:w="2016"/>
             <w:vAlign w:val="center"/>
             <w:shd w:fill="E8EEF5"/>
           </w:tcPr>
@@ -4369,13 +3596,13 @@
                 <w:b/>
                 <w:sz w:val="18"/>
               </w:rPr>
-              <w:t>ผู้รับผิดชอบ</w:t>
+              <w:t>สาย</w:t>
             </w:r>
           </w:p>
         </w:tc>
         <w:tc>
           <w:tcPr>
-            <w:tcW w:type="dxa" w:w="1680"/>
+            <w:tcW w:type="dxa" w:w="2016"/>
             <w:vAlign w:val="center"/>
             <w:shd w:fill="E8EEF5"/>
           </w:tcPr>
@@ -4391,13 +3618,13 @@
                 <w:b/>
                 <w:sz w:val="18"/>
               </w:rPr>
-              <w:t>สัดส่วน</w:t>
+              <w:t>ผู้รับผิดชอบ</w:t>
             </w:r>
           </w:p>
         </w:tc>
         <w:tc>
           <w:tcPr>
-            <w:tcW w:type="dxa" w:w="1680"/>
+            <w:tcW w:type="dxa" w:w="2016"/>
             <w:vAlign w:val="center"/>
             <w:shd w:fill="E8EEF5"/>
           </w:tcPr>
@@ -4413,13 +3640,13 @@
                 <w:b/>
                 <w:sz w:val="18"/>
               </w:rPr>
-              <w:t>impl</w:t>
+              <w:t>ชม.</w:t>
             </w:r>
           </w:p>
         </w:tc>
         <w:tc>
           <w:tcPr>
-            <w:tcW w:type="dxa" w:w="1680"/>
+            <w:tcW w:type="dxa" w:w="2016"/>
             <w:vAlign w:val="center"/>
             <w:shd w:fill="E8EEF5"/>
           </w:tcPr>
@@ -4435,29 +3662,7 @@
                 <w:b/>
                 <w:sz w:val="18"/>
               </w:rPr>
-              <w:t>unit test</w:t>
-            </w:r>
-          </w:p>
-        </w:tc>
-        <w:tc>
-          <w:tcPr>
-            <w:tcW w:type="dxa" w:w="1680"/>
-            <w:vAlign w:val="center"/>
-            <w:shd w:fill="E8EEF5"/>
-          </w:tcPr>
-          <w:p>
-            <w:pPr>
-              <w:keepLines/>
-              <w:spacing w:after="0"/>
-            </w:pPr>
-            <w:r/>
-            <w:r>
-              <w:rPr>
-                <w:rFonts w:ascii="Arial" w:hAnsi="Arial" w:eastAsia="Arial" w:cs="Tahoma"/>
-                <w:b/>
-                <w:sz w:val="18"/>
-              </w:rPr>
-              <w:t>รวม</w:t>
+              <w:t>สัดส่วนของฉบับ</w:t>
             </w:r>
           </w:p>
         </w:tc>
@@ -4468,7 +3673,7 @@
         </w:trPr>
         <w:tc>
           <w:tcPr>
-            <w:tcW w:type="dxa" w:w="1680"/>
+            <w:tcW w:type="dxa" w:w="2016"/>
             <w:vAlign w:val="center"/>
           </w:tcPr>
           <w:p>
@@ -4493,7 +3698,7 @@
         </w:tc>
         <w:tc>
           <w:tcPr>
-            <w:tcW w:type="dxa" w:w="1680"/>
+            <w:tcW w:type="dxa" w:w="2016"/>
             <w:vAlign w:val="center"/>
           </w:tcPr>
           <w:p>
@@ -4512,13 +3717,13 @@
                 <w:rFonts w:ascii="Arial" w:hAnsi="Arial" w:eastAsia="Arial" w:cs="Tahoma"/>
                 <w:sz w:val="18"/>
               </w:rPr>
-              <w:t>New</w:t>
+              <w:t>FE</w:t>
             </w:r>
           </w:p>
         </w:tc>
         <w:tc>
           <w:tcPr>
-            <w:tcW w:type="dxa" w:w="1680"/>
+            <w:tcW w:type="dxa" w:w="2016"/>
             <w:vAlign w:val="center"/>
           </w:tcPr>
           <w:p>
@@ -4537,13 +3742,13 @@
                 <w:rFonts w:ascii="Arial" w:hAnsi="Arial" w:eastAsia="Arial" w:cs="Tahoma"/>
                 <w:sz w:val="18"/>
               </w:rPr>
-              <w:t>40% ของฉบับ</w:t>
+              <w:t>New</w:t>
             </w:r>
           </w:p>
         </w:tc>
         <w:tc>
           <w:tcPr>
-            <w:tcW w:type="dxa" w:w="1680"/>
+            <w:tcW w:type="dxa" w:w="2016"/>
             <w:vAlign w:val="center"/>
           </w:tcPr>
           <w:p>
@@ -4560,15 +3765,16 @@
             <w:r>
               <w:rPr>
                 <w:rFonts w:ascii="Arial" w:hAnsi="Arial" w:eastAsia="Arial" w:cs="Tahoma"/>
-                <w:sz w:val="18"/>
-              </w:rPr>
-              <w:t>24</w:t>
+                <w:b/>
+                <w:sz w:val="18"/>
+              </w:rPr>
+              <w:t>30</w:t>
             </w:r>
           </w:p>
         </w:tc>
         <w:tc>
           <w:tcPr>
-            <w:tcW w:type="dxa" w:w="1680"/>
+            <w:tcW w:type="dxa" w:w="2016"/>
             <w:vAlign w:val="center"/>
           </w:tcPr>
           <w:p>
@@ -4587,33 +3793,7 @@
                 <w:rFonts w:ascii="Arial" w:hAnsi="Arial" w:eastAsia="Arial" w:cs="Tahoma"/>
                 <w:sz w:val="18"/>
               </w:rPr>
-              <w:t>6</w:t>
-            </w:r>
-          </w:p>
-        </w:tc>
-        <w:tc>
-          <w:tcPr>
-            <w:tcW w:type="dxa" w:w="1680"/>
-            <w:vAlign w:val="center"/>
-          </w:tcPr>
-          <w:p>
-            <w:pPr>
-              <w:keepLines/>
-              <w:spacing w:after="0"/>
-            </w:pPr>
-            <w:r>
-              <w:rPr>
-                <w:rFonts w:ascii="Arial" w:hAnsi="Arial" w:eastAsia="Arial" w:cs="Tahoma"/>
-                <w:sz w:val="18"/>
-              </w:rPr>
-            </w:r>
-            <w:r>
-              <w:rPr>
-                <w:rFonts w:ascii="Arial" w:hAnsi="Arial" w:eastAsia="Arial" w:cs="Tahoma"/>
-                <w:b/>
-                <w:sz w:val="18"/>
-              </w:rPr>
-              <w:t>30</w:t>
+              <w:t>40% ของฉบับ</w:t>
             </w:r>
           </w:p>
         </w:tc>
@@ -4624,7 +3804,7 @@
         </w:trPr>
         <w:tc>
           <w:tcPr>
-            <w:tcW w:type="dxa" w:w="1680"/>
+            <w:tcW w:type="dxa" w:w="2016"/>
             <w:vAlign w:val="center"/>
           </w:tcPr>
           <w:p>
@@ -4640,17 +3820,16 @@
             </w:r>
             <w:r>
               <w:rPr>
-                <w:rFonts w:ascii="Arial" w:hAnsi="Arial" w:eastAsia="Arial" w:cs="Tahoma"/>
-                <w:b/>
-                <w:sz w:val="18"/>
-              </w:rPr>
-              <w:t>รวม</w:t>
+                <w:rFonts w:ascii="Courier New" w:hAnsi="Courier New" w:eastAsia="Courier New" w:cs="Tahoma"/>
+                <w:sz w:val="18"/>
+              </w:rPr>
+              <w:t>LLDD-BE-Workflow-Engine-Definition.pdf</w:t>
             </w:r>
           </w:p>
         </w:tc>
         <w:tc>
           <w:tcPr>
-            <w:tcW w:type="dxa" w:w="1680"/>
+            <w:tcW w:type="dxa" w:w="2016"/>
             <w:vAlign w:val="center"/>
           </w:tcPr>
           <w:p>
@@ -4664,11 +3843,18 @@
                 <w:sz w:val="18"/>
               </w:rPr>
             </w:r>
+            <w:r>
+              <w:rPr>
+                <w:rFonts w:ascii="Arial" w:hAnsi="Arial" w:eastAsia="Arial" w:cs="Tahoma"/>
+                <w:sz w:val="18"/>
+              </w:rPr>
+              <w:t>BE</w:t>
+            </w:r>
           </w:p>
         </w:tc>
         <w:tc>
           <w:tcPr>
-            <w:tcW w:type="dxa" w:w="1680"/>
+            <w:tcW w:type="dxa" w:w="2016"/>
             <w:vAlign w:val="center"/>
           </w:tcPr>
           <w:p>
@@ -4682,11 +3868,18 @@
                 <w:sz w:val="18"/>
               </w:rPr>
             </w:r>
+            <w:r>
+              <w:rPr>
+                <w:rFonts w:ascii="Arial" w:hAnsi="Arial" w:eastAsia="Arial" w:cs="Tahoma"/>
+                <w:sz w:val="18"/>
+              </w:rPr>
+              <w:t>Bank</w:t>
+            </w:r>
           </w:p>
         </w:tc>
         <w:tc>
           <w:tcPr>
-            <w:tcW w:type="dxa" w:w="1680"/>
+            <w:tcW w:type="dxa" w:w="2016"/>
             <w:vAlign w:val="center"/>
           </w:tcPr>
           <w:p>
@@ -4712,7 +3905,7 @@
         </w:tc>
         <w:tc>
           <w:tcPr>
-            <w:tcW w:type="dxa" w:w="1680"/>
+            <w:tcW w:type="dxa" w:w="2016"/>
             <w:vAlign w:val="center"/>
           </w:tcPr>
           <w:p>
@@ -4729,201 +3922,9 @@
             <w:r>
               <w:rPr>
                 <w:rFonts w:ascii="Arial" w:hAnsi="Arial" w:eastAsia="Arial" w:cs="Tahoma"/>
-                <w:b/>
-                <w:sz w:val="18"/>
-              </w:rPr>
-              <w:t>6</w:t>
-            </w:r>
-          </w:p>
-        </w:tc>
-        <w:tc>
-          <w:tcPr>
-            <w:tcW w:type="dxa" w:w="1680"/>
-            <w:vAlign w:val="center"/>
-          </w:tcPr>
-          <w:p>
-            <w:pPr>
-              <w:keepLines/>
-              <w:spacing w:after="0"/>
-            </w:pPr>
-            <w:r>
-              <w:rPr>
-                <w:rFonts w:ascii="Arial" w:hAnsi="Arial" w:eastAsia="Arial" w:cs="Tahoma"/>
-                <w:sz w:val="18"/>
-              </w:rPr>
-            </w:r>
-            <w:r>
-              <w:rPr>
-                <w:rFonts w:ascii="Arial" w:hAnsi="Arial" w:eastAsia="Arial" w:cs="Tahoma"/>
-                <w:b/>
-                <w:sz w:val="18"/>
-              </w:rPr>
-              <w:t>30</w:t>
-            </w:r>
-          </w:p>
-        </w:tc>
-      </w:tr>
-    </w:tbl>
-    <w:p/>
-    <w:p>
-      <w:pPr>
-        <w:pStyle w:val="Heading2"/>
-        <w:keepNext/>
-        <w:keepLines/>
-        <w:pageBreakBefore w:val="0"/>
-      </w:pPr>
-      <w:r>
-        <w:t>5.3 Backend / Batch Job</w:t>
-      </w:r>
-    </w:p>
-    <w:tbl>
-      <w:tblPr>
-        <w:tblStyle w:val="TableGrid"/>
-        <w:tblW w:type="auto" w:w="0"/>
-        <w:jc w:val="center"/>
-        <w:tblLook w:firstColumn="1" w:firstRow="1" w:lastColumn="0" w:lastRow="0" w:noHBand="0" w:noVBand="1" w:val="04A0"/>
-      </w:tblPr>
-      <w:tblGrid>
-        <w:gridCol w:w="1680"/>
-        <w:gridCol w:w="1680"/>
-        <w:gridCol w:w="1680"/>
-        <w:gridCol w:w="1680"/>
-        <w:gridCol w:w="1680"/>
-        <w:gridCol w:w="1680"/>
-      </w:tblGrid>
-      <w:tr>
-        <w:trPr>
-          <w:cantSplit/>
-        </w:trPr>
-        <w:tc>
-          <w:tcPr>
-            <w:tcW w:type="dxa" w:w="1680"/>
-            <w:vAlign w:val="center"/>
-            <w:shd w:fill="E8EEF5"/>
-          </w:tcPr>
-          <w:p>
-            <w:pPr>
-              <w:keepLines/>
-              <w:spacing w:after="0"/>
-            </w:pPr>
-            <w:r/>
-            <w:r>
-              <w:rPr>
-                <w:rFonts w:ascii="Arial" w:hAnsi="Arial" w:eastAsia="Arial" w:cs="Tahoma"/>
-                <w:b/>
-                <w:sz w:val="18"/>
-              </w:rPr>
-              <w:t>เอกสาร LLDD</w:t>
-            </w:r>
-          </w:p>
-        </w:tc>
-        <w:tc>
-          <w:tcPr>
-            <w:tcW w:type="dxa" w:w="1680"/>
-            <w:vAlign w:val="center"/>
-            <w:shd w:fill="E8EEF5"/>
-          </w:tcPr>
-          <w:p>
-            <w:pPr>
-              <w:keepLines/>
-              <w:spacing w:after="0"/>
-            </w:pPr>
-            <w:r/>
-            <w:r>
-              <w:rPr>
-                <w:rFonts w:ascii="Arial" w:hAnsi="Arial" w:eastAsia="Arial" w:cs="Tahoma"/>
-                <w:b/>
-                <w:sz w:val="18"/>
-              </w:rPr>
-              <w:t>ผู้รับผิดชอบ</w:t>
-            </w:r>
-          </w:p>
-        </w:tc>
-        <w:tc>
-          <w:tcPr>
-            <w:tcW w:type="dxa" w:w="1680"/>
-            <w:vAlign w:val="center"/>
-            <w:shd w:fill="E8EEF5"/>
-          </w:tcPr>
-          <w:p>
-            <w:pPr>
-              <w:keepLines/>
-              <w:spacing w:after="0"/>
-            </w:pPr>
-            <w:r/>
-            <w:r>
-              <w:rPr>
-                <w:rFonts w:ascii="Arial" w:hAnsi="Arial" w:eastAsia="Arial" w:cs="Tahoma"/>
-                <w:b/>
-                <w:sz w:val="18"/>
-              </w:rPr>
-              <w:t>สัดส่วน</w:t>
-            </w:r>
-          </w:p>
-        </w:tc>
-        <w:tc>
-          <w:tcPr>
-            <w:tcW w:type="dxa" w:w="1680"/>
-            <w:vAlign w:val="center"/>
-            <w:shd w:fill="E8EEF5"/>
-          </w:tcPr>
-          <w:p>
-            <w:pPr>
-              <w:keepLines/>
-              <w:spacing w:after="0"/>
-            </w:pPr>
-            <w:r/>
-            <w:r>
-              <w:rPr>
-                <w:rFonts w:ascii="Arial" w:hAnsi="Arial" w:eastAsia="Arial" w:cs="Tahoma"/>
-                <w:b/>
-                <w:sz w:val="18"/>
-              </w:rPr>
-              <w:t>impl</w:t>
-            </w:r>
-          </w:p>
-        </w:tc>
-        <w:tc>
-          <w:tcPr>
-            <w:tcW w:type="dxa" w:w="1680"/>
-            <w:vAlign w:val="center"/>
-            <w:shd w:fill="E8EEF5"/>
-          </w:tcPr>
-          <w:p>
-            <w:pPr>
-              <w:keepLines/>
-              <w:spacing w:after="0"/>
-            </w:pPr>
-            <w:r/>
-            <w:r>
-              <w:rPr>
-                <w:rFonts w:ascii="Arial" w:hAnsi="Arial" w:eastAsia="Arial" w:cs="Tahoma"/>
-                <w:b/>
-                <w:sz w:val="18"/>
-              </w:rPr>
-              <w:t>unit test</w:t>
-            </w:r>
-          </w:p>
-        </w:tc>
-        <w:tc>
-          <w:tcPr>
-            <w:tcW w:type="dxa" w:w="1680"/>
-            <w:vAlign w:val="center"/>
-            <w:shd w:fill="E8EEF5"/>
-          </w:tcPr>
-          <w:p>
-            <w:pPr>
-              <w:keepLines/>
-              <w:spacing w:after="0"/>
-            </w:pPr>
-            <w:r/>
-            <w:r>
-              <w:rPr>
-                <w:rFonts w:ascii="Arial" w:hAnsi="Arial" w:eastAsia="Arial" w:cs="Tahoma"/>
-                <w:b/>
-                <w:sz w:val="18"/>
-              </w:rPr>
-              <w:t>รวม</w:t>
+                <w:sz w:val="18"/>
+              </w:rPr>
+              <w:t>เต็มฉบับ</w:t>
             </w:r>
           </w:p>
         </w:tc>
@@ -4934,7 +3935,7 @@
         </w:trPr>
         <w:tc>
           <w:tcPr>
-            <w:tcW w:type="dxa" w:w="1680"/>
+            <w:tcW w:type="dxa" w:w="2016"/>
             <w:vAlign w:val="center"/>
           </w:tcPr>
           <w:p>
@@ -4959,7 +3960,7 @@
         </w:tc>
         <w:tc>
           <w:tcPr>
-            <w:tcW w:type="dxa" w:w="1680"/>
+            <w:tcW w:type="dxa" w:w="2016"/>
             <w:vAlign w:val="center"/>
           </w:tcPr>
           <w:p>
@@ -4978,13 +3979,13 @@
                 <w:rFonts w:ascii="Arial" w:hAnsi="Arial" w:eastAsia="Arial" w:cs="Tahoma"/>
                 <w:sz w:val="18"/>
               </w:rPr>
-              <w:t>Vava</w:t>
+              <w:t>BE</w:t>
             </w:r>
           </w:p>
         </w:tc>
         <w:tc>
           <w:tcPr>
-            <w:tcW w:type="dxa" w:w="1680"/>
+            <w:tcW w:type="dxa" w:w="2016"/>
             <w:vAlign w:val="center"/>
           </w:tcPr>
           <w:p>
@@ -5003,13 +4004,13 @@
                 <w:rFonts w:ascii="Arial" w:hAnsi="Arial" w:eastAsia="Arial" w:cs="Tahoma"/>
                 <w:sz w:val="18"/>
               </w:rPr>
-              <w:t>60% ของฉบับ</w:t>
+              <w:t>Vava</w:t>
             </w:r>
           </w:p>
         </w:tc>
         <w:tc>
           <w:tcPr>
-            <w:tcW w:type="dxa" w:w="1680"/>
+            <w:tcW w:type="dxa" w:w="2016"/>
             <w:vAlign w:val="center"/>
           </w:tcPr>
           <w:p>
@@ -5026,15 +4027,16 @@
             <w:r>
               <w:rPr>
                 <w:rFonts w:ascii="Arial" w:hAnsi="Arial" w:eastAsia="Arial" w:cs="Tahoma"/>
-                <w:sz w:val="18"/>
-              </w:rPr>
-              <w:t>17</w:t>
+                <w:b/>
+                <w:sz w:val="18"/>
+              </w:rPr>
+              <w:t>22</w:t>
             </w:r>
           </w:p>
         </w:tc>
         <w:tc>
           <w:tcPr>
-            <w:tcW w:type="dxa" w:w="1680"/>
+            <w:tcW w:type="dxa" w:w="2016"/>
             <w:vAlign w:val="center"/>
           </w:tcPr>
           <w:p>
@@ -5053,33 +4055,7 @@
                 <w:rFonts w:ascii="Arial" w:hAnsi="Arial" w:eastAsia="Arial" w:cs="Tahoma"/>
                 <w:sz w:val="18"/>
               </w:rPr>
-              <w:t>5</w:t>
-            </w:r>
-          </w:p>
-        </w:tc>
-        <w:tc>
-          <w:tcPr>
-            <w:tcW w:type="dxa" w:w="1680"/>
-            <w:vAlign w:val="center"/>
-          </w:tcPr>
-          <w:p>
-            <w:pPr>
-              <w:keepLines/>
-              <w:spacing w:after="0"/>
-            </w:pPr>
-            <w:r>
-              <w:rPr>
-                <w:rFonts w:ascii="Arial" w:hAnsi="Arial" w:eastAsia="Arial" w:cs="Tahoma"/>
-                <w:sz w:val="18"/>
-              </w:rPr>
-            </w:r>
-            <w:r>
-              <w:rPr>
-                <w:rFonts w:ascii="Arial" w:hAnsi="Arial" w:eastAsia="Arial" w:cs="Tahoma"/>
-                <w:b/>
-                <w:sz w:val="18"/>
-              </w:rPr>
-              <w:t>22</w:t>
+              <w:t>60% ของฉบับ</w:t>
             </w:r>
           </w:p>
         </w:tc>
@@ -5090,7 +4066,7 @@
         </w:trPr>
         <w:tc>
           <w:tcPr>
-            <w:tcW w:type="dxa" w:w="1680"/>
+            <w:tcW w:type="dxa" w:w="2016"/>
             <w:vAlign w:val="center"/>
           </w:tcPr>
           <w:p>
@@ -5109,13 +4085,13 @@
                 <w:rFonts w:ascii="Courier New" w:hAnsi="Courier New" w:eastAsia="Courier New" w:cs="Tahoma"/>
                 <w:sz w:val="18"/>
               </w:rPr>
-              <w:t>LLDD-BE-API-Lookup.pdf</w:t>
+              <w:t>LLDD-BE-Integration-SBP-Platform.pdf</w:t>
             </w:r>
           </w:p>
         </w:tc>
         <w:tc>
           <w:tcPr>
-            <w:tcW w:type="dxa" w:w="1680"/>
+            <w:tcW w:type="dxa" w:w="2016"/>
             <w:vAlign w:val="center"/>
           </w:tcPr>
           <w:p>
@@ -5134,13 +4110,13 @@
                 <w:rFonts w:ascii="Arial" w:hAnsi="Arial" w:eastAsia="Arial" w:cs="Tahoma"/>
                 <w:sz w:val="18"/>
               </w:rPr>
-              <w:t>Vava</w:t>
+              <w:t>BE</w:t>
             </w:r>
           </w:p>
         </w:tc>
         <w:tc>
           <w:tcPr>
-            <w:tcW w:type="dxa" w:w="1680"/>
+            <w:tcW w:type="dxa" w:w="2016"/>
             <w:vAlign w:val="center"/>
           </w:tcPr>
           <w:p>
@@ -5159,13 +4135,13 @@
                 <w:rFonts w:ascii="Arial" w:hAnsi="Arial" w:eastAsia="Arial" w:cs="Tahoma"/>
                 <w:sz w:val="18"/>
               </w:rPr>
-              <w:t>เต็มฉบับ</w:t>
+              <w:t>Vava</w:t>
             </w:r>
           </w:p>
         </w:tc>
         <w:tc>
           <w:tcPr>
-            <w:tcW w:type="dxa" w:w="1680"/>
+            <w:tcW w:type="dxa" w:w="2016"/>
             <w:vAlign w:val="center"/>
           </w:tcPr>
           <w:p>
@@ -5182,15 +4158,16 @@
             <w:r>
               <w:rPr>
                 <w:rFonts w:ascii="Arial" w:hAnsi="Arial" w:eastAsia="Arial" w:cs="Tahoma"/>
-                <w:sz w:val="18"/>
-              </w:rPr>
-              <w:t>10</w:t>
+                <w:b/>
+                <w:sz w:val="18"/>
+              </w:rPr>
+              <w:t>20</w:t>
             </w:r>
           </w:p>
         </w:tc>
         <w:tc>
           <w:tcPr>
-            <w:tcW w:type="dxa" w:w="1680"/>
+            <w:tcW w:type="dxa" w:w="2016"/>
             <w:vAlign w:val="center"/>
           </w:tcPr>
           <w:p>
@@ -5209,33 +4186,7 @@
                 <w:rFonts w:ascii="Arial" w:hAnsi="Arial" w:eastAsia="Arial" w:cs="Tahoma"/>
                 <w:sz w:val="18"/>
               </w:rPr>
-              <w:t>3</w:t>
-            </w:r>
-          </w:p>
-        </w:tc>
-        <w:tc>
-          <w:tcPr>
-            <w:tcW w:type="dxa" w:w="1680"/>
-            <w:vAlign w:val="center"/>
-          </w:tcPr>
-          <w:p>
-            <w:pPr>
-              <w:keepLines/>
-              <w:spacing w:after="0"/>
-            </w:pPr>
-            <w:r>
-              <w:rPr>
-                <w:rFonts w:ascii="Arial" w:hAnsi="Arial" w:eastAsia="Arial" w:cs="Tahoma"/>
-                <w:sz w:val="18"/>
-              </w:rPr>
-            </w:r>
-            <w:r>
-              <w:rPr>
-                <w:rFonts w:ascii="Arial" w:hAnsi="Arial" w:eastAsia="Arial" w:cs="Tahoma"/>
-                <w:b/>
-                <w:sz w:val="18"/>
-              </w:rPr>
-              <w:t>13</w:t>
+              <w:t>เต็มฉบับ</w:t>
             </w:r>
           </w:p>
         </w:tc>
@@ -5246,7 +4197,7 @@
         </w:trPr>
         <w:tc>
           <w:tcPr>
-            <w:tcW w:type="dxa" w:w="1680"/>
+            <w:tcW w:type="dxa" w:w="2016"/>
             <w:vAlign w:val="center"/>
           </w:tcPr>
           <w:p>
@@ -5271,7 +4222,7 @@
         </w:tc>
         <w:tc>
           <w:tcPr>
-            <w:tcW w:type="dxa" w:w="1680"/>
+            <w:tcW w:type="dxa" w:w="2016"/>
             <w:vAlign w:val="center"/>
           </w:tcPr>
           <w:p>
@@ -5290,13 +4241,13 @@
                 <w:rFonts w:ascii="Arial" w:hAnsi="Arial" w:eastAsia="Arial" w:cs="Tahoma"/>
                 <w:sz w:val="18"/>
               </w:rPr>
-              <w:t>Vava</w:t>
+              <w:t>BE</w:t>
             </w:r>
           </w:p>
         </w:tc>
         <w:tc>
           <w:tcPr>
-            <w:tcW w:type="dxa" w:w="1680"/>
+            <w:tcW w:type="dxa" w:w="2016"/>
             <w:vAlign w:val="center"/>
           </w:tcPr>
           <w:p>
@@ -5315,13 +4266,13 @@
                 <w:rFonts w:ascii="Arial" w:hAnsi="Arial" w:eastAsia="Arial" w:cs="Tahoma"/>
                 <w:sz w:val="18"/>
               </w:rPr>
-              <w:t>50% ของฉบับ</w:t>
+              <w:t>Vava</w:t>
             </w:r>
           </w:p>
         </w:tc>
         <w:tc>
           <w:tcPr>
-            <w:tcW w:type="dxa" w:w="1680"/>
+            <w:tcW w:type="dxa" w:w="2016"/>
             <w:vAlign w:val="center"/>
           </w:tcPr>
           <w:p>
@@ -5338,15 +4289,16 @@
             <w:r>
               <w:rPr>
                 <w:rFonts w:ascii="Arial" w:hAnsi="Arial" w:eastAsia="Arial" w:cs="Tahoma"/>
-                <w:sz w:val="18"/>
-              </w:rPr>
-              <w:t>12</w:t>
+                <w:b/>
+                <w:sz w:val="18"/>
+              </w:rPr>
+              <w:t>16</w:t>
             </w:r>
           </w:p>
         </w:tc>
         <w:tc>
           <w:tcPr>
-            <w:tcW w:type="dxa" w:w="1680"/>
+            <w:tcW w:type="dxa" w:w="2016"/>
             <w:vAlign w:val="center"/>
           </w:tcPr>
           <w:p>
@@ -5365,33 +4317,7 @@
                 <w:rFonts w:ascii="Arial" w:hAnsi="Arial" w:eastAsia="Arial" w:cs="Tahoma"/>
                 <w:sz w:val="18"/>
               </w:rPr>
-              <w:t>4</w:t>
-            </w:r>
-          </w:p>
-        </w:tc>
-        <w:tc>
-          <w:tcPr>
-            <w:tcW w:type="dxa" w:w="1680"/>
-            <w:vAlign w:val="center"/>
-          </w:tcPr>
-          <w:p>
-            <w:pPr>
-              <w:keepLines/>
-              <w:spacing w:after="0"/>
-            </w:pPr>
-            <w:r>
-              <w:rPr>
-                <w:rFonts w:ascii="Arial" w:hAnsi="Arial" w:eastAsia="Arial" w:cs="Tahoma"/>
-                <w:sz w:val="18"/>
-              </w:rPr>
-            </w:r>
-            <w:r>
-              <w:rPr>
-                <w:rFonts w:ascii="Arial" w:hAnsi="Arial" w:eastAsia="Arial" w:cs="Tahoma"/>
-                <w:b/>
-                <w:sz w:val="18"/>
-              </w:rPr>
-              <w:t>16</w:t>
+              <w:t>50% ของฉบับ</w:t>
             </w:r>
           </w:p>
         </w:tc>
@@ -5402,7 +4328,7 @@
         </w:trPr>
         <w:tc>
           <w:tcPr>
-            <w:tcW w:type="dxa" w:w="1680"/>
+            <w:tcW w:type="dxa" w:w="2016"/>
             <w:vAlign w:val="center"/>
           </w:tcPr>
           <w:p>
@@ -5421,13 +4347,13 @@
                 <w:rFonts w:ascii="Courier New" w:hAnsi="Courier New" w:eastAsia="Courier New" w:cs="Tahoma"/>
                 <w:sz w:val="18"/>
               </w:rPr>
-              <w:t>LLDD-BE-Integration-SBP-Platform.pdf</w:t>
+              <w:t>LLDD-BE-API-Lookup.pdf</w:t>
             </w:r>
           </w:p>
         </w:tc>
         <w:tc>
           <w:tcPr>
-            <w:tcW w:type="dxa" w:w="1680"/>
+            <w:tcW w:type="dxa" w:w="2016"/>
             <w:vAlign w:val="center"/>
           </w:tcPr>
           <w:p>
@@ -5446,13 +4372,13 @@
                 <w:rFonts w:ascii="Arial" w:hAnsi="Arial" w:eastAsia="Arial" w:cs="Tahoma"/>
                 <w:sz w:val="18"/>
               </w:rPr>
-              <w:t>Vava</w:t>
+              <w:t>BE</w:t>
             </w:r>
           </w:p>
         </w:tc>
         <w:tc>
           <w:tcPr>
-            <w:tcW w:type="dxa" w:w="1680"/>
+            <w:tcW w:type="dxa" w:w="2016"/>
             <w:vAlign w:val="center"/>
           </w:tcPr>
           <w:p>
@@ -5471,13 +4397,13 @@
                 <w:rFonts w:ascii="Arial" w:hAnsi="Arial" w:eastAsia="Arial" w:cs="Tahoma"/>
                 <w:sz w:val="18"/>
               </w:rPr>
-              <w:t>เต็มฉบับ</w:t>
+              <w:t>Vava</w:t>
             </w:r>
           </w:p>
         </w:tc>
         <w:tc>
           <w:tcPr>
-            <w:tcW w:type="dxa" w:w="1680"/>
+            <w:tcW w:type="dxa" w:w="2016"/>
             <w:vAlign w:val="center"/>
           </w:tcPr>
           <w:p>
@@ -5494,15 +4420,16 @@
             <w:r>
               <w:rPr>
                 <w:rFonts w:ascii="Arial" w:hAnsi="Arial" w:eastAsia="Arial" w:cs="Tahoma"/>
-                <w:sz w:val="18"/>
-              </w:rPr>
-              <w:t>20</w:t>
+                <w:b/>
+                <w:sz w:val="18"/>
+              </w:rPr>
+              <w:t>13</w:t>
             </w:r>
           </w:p>
         </w:tc>
         <w:tc>
           <w:tcPr>
-            <w:tcW w:type="dxa" w:w="1680"/>
+            <w:tcW w:type="dxa" w:w="2016"/>
             <w:vAlign w:val="center"/>
           </w:tcPr>
           <w:p>
@@ -5521,334 +4448,7 @@
                 <w:rFonts w:ascii="Arial" w:hAnsi="Arial" w:eastAsia="Arial" w:cs="Tahoma"/>
                 <w:sz w:val="18"/>
               </w:rPr>
-              <w:t>0</w:t>
-            </w:r>
-          </w:p>
-        </w:tc>
-        <w:tc>
-          <w:tcPr>
-            <w:tcW w:type="dxa" w:w="1680"/>
-            <w:vAlign w:val="center"/>
-          </w:tcPr>
-          <w:p>
-            <w:pPr>
-              <w:keepLines/>
-              <w:spacing w:after="0"/>
-            </w:pPr>
-            <w:r>
-              <w:rPr>
-                <w:rFonts w:ascii="Arial" w:hAnsi="Arial" w:eastAsia="Arial" w:cs="Tahoma"/>
-                <w:sz w:val="18"/>
-              </w:rPr>
-            </w:r>
-            <w:r>
-              <w:rPr>
-                <w:rFonts w:ascii="Arial" w:hAnsi="Arial" w:eastAsia="Arial" w:cs="Tahoma"/>
-                <w:b/>
-                <w:sz w:val="18"/>
-              </w:rPr>
-              <w:t>20</w:t>
-            </w:r>
-          </w:p>
-        </w:tc>
-      </w:tr>
-      <w:tr>
-        <w:trPr>
-          <w:cantSplit/>
-        </w:trPr>
-        <w:tc>
-          <w:tcPr>
-            <w:tcW w:type="dxa" w:w="1680"/>
-            <w:vAlign w:val="center"/>
-          </w:tcPr>
-          <w:p>
-            <w:pPr>
-              <w:keepLines/>
-              <w:spacing w:after="0"/>
-            </w:pPr>
-            <w:r>
-              <w:rPr>
-                <w:rFonts w:ascii="Arial" w:hAnsi="Arial" w:eastAsia="Arial" w:cs="Tahoma"/>
-                <w:sz w:val="18"/>
-              </w:rPr>
-            </w:r>
-            <w:r>
-              <w:rPr>
-                <w:rFonts w:ascii="Courier New" w:hAnsi="Courier New" w:eastAsia="Courier New" w:cs="Tahoma"/>
-                <w:sz w:val="18"/>
-              </w:rPr>
-              <w:t>LLDD-BE-Workflow-Engine-Definition.pdf</w:t>
-            </w:r>
-          </w:p>
-        </w:tc>
-        <w:tc>
-          <w:tcPr>
-            <w:tcW w:type="dxa" w:w="1680"/>
-            <w:vAlign w:val="center"/>
-          </w:tcPr>
-          <w:p>
-            <w:pPr>
-              <w:keepLines/>
-              <w:spacing w:after="0"/>
-            </w:pPr>
-            <w:r>
-              <w:rPr>
-                <w:rFonts w:ascii="Arial" w:hAnsi="Arial" w:eastAsia="Arial" w:cs="Tahoma"/>
-                <w:sz w:val="18"/>
-              </w:rPr>
-            </w:r>
-            <w:r>
-              <w:rPr>
-                <w:rFonts w:ascii="Arial" w:hAnsi="Arial" w:eastAsia="Arial" w:cs="Tahoma"/>
-                <w:sz w:val="18"/>
-              </w:rPr>
-              <w:t>Vava</w:t>
-            </w:r>
-          </w:p>
-        </w:tc>
-        <w:tc>
-          <w:tcPr>
-            <w:tcW w:type="dxa" w:w="1680"/>
-            <w:vAlign w:val="center"/>
-          </w:tcPr>
-          <w:p>
-            <w:pPr>
-              <w:keepLines/>
-              <w:spacing w:after="0"/>
-            </w:pPr>
-            <w:r>
-              <w:rPr>
-                <w:rFonts w:ascii="Arial" w:hAnsi="Arial" w:eastAsia="Arial" w:cs="Tahoma"/>
-                <w:sz w:val="18"/>
-              </w:rPr>
-            </w:r>
-            <w:r>
-              <w:rPr>
-                <w:rFonts w:ascii="Arial" w:hAnsi="Arial" w:eastAsia="Arial" w:cs="Tahoma"/>
-                <w:sz w:val="18"/>
-              </w:rPr>
               <w:t>เต็มฉบับ</w:t>
-            </w:r>
-          </w:p>
-        </w:tc>
-        <w:tc>
-          <w:tcPr>
-            <w:tcW w:type="dxa" w:w="1680"/>
-            <w:vAlign w:val="center"/>
-          </w:tcPr>
-          <w:p>
-            <w:pPr>
-              <w:keepLines/>
-              <w:spacing w:after="0"/>
-            </w:pPr>
-            <w:r>
-              <w:rPr>
-                <w:rFonts w:ascii="Arial" w:hAnsi="Arial" w:eastAsia="Arial" w:cs="Tahoma"/>
-                <w:sz w:val="18"/>
-              </w:rPr>
-            </w:r>
-            <w:r>
-              <w:rPr>
-                <w:rFonts w:ascii="Arial" w:hAnsi="Arial" w:eastAsia="Arial" w:cs="Tahoma"/>
-                <w:sz w:val="18"/>
-              </w:rPr>
-              <w:t>24</w:t>
-            </w:r>
-          </w:p>
-        </w:tc>
-        <w:tc>
-          <w:tcPr>
-            <w:tcW w:type="dxa" w:w="1680"/>
-            <w:vAlign w:val="center"/>
-          </w:tcPr>
-          <w:p>
-            <w:pPr>
-              <w:keepLines/>
-              <w:spacing w:after="0"/>
-            </w:pPr>
-            <w:r>
-              <w:rPr>
-                <w:rFonts w:ascii="Arial" w:hAnsi="Arial" w:eastAsia="Arial" w:cs="Tahoma"/>
-                <w:sz w:val="18"/>
-              </w:rPr>
-            </w:r>
-            <w:r>
-              <w:rPr>
-                <w:rFonts w:ascii="Arial" w:hAnsi="Arial" w:eastAsia="Arial" w:cs="Tahoma"/>
-                <w:sz w:val="18"/>
-              </w:rPr>
-              <w:t>0</w:t>
-            </w:r>
-          </w:p>
-        </w:tc>
-        <w:tc>
-          <w:tcPr>
-            <w:tcW w:type="dxa" w:w="1680"/>
-            <w:vAlign w:val="center"/>
-          </w:tcPr>
-          <w:p>
-            <w:pPr>
-              <w:keepLines/>
-              <w:spacing w:after="0"/>
-            </w:pPr>
-            <w:r>
-              <w:rPr>
-                <w:rFonts w:ascii="Arial" w:hAnsi="Arial" w:eastAsia="Arial" w:cs="Tahoma"/>
-                <w:sz w:val="18"/>
-              </w:rPr>
-            </w:r>
-            <w:r>
-              <w:rPr>
-                <w:rFonts w:ascii="Arial" w:hAnsi="Arial" w:eastAsia="Arial" w:cs="Tahoma"/>
-                <w:b/>
-                <w:sz w:val="18"/>
-              </w:rPr>
-              <w:t>24</w:t>
-            </w:r>
-          </w:p>
-        </w:tc>
-      </w:tr>
-      <w:tr>
-        <w:trPr>
-          <w:cantSplit/>
-        </w:trPr>
-        <w:tc>
-          <w:tcPr>
-            <w:tcW w:type="dxa" w:w="1680"/>
-            <w:vAlign w:val="center"/>
-          </w:tcPr>
-          <w:p>
-            <w:pPr>
-              <w:keepLines/>
-              <w:spacing w:after="0"/>
-            </w:pPr>
-            <w:r>
-              <w:rPr>
-                <w:rFonts w:ascii="Arial" w:hAnsi="Arial" w:eastAsia="Arial" w:cs="Tahoma"/>
-                <w:sz w:val="18"/>
-              </w:rPr>
-            </w:r>
-            <w:r>
-              <w:rPr>
-                <w:rFonts w:ascii="Arial" w:hAnsi="Arial" w:eastAsia="Arial" w:cs="Tahoma"/>
-                <w:b/>
-                <w:sz w:val="18"/>
-              </w:rPr>
-              <w:t>รวม</w:t>
-            </w:r>
-          </w:p>
-        </w:tc>
-        <w:tc>
-          <w:tcPr>
-            <w:tcW w:type="dxa" w:w="1680"/>
-            <w:vAlign w:val="center"/>
-          </w:tcPr>
-          <w:p>
-            <w:pPr>
-              <w:keepLines/>
-              <w:spacing w:after="0"/>
-            </w:pPr>
-            <w:r>
-              <w:rPr>
-                <w:rFonts w:ascii="Arial" w:hAnsi="Arial" w:eastAsia="Arial" w:cs="Tahoma"/>
-                <w:sz w:val="18"/>
-              </w:rPr>
-            </w:r>
-          </w:p>
-        </w:tc>
-        <w:tc>
-          <w:tcPr>
-            <w:tcW w:type="dxa" w:w="1680"/>
-            <w:vAlign w:val="center"/>
-          </w:tcPr>
-          <w:p>
-            <w:pPr>
-              <w:keepLines/>
-              <w:spacing w:after="0"/>
-            </w:pPr>
-            <w:r>
-              <w:rPr>
-                <w:rFonts w:ascii="Arial" w:hAnsi="Arial" w:eastAsia="Arial" w:cs="Tahoma"/>
-                <w:sz w:val="18"/>
-              </w:rPr>
-            </w:r>
-          </w:p>
-        </w:tc>
-        <w:tc>
-          <w:tcPr>
-            <w:tcW w:type="dxa" w:w="1680"/>
-            <w:vAlign w:val="center"/>
-          </w:tcPr>
-          <w:p>
-            <w:pPr>
-              <w:keepLines/>
-              <w:spacing w:after="0"/>
-            </w:pPr>
-            <w:r>
-              <w:rPr>
-                <w:rFonts w:ascii="Arial" w:hAnsi="Arial" w:eastAsia="Arial" w:cs="Tahoma"/>
-                <w:sz w:val="18"/>
-              </w:rPr>
-            </w:r>
-            <w:r>
-              <w:rPr>
-                <w:rFonts w:ascii="Arial" w:hAnsi="Arial" w:eastAsia="Arial" w:cs="Tahoma"/>
-                <w:b/>
-                <w:sz w:val="18"/>
-              </w:rPr>
-              <w:t>83</w:t>
-            </w:r>
-          </w:p>
-        </w:tc>
-        <w:tc>
-          <w:tcPr>
-            <w:tcW w:type="dxa" w:w="1680"/>
-            <w:vAlign w:val="center"/>
-          </w:tcPr>
-          <w:p>
-            <w:pPr>
-              <w:keepLines/>
-              <w:spacing w:after="0"/>
-            </w:pPr>
-            <w:r>
-              <w:rPr>
-                <w:rFonts w:ascii="Arial" w:hAnsi="Arial" w:eastAsia="Arial" w:cs="Tahoma"/>
-                <w:sz w:val="18"/>
-              </w:rPr>
-            </w:r>
-            <w:r>
-              <w:rPr>
-                <w:rFonts w:ascii="Arial" w:hAnsi="Arial" w:eastAsia="Arial" w:cs="Tahoma"/>
-                <w:b/>
-                <w:sz w:val="18"/>
-              </w:rPr>
-              <w:t>12</w:t>
-            </w:r>
-          </w:p>
-        </w:tc>
-        <w:tc>
-          <w:tcPr>
-            <w:tcW w:type="dxa" w:w="1680"/>
-            <w:vAlign w:val="center"/>
-          </w:tcPr>
-          <w:p>
-            <w:pPr>
-              <w:keepLines/>
-              <w:spacing w:after="0"/>
-            </w:pPr>
-            <w:r>
-              <w:rPr>
-                <w:rFonts w:ascii="Arial" w:hAnsi="Arial" w:eastAsia="Arial" w:cs="Tahoma"/>
-                <w:sz w:val="18"/>
-              </w:rPr>
-            </w:r>
-            <w:r>
-              <w:rPr>
-                <w:rFonts w:ascii="Arial" w:hAnsi="Arial" w:eastAsia="Arial" w:cs="Tahoma"/>
-                <w:b/>
-                <w:sz w:val="18"/>
-              </w:rPr>
-              <w:t>95</w:t>
             </w:r>
           </w:p>
         </w:tc>
@@ -5863,7 +4463,7 @@
         <w:pageBreakBefore w:val="0"/>
       </w:pPr>
       <w:r>
-        <w:t>6. TB-3 — ยกเลิก Process บัญชี SBP ในการ Approve ค่าใช้จ่าย + เมนูรายงานใน SBP Mall</w:t>
+        <w:t>5. TB-3 · SDD สไลด์ 59-62 — ยกเลิก Process บัญชี SBP ในการ Approve ค่าใช้จ่าย + เมนูรายงานใน SBP Mall</w:t>
       </w:r>
     </w:p>
     <w:p>
@@ -5874,19 +4474,28 @@
         <w:rPr>
           <w:b/>
         </w:rPr>
-        <w:t>ที่มาใน SDD:</w:t>
+        <w:t>ใช้เวลา 52 ชั่วโมง</w:t>
       </w:r>
       <w:r>
-        <w:t xml:space="preserve"> สไลด์ 59-62 · </w:t>
+        <w:t xml:space="preserve"> (FE 25 + BE 27)  ·  FE: </w:t>
       </w:r>
       <w:r>
         <w:rPr>
           <w:b/>
         </w:rPr>
-        <w:t>รวม 52 ชั่วโมง</w:t>
+        <w:t>lin</w:t>
       </w:r>
       <w:r>
-        <w:t xml:space="preserve"> (implementation 41 + unit test 11)</w:t>
+        <w:t xml:space="preserve"> 25 ชม.   |  BE: </w:t>
+      </w:r>
+      <w:r>
+        <w:rPr>
+          <w:b/>
+        </w:rPr>
+        <w:t>Pete</w:t>
+      </w:r>
+      <w:r>
+        <w:t xml:space="preserve"> 27 ชม.</w:t>
       </w:r>
     </w:p>
     <w:p>
@@ -5897,7 +4506,7 @@
         <w:pageBreakBefore w:val="0"/>
       </w:pPr>
       <w:r>
-        <w:t>6.1 สิ่งที่ SDD ระบุไว้</w:t>
+        <w:t>5.1 SDD สั่งให้ทำอะไร</w:t>
       </w:r>
     </w:p>
     <w:p>
@@ -5953,7 +4562,7 @@
         <w:pageBreakBefore w:val="0"/>
       </w:pPr>
       <w:r>
-        <w:t>6.2 Frontend</w:t>
+        <w:t>5.2 ทำที่เอกสาร LLDD ฉบับไหน</w:t>
       </w:r>
     </w:p>
     <w:tbl>
@@ -5964,12 +4573,11 @@
         <w:tblLook w:firstColumn="1" w:firstRow="1" w:lastColumn="0" w:lastRow="0" w:noHBand="0" w:noVBand="1" w:val="04A0"/>
       </w:tblPr>
       <w:tblGrid>
-        <w:gridCol w:w="1680"/>
-        <w:gridCol w:w="1680"/>
-        <w:gridCol w:w="1680"/>
-        <w:gridCol w:w="1680"/>
-        <w:gridCol w:w="1680"/>
-        <w:gridCol w:w="1680"/>
+        <w:gridCol w:w="2016"/>
+        <w:gridCol w:w="2016"/>
+        <w:gridCol w:w="2016"/>
+        <w:gridCol w:w="2016"/>
+        <w:gridCol w:w="2016"/>
       </w:tblGrid>
       <w:tr>
         <w:trPr>
@@ -5977,7 +4585,7 @@
         </w:trPr>
         <w:tc>
           <w:tcPr>
-            <w:tcW w:type="dxa" w:w="1680"/>
+            <w:tcW w:type="dxa" w:w="2016"/>
             <w:vAlign w:val="center"/>
             <w:shd w:fill="E8EEF5"/>
           </w:tcPr>
@@ -5999,7 +4607,7 @@
         </w:tc>
         <w:tc>
           <w:tcPr>
-            <w:tcW w:type="dxa" w:w="1680"/>
+            <w:tcW w:type="dxa" w:w="2016"/>
             <w:vAlign w:val="center"/>
             <w:shd w:fill="E8EEF5"/>
           </w:tcPr>
@@ -6015,13 +4623,13 @@
                 <w:b/>
                 <w:sz w:val="18"/>
               </w:rPr>
-              <w:t>ผู้รับผิดชอบ</w:t>
+              <w:t>สาย</w:t>
             </w:r>
           </w:p>
         </w:tc>
         <w:tc>
           <w:tcPr>
-            <w:tcW w:type="dxa" w:w="1680"/>
+            <w:tcW w:type="dxa" w:w="2016"/>
             <w:vAlign w:val="center"/>
             <w:shd w:fill="E8EEF5"/>
           </w:tcPr>
@@ -6037,13 +4645,13 @@
                 <w:b/>
                 <w:sz w:val="18"/>
               </w:rPr>
-              <w:t>สัดส่วน</w:t>
+              <w:t>ผู้รับผิดชอบ</w:t>
             </w:r>
           </w:p>
         </w:tc>
         <w:tc>
           <w:tcPr>
-            <w:tcW w:type="dxa" w:w="1680"/>
+            <w:tcW w:type="dxa" w:w="2016"/>
             <w:vAlign w:val="center"/>
             <w:shd w:fill="E8EEF5"/>
           </w:tcPr>
@@ -6059,13 +4667,13 @@
                 <w:b/>
                 <w:sz w:val="18"/>
               </w:rPr>
-              <w:t>impl</w:t>
+              <w:t>ชม.</w:t>
             </w:r>
           </w:p>
         </w:tc>
         <w:tc>
           <w:tcPr>
-            <w:tcW w:type="dxa" w:w="1680"/>
+            <w:tcW w:type="dxa" w:w="2016"/>
             <w:vAlign w:val="center"/>
             <w:shd w:fill="E8EEF5"/>
           </w:tcPr>
@@ -6081,29 +4689,7 @@
                 <w:b/>
                 <w:sz w:val="18"/>
               </w:rPr>
-              <w:t>unit test</w:t>
-            </w:r>
-          </w:p>
-        </w:tc>
-        <w:tc>
-          <w:tcPr>
-            <w:tcW w:type="dxa" w:w="1680"/>
-            <w:vAlign w:val="center"/>
-            <w:shd w:fill="E8EEF5"/>
-          </w:tcPr>
-          <w:p>
-            <w:pPr>
-              <w:keepLines/>
-              <w:spacing w:after="0"/>
-            </w:pPr>
-            <w:r/>
-            <w:r>
-              <w:rPr>
-                <w:rFonts w:ascii="Arial" w:hAnsi="Arial" w:eastAsia="Arial" w:cs="Tahoma"/>
-                <w:b/>
-                <w:sz w:val="18"/>
-              </w:rPr>
-              <w:t>รวม</w:t>
+              <w:t>สัดส่วนของฉบับ</w:t>
             </w:r>
           </w:p>
         </w:tc>
@@ -6114,7 +4700,7 @@
         </w:trPr>
         <w:tc>
           <w:tcPr>
-            <w:tcW w:type="dxa" w:w="1680"/>
+            <w:tcW w:type="dxa" w:w="2016"/>
             <w:vAlign w:val="center"/>
           </w:tcPr>
           <w:p>
@@ -6133,13 +4719,13 @@
                 <w:rFonts w:ascii="Courier New" w:hAnsi="Courier New" w:eastAsia="Courier New" w:cs="Tahoma"/>
                 <w:sz w:val="18"/>
               </w:rPr>
-              <w:t>LLDD-FE-Report.pdf</w:t>
+              <w:t>LLDD-BE-API-Report-and-Master-Data.pdf</w:t>
             </w:r>
           </w:p>
         </w:tc>
         <w:tc>
           <w:tcPr>
-            <w:tcW w:type="dxa" w:w="1680"/>
+            <w:tcW w:type="dxa" w:w="2016"/>
             <w:vAlign w:val="center"/>
           </w:tcPr>
           <w:p>
@@ -6158,13 +4744,13 @@
                 <w:rFonts w:ascii="Arial" w:hAnsi="Arial" w:eastAsia="Arial" w:cs="Tahoma"/>
                 <w:sz w:val="18"/>
               </w:rPr>
-              <w:t>New</w:t>
+              <w:t>BE</w:t>
             </w:r>
           </w:p>
         </w:tc>
         <w:tc>
           <w:tcPr>
-            <w:tcW w:type="dxa" w:w="1680"/>
+            <w:tcW w:type="dxa" w:w="2016"/>
             <w:vAlign w:val="center"/>
           </w:tcPr>
           <w:p>
@@ -6183,13 +4769,13 @@
                 <w:rFonts w:ascii="Arial" w:hAnsi="Arial" w:eastAsia="Arial" w:cs="Tahoma"/>
                 <w:sz w:val="18"/>
               </w:rPr>
-              <w:t>เต็มฉบับ</w:t>
+              <w:t>Pete</w:t>
             </w:r>
           </w:p>
         </w:tc>
         <w:tc>
           <w:tcPr>
-            <w:tcW w:type="dxa" w:w="1680"/>
+            <w:tcW w:type="dxa" w:w="2016"/>
             <w:vAlign w:val="center"/>
           </w:tcPr>
           <w:p>
@@ -6206,15 +4792,16 @@
             <w:r>
               <w:rPr>
                 <w:rFonts w:ascii="Arial" w:hAnsi="Arial" w:eastAsia="Arial" w:cs="Tahoma"/>
-                <w:sz w:val="18"/>
-              </w:rPr>
-              <w:t>20</w:t>
+                <w:b/>
+                <w:sz w:val="18"/>
+              </w:rPr>
+              <w:t>27</w:t>
             </w:r>
           </w:p>
         </w:tc>
         <w:tc>
           <w:tcPr>
-            <w:tcW w:type="dxa" w:w="1680"/>
+            <w:tcW w:type="dxa" w:w="2016"/>
             <w:vAlign w:val="center"/>
           </w:tcPr>
           <w:p>
@@ -6233,33 +4820,7 @@
                 <w:rFonts w:ascii="Arial" w:hAnsi="Arial" w:eastAsia="Arial" w:cs="Tahoma"/>
                 <w:sz w:val="18"/>
               </w:rPr>
-              <w:t>5</w:t>
-            </w:r>
-          </w:p>
-        </w:tc>
-        <w:tc>
-          <w:tcPr>
-            <w:tcW w:type="dxa" w:w="1680"/>
-            <w:vAlign w:val="center"/>
-          </w:tcPr>
-          <w:p>
-            <w:pPr>
-              <w:keepLines/>
-              <w:spacing w:after="0"/>
-            </w:pPr>
-            <w:r>
-              <w:rPr>
-                <w:rFonts w:ascii="Arial" w:hAnsi="Arial" w:eastAsia="Arial" w:cs="Tahoma"/>
-                <w:sz w:val="18"/>
-              </w:rPr>
-            </w:r>
-            <w:r>
-              <w:rPr>
-                <w:rFonts w:ascii="Arial" w:hAnsi="Arial" w:eastAsia="Arial" w:cs="Tahoma"/>
-                <w:b/>
-                <w:sz w:val="18"/>
-              </w:rPr>
-              <w:t>25</w:t>
+              <w:t>70% ของฉบับ</w:t>
             </w:r>
           </w:p>
         </w:tc>
@@ -6270,7 +4831,7 @@
         </w:trPr>
         <w:tc>
           <w:tcPr>
-            <w:tcW w:type="dxa" w:w="1680"/>
+            <w:tcW w:type="dxa" w:w="2016"/>
             <w:vAlign w:val="center"/>
           </w:tcPr>
           <w:p>
@@ -6286,17 +4847,16 @@
             </w:r>
             <w:r>
               <w:rPr>
-                <w:rFonts w:ascii="Arial" w:hAnsi="Arial" w:eastAsia="Arial" w:cs="Tahoma"/>
-                <w:b/>
-                <w:sz w:val="18"/>
-              </w:rPr>
-              <w:t>รวม</w:t>
+                <w:rFonts w:ascii="Courier New" w:hAnsi="Courier New" w:eastAsia="Courier New" w:cs="Tahoma"/>
+                <w:sz w:val="18"/>
+              </w:rPr>
+              <w:t>LLDD-FE-Report.pdf</w:t>
             </w:r>
           </w:p>
         </w:tc>
         <w:tc>
           <w:tcPr>
-            <w:tcW w:type="dxa" w:w="1680"/>
+            <w:tcW w:type="dxa" w:w="2016"/>
             <w:vAlign w:val="center"/>
           </w:tcPr>
           <w:p>
@@ -6310,11 +4870,18 @@
                 <w:sz w:val="18"/>
               </w:rPr>
             </w:r>
+            <w:r>
+              <w:rPr>
+                <w:rFonts w:ascii="Arial" w:hAnsi="Arial" w:eastAsia="Arial" w:cs="Tahoma"/>
+                <w:sz w:val="18"/>
+              </w:rPr>
+              <w:t>FE</w:t>
+            </w:r>
           </w:p>
         </w:tc>
         <w:tc>
           <w:tcPr>
-            <w:tcW w:type="dxa" w:w="1680"/>
+            <w:tcW w:type="dxa" w:w="2016"/>
             <w:vAlign w:val="center"/>
           </w:tcPr>
           <w:p>
@@ -6328,11 +4895,18 @@
                 <w:sz w:val="18"/>
               </w:rPr>
             </w:r>
+            <w:r>
+              <w:rPr>
+                <w:rFonts w:ascii="Arial" w:hAnsi="Arial" w:eastAsia="Arial" w:cs="Tahoma"/>
+                <w:sz w:val="18"/>
+              </w:rPr>
+              <w:t>lin</w:t>
+            </w:r>
           </w:p>
         </w:tc>
         <w:tc>
           <w:tcPr>
-            <w:tcW w:type="dxa" w:w="1680"/>
+            <w:tcW w:type="dxa" w:w="2016"/>
             <w:vAlign w:val="center"/>
           </w:tcPr>
           <w:p>
@@ -6352,13 +4926,13 @@
                 <w:b/>
                 <w:sz w:val="18"/>
               </w:rPr>
-              <w:t>20</w:t>
+              <w:t>25</w:t>
             </w:r>
           </w:p>
         </w:tc>
         <w:tc>
           <w:tcPr>
-            <w:tcW w:type="dxa" w:w="1680"/>
+            <w:tcW w:type="dxa" w:w="2016"/>
             <w:vAlign w:val="center"/>
           </w:tcPr>
           <w:p>
@@ -6375,502 +4949,9 @@
             <w:r>
               <w:rPr>
                 <w:rFonts w:ascii="Arial" w:hAnsi="Arial" w:eastAsia="Arial" w:cs="Tahoma"/>
-                <w:b/>
-                <w:sz w:val="18"/>
-              </w:rPr>
-              <w:t>5</w:t>
-            </w:r>
-          </w:p>
-        </w:tc>
-        <w:tc>
-          <w:tcPr>
-            <w:tcW w:type="dxa" w:w="1680"/>
-            <w:vAlign w:val="center"/>
-          </w:tcPr>
-          <w:p>
-            <w:pPr>
-              <w:keepLines/>
-              <w:spacing w:after="0"/>
-            </w:pPr>
-            <w:r>
-              <w:rPr>
-                <w:rFonts w:ascii="Arial" w:hAnsi="Arial" w:eastAsia="Arial" w:cs="Tahoma"/>
-                <w:sz w:val="18"/>
-              </w:rPr>
-            </w:r>
-            <w:r>
-              <w:rPr>
-                <w:rFonts w:ascii="Arial" w:hAnsi="Arial" w:eastAsia="Arial" w:cs="Tahoma"/>
-                <w:b/>
-                <w:sz w:val="18"/>
-              </w:rPr>
-              <w:t>25</w:t>
-            </w:r>
-          </w:p>
-        </w:tc>
-      </w:tr>
-    </w:tbl>
-    <w:p/>
-    <w:p>
-      <w:pPr>
-        <w:pStyle w:val="Heading2"/>
-        <w:keepNext/>
-        <w:keepLines/>
-        <w:pageBreakBefore w:val="0"/>
-      </w:pPr>
-      <w:r>
-        <w:t>6.3 Backend / Batch Job</w:t>
-      </w:r>
-    </w:p>
-    <w:tbl>
-      <w:tblPr>
-        <w:tblStyle w:val="TableGrid"/>
-        <w:tblW w:type="auto" w:w="0"/>
-        <w:jc w:val="center"/>
-        <w:tblLook w:firstColumn="1" w:firstRow="1" w:lastColumn="0" w:lastRow="0" w:noHBand="0" w:noVBand="1" w:val="04A0"/>
-      </w:tblPr>
-      <w:tblGrid>
-        <w:gridCol w:w="1680"/>
-        <w:gridCol w:w="1680"/>
-        <w:gridCol w:w="1680"/>
-        <w:gridCol w:w="1680"/>
-        <w:gridCol w:w="1680"/>
-        <w:gridCol w:w="1680"/>
-      </w:tblGrid>
-      <w:tr>
-        <w:trPr>
-          <w:cantSplit/>
-        </w:trPr>
-        <w:tc>
-          <w:tcPr>
-            <w:tcW w:type="dxa" w:w="1680"/>
-            <w:vAlign w:val="center"/>
-            <w:shd w:fill="E8EEF5"/>
-          </w:tcPr>
-          <w:p>
-            <w:pPr>
-              <w:keepLines/>
-              <w:spacing w:after="0"/>
-            </w:pPr>
-            <w:r/>
-            <w:r>
-              <w:rPr>
-                <w:rFonts w:ascii="Arial" w:hAnsi="Arial" w:eastAsia="Arial" w:cs="Tahoma"/>
-                <w:b/>
-                <w:sz w:val="18"/>
-              </w:rPr>
-              <w:t>เอกสาร LLDD</w:t>
-            </w:r>
-          </w:p>
-        </w:tc>
-        <w:tc>
-          <w:tcPr>
-            <w:tcW w:type="dxa" w:w="1680"/>
-            <w:vAlign w:val="center"/>
-            <w:shd w:fill="E8EEF5"/>
-          </w:tcPr>
-          <w:p>
-            <w:pPr>
-              <w:keepLines/>
-              <w:spacing w:after="0"/>
-            </w:pPr>
-            <w:r/>
-            <w:r>
-              <w:rPr>
-                <w:rFonts w:ascii="Arial" w:hAnsi="Arial" w:eastAsia="Arial" w:cs="Tahoma"/>
-                <w:b/>
-                <w:sz w:val="18"/>
-              </w:rPr>
-              <w:t>ผู้รับผิดชอบ</w:t>
-            </w:r>
-          </w:p>
-        </w:tc>
-        <w:tc>
-          <w:tcPr>
-            <w:tcW w:type="dxa" w:w="1680"/>
-            <w:vAlign w:val="center"/>
-            <w:shd w:fill="E8EEF5"/>
-          </w:tcPr>
-          <w:p>
-            <w:pPr>
-              <w:keepLines/>
-              <w:spacing w:after="0"/>
-            </w:pPr>
-            <w:r/>
-            <w:r>
-              <w:rPr>
-                <w:rFonts w:ascii="Arial" w:hAnsi="Arial" w:eastAsia="Arial" w:cs="Tahoma"/>
-                <w:b/>
-                <w:sz w:val="18"/>
-              </w:rPr>
-              <w:t>สัดส่วน</w:t>
-            </w:r>
-          </w:p>
-        </w:tc>
-        <w:tc>
-          <w:tcPr>
-            <w:tcW w:type="dxa" w:w="1680"/>
-            <w:vAlign w:val="center"/>
-            <w:shd w:fill="E8EEF5"/>
-          </w:tcPr>
-          <w:p>
-            <w:pPr>
-              <w:keepLines/>
-              <w:spacing w:after="0"/>
-            </w:pPr>
-            <w:r/>
-            <w:r>
-              <w:rPr>
-                <w:rFonts w:ascii="Arial" w:hAnsi="Arial" w:eastAsia="Arial" w:cs="Tahoma"/>
-                <w:b/>
-                <w:sz w:val="18"/>
-              </w:rPr>
-              <w:t>impl</w:t>
-            </w:r>
-          </w:p>
-        </w:tc>
-        <w:tc>
-          <w:tcPr>
-            <w:tcW w:type="dxa" w:w="1680"/>
-            <w:vAlign w:val="center"/>
-            <w:shd w:fill="E8EEF5"/>
-          </w:tcPr>
-          <w:p>
-            <w:pPr>
-              <w:keepLines/>
-              <w:spacing w:after="0"/>
-            </w:pPr>
-            <w:r/>
-            <w:r>
-              <w:rPr>
-                <w:rFonts w:ascii="Arial" w:hAnsi="Arial" w:eastAsia="Arial" w:cs="Tahoma"/>
-                <w:b/>
-                <w:sz w:val="18"/>
-              </w:rPr>
-              <w:t>unit test</w:t>
-            </w:r>
-          </w:p>
-        </w:tc>
-        <w:tc>
-          <w:tcPr>
-            <w:tcW w:type="dxa" w:w="1680"/>
-            <w:vAlign w:val="center"/>
-            <w:shd w:fill="E8EEF5"/>
-          </w:tcPr>
-          <w:p>
-            <w:pPr>
-              <w:keepLines/>
-              <w:spacing w:after="0"/>
-            </w:pPr>
-            <w:r/>
-            <w:r>
-              <w:rPr>
-                <w:rFonts w:ascii="Arial" w:hAnsi="Arial" w:eastAsia="Arial" w:cs="Tahoma"/>
-                <w:b/>
-                <w:sz w:val="18"/>
-              </w:rPr>
-              <w:t>รวม</w:t>
-            </w:r>
-          </w:p>
-        </w:tc>
-      </w:tr>
-      <w:tr>
-        <w:trPr>
-          <w:cantSplit/>
-        </w:trPr>
-        <w:tc>
-          <w:tcPr>
-            <w:tcW w:type="dxa" w:w="1680"/>
-            <w:vAlign w:val="center"/>
-          </w:tcPr>
-          <w:p>
-            <w:pPr>
-              <w:keepLines/>
-              <w:spacing w:after="0"/>
-            </w:pPr>
-            <w:r>
-              <w:rPr>
-                <w:rFonts w:ascii="Arial" w:hAnsi="Arial" w:eastAsia="Arial" w:cs="Tahoma"/>
-                <w:sz w:val="18"/>
-              </w:rPr>
-            </w:r>
-            <w:r>
-              <w:rPr>
-                <w:rFonts w:ascii="Courier New" w:hAnsi="Courier New" w:eastAsia="Courier New" w:cs="Tahoma"/>
-                <w:sz w:val="18"/>
-              </w:rPr>
-              <w:t>LLDD-BE-API-Report-and-Master-Data.pdf</w:t>
-            </w:r>
-          </w:p>
-        </w:tc>
-        <w:tc>
-          <w:tcPr>
-            <w:tcW w:type="dxa" w:w="1680"/>
-            <w:vAlign w:val="center"/>
-          </w:tcPr>
-          <w:p>
-            <w:pPr>
-              <w:keepLines/>
-              <w:spacing w:after="0"/>
-            </w:pPr>
-            <w:r>
-              <w:rPr>
-                <w:rFonts w:ascii="Arial" w:hAnsi="Arial" w:eastAsia="Arial" w:cs="Tahoma"/>
-                <w:sz w:val="18"/>
-              </w:rPr>
-            </w:r>
-            <w:r>
-              <w:rPr>
-                <w:rFonts w:ascii="Arial" w:hAnsi="Arial" w:eastAsia="Arial" w:cs="Tahoma"/>
-                <w:sz w:val="18"/>
-              </w:rPr>
-              <w:t>Pete</w:t>
-            </w:r>
-          </w:p>
-        </w:tc>
-        <w:tc>
-          <w:tcPr>
-            <w:tcW w:type="dxa" w:w="1680"/>
-            <w:vAlign w:val="center"/>
-          </w:tcPr>
-          <w:p>
-            <w:pPr>
-              <w:keepLines/>
-              <w:spacing w:after="0"/>
-            </w:pPr>
-            <w:r>
-              <w:rPr>
-                <w:rFonts w:ascii="Arial" w:hAnsi="Arial" w:eastAsia="Arial" w:cs="Tahoma"/>
-                <w:sz w:val="18"/>
-              </w:rPr>
-            </w:r>
-            <w:r>
-              <w:rPr>
-                <w:rFonts w:ascii="Arial" w:hAnsi="Arial" w:eastAsia="Arial" w:cs="Tahoma"/>
-                <w:sz w:val="18"/>
-              </w:rPr>
-              <w:t>70% ของฉบับ</w:t>
-            </w:r>
-          </w:p>
-        </w:tc>
-        <w:tc>
-          <w:tcPr>
-            <w:tcW w:type="dxa" w:w="1680"/>
-            <w:vAlign w:val="center"/>
-          </w:tcPr>
-          <w:p>
-            <w:pPr>
-              <w:keepLines/>
-              <w:spacing w:after="0"/>
-            </w:pPr>
-            <w:r>
-              <w:rPr>
-                <w:rFonts w:ascii="Arial" w:hAnsi="Arial" w:eastAsia="Arial" w:cs="Tahoma"/>
-                <w:sz w:val="18"/>
-              </w:rPr>
-            </w:r>
-            <w:r>
-              <w:rPr>
-                <w:rFonts w:ascii="Arial" w:hAnsi="Arial" w:eastAsia="Arial" w:cs="Tahoma"/>
-                <w:sz w:val="18"/>
-              </w:rPr>
-              <w:t>21</w:t>
-            </w:r>
-          </w:p>
-        </w:tc>
-        <w:tc>
-          <w:tcPr>
-            <w:tcW w:type="dxa" w:w="1680"/>
-            <w:vAlign w:val="center"/>
-          </w:tcPr>
-          <w:p>
-            <w:pPr>
-              <w:keepLines/>
-              <w:spacing w:after="0"/>
-            </w:pPr>
-            <w:r>
-              <w:rPr>
-                <w:rFonts w:ascii="Arial" w:hAnsi="Arial" w:eastAsia="Arial" w:cs="Tahoma"/>
-                <w:sz w:val="18"/>
-              </w:rPr>
-            </w:r>
-            <w:r>
-              <w:rPr>
-                <w:rFonts w:ascii="Arial" w:hAnsi="Arial" w:eastAsia="Arial" w:cs="Tahoma"/>
-                <w:sz w:val="18"/>
-              </w:rPr>
-              <w:t>6</w:t>
-            </w:r>
-          </w:p>
-        </w:tc>
-        <w:tc>
-          <w:tcPr>
-            <w:tcW w:type="dxa" w:w="1680"/>
-            <w:vAlign w:val="center"/>
-          </w:tcPr>
-          <w:p>
-            <w:pPr>
-              <w:keepLines/>
-              <w:spacing w:after="0"/>
-            </w:pPr>
-            <w:r>
-              <w:rPr>
-                <w:rFonts w:ascii="Arial" w:hAnsi="Arial" w:eastAsia="Arial" w:cs="Tahoma"/>
-                <w:sz w:val="18"/>
-              </w:rPr>
-            </w:r>
-            <w:r>
-              <w:rPr>
-                <w:rFonts w:ascii="Arial" w:hAnsi="Arial" w:eastAsia="Arial" w:cs="Tahoma"/>
-                <w:b/>
-                <w:sz w:val="18"/>
-              </w:rPr>
-              <w:t>27</w:t>
-            </w:r>
-          </w:p>
-        </w:tc>
-      </w:tr>
-      <w:tr>
-        <w:trPr>
-          <w:cantSplit/>
-        </w:trPr>
-        <w:tc>
-          <w:tcPr>
-            <w:tcW w:type="dxa" w:w="1680"/>
-            <w:vAlign w:val="center"/>
-          </w:tcPr>
-          <w:p>
-            <w:pPr>
-              <w:keepLines/>
-              <w:spacing w:after="0"/>
-            </w:pPr>
-            <w:r>
-              <w:rPr>
-                <w:rFonts w:ascii="Arial" w:hAnsi="Arial" w:eastAsia="Arial" w:cs="Tahoma"/>
-                <w:sz w:val="18"/>
-              </w:rPr>
-            </w:r>
-            <w:r>
-              <w:rPr>
-                <w:rFonts w:ascii="Arial" w:hAnsi="Arial" w:eastAsia="Arial" w:cs="Tahoma"/>
-                <w:b/>
-                <w:sz w:val="18"/>
-              </w:rPr>
-              <w:t>รวม</w:t>
-            </w:r>
-          </w:p>
-        </w:tc>
-        <w:tc>
-          <w:tcPr>
-            <w:tcW w:type="dxa" w:w="1680"/>
-            <w:vAlign w:val="center"/>
-          </w:tcPr>
-          <w:p>
-            <w:pPr>
-              <w:keepLines/>
-              <w:spacing w:after="0"/>
-            </w:pPr>
-            <w:r>
-              <w:rPr>
-                <w:rFonts w:ascii="Arial" w:hAnsi="Arial" w:eastAsia="Arial" w:cs="Tahoma"/>
-                <w:sz w:val="18"/>
-              </w:rPr>
-            </w:r>
-          </w:p>
-        </w:tc>
-        <w:tc>
-          <w:tcPr>
-            <w:tcW w:type="dxa" w:w="1680"/>
-            <w:vAlign w:val="center"/>
-          </w:tcPr>
-          <w:p>
-            <w:pPr>
-              <w:keepLines/>
-              <w:spacing w:after="0"/>
-            </w:pPr>
-            <w:r>
-              <w:rPr>
-                <w:rFonts w:ascii="Arial" w:hAnsi="Arial" w:eastAsia="Arial" w:cs="Tahoma"/>
-                <w:sz w:val="18"/>
-              </w:rPr>
-            </w:r>
-          </w:p>
-        </w:tc>
-        <w:tc>
-          <w:tcPr>
-            <w:tcW w:type="dxa" w:w="1680"/>
-            <w:vAlign w:val="center"/>
-          </w:tcPr>
-          <w:p>
-            <w:pPr>
-              <w:keepLines/>
-              <w:spacing w:after="0"/>
-            </w:pPr>
-            <w:r>
-              <w:rPr>
-                <w:rFonts w:ascii="Arial" w:hAnsi="Arial" w:eastAsia="Arial" w:cs="Tahoma"/>
-                <w:sz w:val="18"/>
-              </w:rPr>
-            </w:r>
-            <w:r>
-              <w:rPr>
-                <w:rFonts w:ascii="Arial" w:hAnsi="Arial" w:eastAsia="Arial" w:cs="Tahoma"/>
-                <w:b/>
-                <w:sz w:val="18"/>
-              </w:rPr>
-              <w:t>21</w:t>
-            </w:r>
-          </w:p>
-        </w:tc>
-        <w:tc>
-          <w:tcPr>
-            <w:tcW w:type="dxa" w:w="1680"/>
-            <w:vAlign w:val="center"/>
-          </w:tcPr>
-          <w:p>
-            <w:pPr>
-              <w:keepLines/>
-              <w:spacing w:after="0"/>
-            </w:pPr>
-            <w:r>
-              <w:rPr>
-                <w:rFonts w:ascii="Arial" w:hAnsi="Arial" w:eastAsia="Arial" w:cs="Tahoma"/>
-                <w:sz w:val="18"/>
-              </w:rPr>
-            </w:r>
-            <w:r>
-              <w:rPr>
-                <w:rFonts w:ascii="Arial" w:hAnsi="Arial" w:eastAsia="Arial" w:cs="Tahoma"/>
-                <w:b/>
-                <w:sz w:val="18"/>
-              </w:rPr>
-              <w:t>6</w:t>
-            </w:r>
-          </w:p>
-        </w:tc>
-        <w:tc>
-          <w:tcPr>
-            <w:tcW w:type="dxa" w:w="1680"/>
-            <w:vAlign w:val="center"/>
-          </w:tcPr>
-          <w:p>
-            <w:pPr>
-              <w:keepLines/>
-              <w:spacing w:after="0"/>
-            </w:pPr>
-            <w:r>
-              <w:rPr>
-                <w:rFonts w:ascii="Arial" w:hAnsi="Arial" w:eastAsia="Arial" w:cs="Tahoma"/>
-                <w:sz w:val="18"/>
-              </w:rPr>
-            </w:r>
-            <w:r>
-              <w:rPr>
-                <w:rFonts w:ascii="Arial" w:hAnsi="Arial" w:eastAsia="Arial" w:cs="Tahoma"/>
-                <w:b/>
-                <w:sz w:val="18"/>
-              </w:rPr>
-              <w:t>27</w:t>
+                <w:sz w:val="18"/>
+              </w:rPr>
+              <w:t>เต็มฉบับ</w:t>
             </w:r>
           </w:p>
         </w:tc>
@@ -6885,7 +4966,7 @@
         <w:pageBreakBefore w:val="0"/>
       </w:pPr>
       <w:r>
-        <w:t>7. TB-0 — งานฐานรากที่ To-Be ทุกข้อใช้ร่วมกัน (ไม่ได้ระบุเป็นข้อใน SDD)</w:t>
+        <w:t>6. TB-0 · งานฐานราก — **ไม่นับเป็นเวลาของ To-Be**</w:t>
       </w:r>
     </w:p>
     <w:p>
@@ -6893,33 +4974,7 @@
         <w:keepNext w:val="0"/>
       </w:pPr>
       <w:r>
-        <w:rPr>
-          <w:b/>
-        </w:rPr>
-        <w:t>ที่มาใน SDD:</w:t>
-      </w:r>
-      <w:r>
-        <w:t xml:space="preserve"> — · </w:t>
-      </w:r>
-      <w:r>
-        <w:rPr>
-          <w:b/>
-        </w:rPr>
-        <w:t>รวม 323 ชั่วโมง</w:t>
-      </w:r>
-      <w:r>
-        <w:t xml:space="preserve"> (implementation 275 + unit test 48)</w:t>
-      </w:r>
-    </w:p>
-    <w:p>
-      <w:pPr>
-        <w:pStyle w:val="Heading2"/>
-        <w:keepNext/>
-        <w:keepLines/>
-        <w:pageBreakBefore w:val="0"/>
-      </w:pPr>
-      <w:r>
-        <w:t>7.1 สิ่งที่ SDD ระบุไว้</w:t>
+        <w:t>งานชุดนี้ (323 ชั่วโมง · FE 83 + BE 240) ต้องทำอยู่แล้วไม่ว่าจะมี To-Be หรือไม่ — SDD ไม่ได้ระบุเป็นข้อ และไม่ควรนับเป็นต้นทุนของการเปลี่ยนแปลงตาม To-Be · แสดงไว้เพื่อให้เห็นภาพรวมของชุดส่งมอบทั้งหมดเท่านั้น</w:t>
       </w:r>
     </w:p>
     <w:p>
@@ -6958,17 +5013,6 @@
         <w:t>master ที่ SBPGI ดูแลเอง (ปัจจัยภายนอก · แบรนด์คู่แข่ง) และงานทดสอบ/ส่งมอบ</w:t>
       </w:r>
     </w:p>
-    <w:p>
-      <w:pPr>
-        <w:pStyle w:val="Heading2"/>
-        <w:keepNext/>
-        <w:keepLines/>
-        <w:pageBreakBefore w:val="0"/>
-      </w:pPr>
-      <w:r>
-        <w:t>7.2 Frontend</w:t>
-      </w:r>
-    </w:p>
     <w:tbl>
       <w:tblPr>
         <w:tblStyle w:val="TableGrid"/>
@@ -6977,12 +5021,11 @@
         <w:tblLook w:firstColumn="1" w:firstRow="1" w:lastColumn="0" w:lastRow="0" w:noHBand="0" w:noVBand="1" w:val="04A0"/>
       </w:tblPr>
       <w:tblGrid>
-        <w:gridCol w:w="1680"/>
-        <w:gridCol w:w="1680"/>
-        <w:gridCol w:w="1680"/>
-        <w:gridCol w:w="1680"/>
-        <w:gridCol w:w="1680"/>
-        <w:gridCol w:w="1680"/>
+        <w:gridCol w:w="2016"/>
+        <w:gridCol w:w="2016"/>
+        <w:gridCol w:w="2016"/>
+        <w:gridCol w:w="2016"/>
+        <w:gridCol w:w="2016"/>
       </w:tblGrid>
       <w:tr>
         <w:trPr>
@@ -6990,7 +5033,7 @@
         </w:trPr>
         <w:tc>
           <w:tcPr>
-            <w:tcW w:type="dxa" w:w="1680"/>
+            <w:tcW w:type="dxa" w:w="2016"/>
             <w:vAlign w:val="center"/>
             <w:shd w:fill="E8EEF5"/>
           </w:tcPr>
@@ -7012,7 +5055,7 @@
         </w:tc>
         <w:tc>
           <w:tcPr>
-            <w:tcW w:type="dxa" w:w="1680"/>
+            <w:tcW w:type="dxa" w:w="2016"/>
             <w:vAlign w:val="center"/>
             <w:shd w:fill="E8EEF5"/>
           </w:tcPr>
@@ -7028,13 +5071,13 @@
                 <w:b/>
                 <w:sz w:val="18"/>
               </w:rPr>
-              <w:t>ผู้รับผิดชอบ</w:t>
+              <w:t>สาย</w:t>
             </w:r>
           </w:p>
         </w:tc>
         <w:tc>
           <w:tcPr>
-            <w:tcW w:type="dxa" w:w="1680"/>
+            <w:tcW w:type="dxa" w:w="2016"/>
             <w:vAlign w:val="center"/>
             <w:shd w:fill="E8EEF5"/>
           </w:tcPr>
@@ -7050,13 +5093,13 @@
                 <w:b/>
                 <w:sz w:val="18"/>
               </w:rPr>
-              <w:t>สัดส่วน</w:t>
+              <w:t>ผู้รับผิดชอบ</w:t>
             </w:r>
           </w:p>
         </w:tc>
         <w:tc>
           <w:tcPr>
-            <w:tcW w:type="dxa" w:w="1680"/>
+            <w:tcW w:type="dxa" w:w="2016"/>
             <w:vAlign w:val="center"/>
             <w:shd w:fill="E8EEF5"/>
           </w:tcPr>
@@ -7072,13 +5115,13 @@
                 <w:b/>
                 <w:sz w:val="18"/>
               </w:rPr>
-              <w:t>impl</w:t>
+              <w:t>ชม.</w:t>
             </w:r>
           </w:p>
         </w:tc>
         <w:tc>
           <w:tcPr>
-            <w:tcW w:type="dxa" w:w="1680"/>
+            <w:tcW w:type="dxa" w:w="2016"/>
             <w:vAlign w:val="center"/>
             <w:shd w:fill="E8EEF5"/>
           </w:tcPr>
@@ -7094,29 +5137,7 @@
                 <w:b/>
                 <w:sz w:val="18"/>
               </w:rPr>
-              <w:t>unit test</w:t>
-            </w:r>
-          </w:p>
-        </w:tc>
-        <w:tc>
-          <w:tcPr>
-            <w:tcW w:type="dxa" w:w="1680"/>
-            <w:vAlign w:val="center"/>
-            <w:shd w:fill="E8EEF5"/>
-          </w:tcPr>
-          <w:p>
-            <w:pPr>
-              <w:keepLines/>
-              <w:spacing w:after="0"/>
-            </w:pPr>
-            <w:r/>
-            <w:r>
-              <w:rPr>
-                <w:rFonts w:ascii="Arial" w:hAnsi="Arial" w:eastAsia="Arial" w:cs="Tahoma"/>
-                <w:b/>
-                <w:sz w:val="18"/>
-              </w:rPr>
-              <w:t>รวม</w:t>
+              <w:t>สัดส่วนของฉบับ</w:t>
             </w:r>
           </w:p>
         </w:tc>
@@ -7127,7 +5148,7 @@
         </w:trPr>
         <w:tc>
           <w:tcPr>
-            <w:tcW w:type="dxa" w:w="1680"/>
+            <w:tcW w:type="dxa" w:w="2016"/>
             <w:vAlign w:val="center"/>
           </w:tcPr>
           <w:p>
@@ -7146,13 +5167,13 @@
                 <w:rFonts w:ascii="Courier New" w:hAnsi="Courier New" w:eastAsia="Courier New" w:cs="Tahoma"/>
                 <w:sz w:val="18"/>
               </w:rPr>
-              <w:t>LLDD-FE-Foundation.pdf</w:t>
+              <w:t>LLDD-BE-Data-Migration-Cutover.pdf</w:t>
             </w:r>
           </w:p>
         </w:tc>
         <w:tc>
           <w:tcPr>
-            <w:tcW w:type="dxa" w:w="1680"/>
+            <w:tcW w:type="dxa" w:w="2016"/>
             <w:vAlign w:val="center"/>
           </w:tcPr>
           <w:p>
@@ -7171,13 +5192,13 @@
                 <w:rFonts w:ascii="Arial" w:hAnsi="Arial" w:eastAsia="Arial" w:cs="Tahoma"/>
                 <w:sz w:val="18"/>
               </w:rPr>
-              <w:t>lin</w:t>
+              <w:t>BE</w:t>
             </w:r>
           </w:p>
         </w:tc>
         <w:tc>
           <w:tcPr>
-            <w:tcW w:type="dxa" w:w="1680"/>
+            <w:tcW w:type="dxa" w:w="2016"/>
             <w:vAlign w:val="center"/>
           </w:tcPr>
           <w:p>
@@ -7196,13 +5217,13 @@
                 <w:rFonts w:ascii="Arial" w:hAnsi="Arial" w:eastAsia="Arial" w:cs="Tahoma"/>
                 <w:sz w:val="18"/>
               </w:rPr>
-              <w:t>เต็มฉบับ</w:t>
+              <w:t>Bank</w:t>
             </w:r>
           </w:p>
         </w:tc>
         <w:tc>
           <w:tcPr>
-            <w:tcW w:type="dxa" w:w="1680"/>
+            <w:tcW w:type="dxa" w:w="2016"/>
             <w:vAlign w:val="center"/>
           </w:tcPr>
           <w:p>
@@ -7221,13 +5242,13 @@
                 <w:rFonts w:ascii="Arial" w:hAnsi="Arial" w:eastAsia="Arial" w:cs="Tahoma"/>
                 <w:sz w:val="18"/>
               </w:rPr>
-              <w:t>28</w:t>
+              <w:t>43</w:t>
             </w:r>
           </w:p>
         </w:tc>
         <w:tc>
           <w:tcPr>
-            <w:tcW w:type="dxa" w:w="1680"/>
+            <w:tcW w:type="dxa" w:w="2016"/>
             <w:vAlign w:val="center"/>
           </w:tcPr>
           <w:p>
@@ -7246,33 +5267,7 @@
                 <w:rFonts w:ascii="Arial" w:hAnsi="Arial" w:eastAsia="Arial" w:cs="Tahoma"/>
                 <w:sz w:val="18"/>
               </w:rPr>
-              <w:t>7</w:t>
-            </w:r>
-          </w:p>
-        </w:tc>
-        <w:tc>
-          <w:tcPr>
-            <w:tcW w:type="dxa" w:w="1680"/>
-            <w:vAlign w:val="center"/>
-          </w:tcPr>
-          <w:p>
-            <w:pPr>
-              <w:keepLines/>
-              <w:spacing w:after="0"/>
-            </w:pPr>
-            <w:r>
-              <w:rPr>
-                <w:rFonts w:ascii="Arial" w:hAnsi="Arial" w:eastAsia="Arial" w:cs="Tahoma"/>
-                <w:sz w:val="18"/>
-              </w:rPr>
-            </w:r>
-            <w:r>
-              <w:rPr>
-                <w:rFonts w:ascii="Arial" w:hAnsi="Arial" w:eastAsia="Arial" w:cs="Tahoma"/>
-                <w:b/>
-                <w:sz w:val="18"/>
-              </w:rPr>
-              <w:t>35</w:t>
+              <w:t>เต็มฉบับ</w:t>
             </w:r>
           </w:p>
         </w:tc>
@@ -7283,7 +5278,7 @@
         </w:trPr>
         <w:tc>
           <w:tcPr>
-            <w:tcW w:type="dxa" w:w="1680"/>
+            <w:tcW w:type="dxa" w:w="2016"/>
             <w:vAlign w:val="center"/>
           </w:tcPr>
           <w:p>
@@ -7302,13 +5297,13 @@
                 <w:rFonts w:ascii="Courier New" w:hAnsi="Courier New" w:eastAsia="Courier New" w:cs="Tahoma"/>
                 <w:sz w:val="18"/>
               </w:rPr>
-              <w:t>LLDD-FE-Integration-Contracts.pdf</w:t>
+              <w:t>LLDD-FE-Foundation.pdf</w:t>
             </w:r>
           </w:p>
         </w:tc>
         <w:tc>
           <w:tcPr>
-            <w:tcW w:type="dxa" w:w="1680"/>
+            <w:tcW w:type="dxa" w:w="2016"/>
             <w:vAlign w:val="center"/>
           </w:tcPr>
           <w:p>
@@ -7327,13 +5322,13 @@
                 <w:rFonts w:ascii="Arial" w:hAnsi="Arial" w:eastAsia="Arial" w:cs="Tahoma"/>
                 <w:sz w:val="18"/>
               </w:rPr>
-              <w:t>lin</w:t>
+              <w:t>FE</w:t>
             </w:r>
           </w:p>
         </w:tc>
         <w:tc>
           <w:tcPr>
-            <w:tcW w:type="dxa" w:w="1680"/>
+            <w:tcW w:type="dxa" w:w="2016"/>
             <w:vAlign w:val="center"/>
           </w:tcPr>
           <w:p>
@@ -7352,13 +5347,13 @@
                 <w:rFonts w:ascii="Arial" w:hAnsi="Arial" w:eastAsia="Arial" w:cs="Tahoma"/>
                 <w:sz w:val="18"/>
               </w:rPr>
-              <w:t>เต็มฉบับ</w:t>
+              <w:t>lin</w:t>
             </w:r>
           </w:p>
         </w:tc>
         <w:tc>
           <w:tcPr>
-            <w:tcW w:type="dxa" w:w="1680"/>
+            <w:tcW w:type="dxa" w:w="2016"/>
             <w:vAlign w:val="center"/>
           </w:tcPr>
           <w:p>
@@ -7377,13 +5372,13 @@
                 <w:rFonts w:ascii="Arial" w:hAnsi="Arial" w:eastAsia="Arial" w:cs="Tahoma"/>
                 <w:sz w:val="18"/>
               </w:rPr>
-              <w:t>16</w:t>
+              <w:t>35</w:t>
             </w:r>
           </w:p>
         </w:tc>
         <w:tc>
           <w:tcPr>
-            <w:tcW w:type="dxa" w:w="1680"/>
+            <w:tcW w:type="dxa" w:w="2016"/>
             <w:vAlign w:val="center"/>
           </w:tcPr>
           <w:p>
@@ -7402,33 +5397,7 @@
                 <w:rFonts w:ascii="Arial" w:hAnsi="Arial" w:eastAsia="Arial" w:cs="Tahoma"/>
                 <w:sz w:val="18"/>
               </w:rPr>
-              <w:t>0</w:t>
-            </w:r>
-          </w:p>
-        </w:tc>
-        <w:tc>
-          <w:tcPr>
-            <w:tcW w:type="dxa" w:w="1680"/>
-            <w:vAlign w:val="center"/>
-          </w:tcPr>
-          <w:p>
-            <w:pPr>
-              <w:keepLines/>
-              <w:spacing w:after="0"/>
-            </w:pPr>
-            <w:r>
-              <w:rPr>
-                <w:rFonts w:ascii="Arial" w:hAnsi="Arial" w:eastAsia="Arial" w:cs="Tahoma"/>
-                <w:sz w:val="18"/>
-              </w:rPr>
-            </w:r>
-            <w:r>
-              <w:rPr>
-                <w:rFonts w:ascii="Arial" w:hAnsi="Arial" w:eastAsia="Arial" w:cs="Tahoma"/>
-                <w:b/>
-                <w:sz w:val="18"/>
-              </w:rPr>
-              <w:t>16</w:t>
+              <w:t>เต็มฉบับ</w:t>
             </w:r>
           </w:p>
         </w:tc>
@@ -7439,7 +5408,7 @@
         </w:trPr>
         <w:tc>
           <w:tcPr>
-            <w:tcW w:type="dxa" w:w="1680"/>
+            <w:tcW w:type="dxa" w:w="2016"/>
             <w:vAlign w:val="center"/>
           </w:tcPr>
           <w:p>
@@ -7458,13 +5427,13 @@
                 <w:rFonts w:ascii="Courier New" w:hAnsi="Courier New" w:eastAsia="Courier New" w:cs="Tahoma"/>
                 <w:sz w:val="18"/>
               </w:rPr>
-              <w:t>LLDD-FE-Master-Data.pdf</w:t>
+              <w:t>LLDD-BE-Job-6-ExportImpactStoreToFS.pdf</w:t>
             </w:r>
           </w:p>
         </w:tc>
         <w:tc>
           <w:tcPr>
-            <w:tcW w:type="dxa" w:w="1680"/>
+            <w:tcW w:type="dxa" w:w="2016"/>
             <w:vAlign w:val="center"/>
           </w:tcPr>
           <w:p>
@@ -7483,13 +5452,13 @@
                 <w:rFonts w:ascii="Arial" w:hAnsi="Arial" w:eastAsia="Arial" w:cs="Tahoma"/>
                 <w:sz w:val="18"/>
               </w:rPr>
-              <w:t>New</w:t>
+              <w:t>BE</w:t>
             </w:r>
           </w:p>
         </w:tc>
         <w:tc>
           <w:tcPr>
-            <w:tcW w:type="dxa" w:w="1680"/>
+            <w:tcW w:type="dxa" w:w="2016"/>
             <w:vAlign w:val="center"/>
           </w:tcPr>
           <w:p>
@@ -7508,13 +5477,13 @@
                 <w:rFonts w:ascii="Arial" w:hAnsi="Arial" w:eastAsia="Arial" w:cs="Tahoma"/>
                 <w:sz w:val="18"/>
               </w:rPr>
-              <w:t>เต็มฉบับ</w:t>
+              <w:t>Bank</w:t>
             </w:r>
           </w:p>
         </w:tc>
         <w:tc>
           <w:tcPr>
-            <w:tcW w:type="dxa" w:w="1680"/>
+            <w:tcW w:type="dxa" w:w="2016"/>
             <w:vAlign w:val="center"/>
           </w:tcPr>
           <w:p>
@@ -7533,13 +5502,13 @@
                 <w:rFonts w:ascii="Arial" w:hAnsi="Arial" w:eastAsia="Arial" w:cs="Tahoma"/>
                 <w:sz w:val="18"/>
               </w:rPr>
-              <w:t>16</w:t>
+              <w:t>34</w:t>
             </w:r>
           </w:p>
         </w:tc>
         <w:tc>
           <w:tcPr>
-            <w:tcW w:type="dxa" w:w="1680"/>
+            <w:tcW w:type="dxa" w:w="2016"/>
             <w:vAlign w:val="center"/>
           </w:tcPr>
           <w:p>
@@ -7558,33 +5527,7 @@
                 <w:rFonts w:ascii="Arial" w:hAnsi="Arial" w:eastAsia="Arial" w:cs="Tahoma"/>
                 <w:sz w:val="18"/>
               </w:rPr>
-              <w:t>4</w:t>
-            </w:r>
-          </w:p>
-        </w:tc>
-        <w:tc>
-          <w:tcPr>
-            <w:tcW w:type="dxa" w:w="1680"/>
-            <w:vAlign w:val="center"/>
-          </w:tcPr>
-          <w:p>
-            <w:pPr>
-              <w:keepLines/>
-              <w:spacing w:after="0"/>
-            </w:pPr>
-            <w:r>
-              <w:rPr>
-                <w:rFonts w:ascii="Arial" w:hAnsi="Arial" w:eastAsia="Arial" w:cs="Tahoma"/>
-                <w:sz w:val="18"/>
-              </w:rPr>
-            </w:r>
-            <w:r>
-              <w:rPr>
-                <w:rFonts w:ascii="Arial" w:hAnsi="Arial" w:eastAsia="Arial" w:cs="Tahoma"/>
-                <w:b/>
-                <w:sz w:val="18"/>
-              </w:rPr>
-              <w:t>20</w:t>
+              <w:t>เต็มฉบับ</w:t>
             </w:r>
           </w:p>
         </w:tc>
@@ -7595,7 +5538,7 @@
         </w:trPr>
         <w:tc>
           <w:tcPr>
-            <w:tcW w:type="dxa" w:w="1680"/>
+            <w:tcW w:type="dxa" w:w="2016"/>
             <w:vAlign w:val="center"/>
           </w:tcPr>
           <w:p>
@@ -7614,13 +5557,13 @@
                 <w:rFonts w:ascii="Courier New" w:hAnsi="Courier New" w:eastAsia="Courier New" w:cs="Tahoma"/>
                 <w:sz w:val="18"/>
               </w:rPr>
-              <w:t>LLDD-FE-Testing-Delivery.pdf</w:t>
+              <w:t>LLDD-BE-Database-Structure.pdf</w:t>
             </w:r>
           </w:p>
         </w:tc>
         <w:tc>
           <w:tcPr>
-            <w:tcW w:type="dxa" w:w="1680"/>
+            <w:tcW w:type="dxa" w:w="2016"/>
             <w:vAlign w:val="center"/>
           </w:tcPr>
           <w:p>
@@ -7639,13 +5582,13 @@
                 <w:rFonts w:ascii="Arial" w:hAnsi="Arial" w:eastAsia="Arial" w:cs="Tahoma"/>
                 <w:sz w:val="18"/>
               </w:rPr>
-              <w:t>lin</w:t>
+              <w:t>BE</w:t>
             </w:r>
           </w:p>
         </w:tc>
         <w:tc>
           <w:tcPr>
-            <w:tcW w:type="dxa" w:w="1680"/>
+            <w:tcW w:type="dxa" w:w="2016"/>
             <w:vAlign w:val="center"/>
           </w:tcPr>
           <w:p>
@@ -7664,13 +5607,13 @@
                 <w:rFonts w:ascii="Arial" w:hAnsi="Arial" w:eastAsia="Arial" w:cs="Tahoma"/>
                 <w:sz w:val="18"/>
               </w:rPr>
-              <w:t>เต็มฉบับ</w:t>
+              <w:t>Bank</w:t>
             </w:r>
           </w:p>
         </w:tc>
         <w:tc>
           <w:tcPr>
-            <w:tcW w:type="dxa" w:w="1680"/>
+            <w:tcW w:type="dxa" w:w="2016"/>
             <w:vAlign w:val="center"/>
           </w:tcPr>
           <w:p>
@@ -7689,13 +5632,13 @@
                 <w:rFonts w:ascii="Arial" w:hAnsi="Arial" w:eastAsia="Arial" w:cs="Tahoma"/>
                 <w:sz w:val="18"/>
               </w:rPr>
-              <w:t>12</w:t>
+              <w:t>31</w:t>
             </w:r>
           </w:p>
         </w:tc>
         <w:tc>
           <w:tcPr>
-            <w:tcW w:type="dxa" w:w="1680"/>
+            <w:tcW w:type="dxa" w:w="2016"/>
             <w:vAlign w:val="center"/>
           </w:tcPr>
           <w:p>
@@ -7714,33 +5657,7 @@
                 <w:rFonts w:ascii="Arial" w:hAnsi="Arial" w:eastAsia="Arial" w:cs="Tahoma"/>
                 <w:sz w:val="18"/>
               </w:rPr>
-              <w:t>0</w:t>
-            </w:r>
-          </w:p>
-        </w:tc>
-        <w:tc>
-          <w:tcPr>
-            <w:tcW w:type="dxa" w:w="1680"/>
-            <w:vAlign w:val="center"/>
-          </w:tcPr>
-          <w:p>
-            <w:pPr>
-              <w:keepLines/>
-              <w:spacing w:after="0"/>
-            </w:pPr>
-            <w:r>
-              <w:rPr>
-                <w:rFonts w:ascii="Arial" w:hAnsi="Arial" w:eastAsia="Arial" w:cs="Tahoma"/>
-                <w:sz w:val="18"/>
-              </w:rPr>
-            </w:r>
-            <w:r>
-              <w:rPr>
-                <w:rFonts w:ascii="Arial" w:hAnsi="Arial" w:eastAsia="Arial" w:cs="Tahoma"/>
-                <w:b/>
-                <w:sz w:val="18"/>
-              </w:rPr>
-              <w:t>12</w:t>
+              <w:t>เต็มฉบับ</w:t>
             </w:r>
           </w:p>
         </w:tc>
@@ -7751,7 +5668,7 @@
         </w:trPr>
         <w:tc>
           <w:tcPr>
-            <w:tcW w:type="dxa" w:w="1680"/>
+            <w:tcW w:type="dxa" w:w="2016"/>
             <w:vAlign w:val="center"/>
           </w:tcPr>
           <w:p>
@@ -7767,17 +5684,16 @@
             </w:r>
             <w:r>
               <w:rPr>
-                <w:rFonts w:ascii="Arial" w:hAnsi="Arial" w:eastAsia="Arial" w:cs="Tahoma"/>
-                <w:b/>
-                <w:sz w:val="18"/>
-              </w:rPr>
-              <w:t>รวม</w:t>
+                <w:rFonts w:ascii="Courier New" w:hAnsi="Courier New" w:eastAsia="Courier New" w:cs="Tahoma"/>
+                <w:sz w:val="18"/>
+              </w:rPr>
+              <w:t>LLDD-BE-Job-5-ImportImpactSaleFromIAS.pdf</w:t>
             </w:r>
           </w:p>
         </w:tc>
         <w:tc>
           <w:tcPr>
-            <w:tcW w:type="dxa" w:w="1680"/>
+            <w:tcW w:type="dxa" w:w="2016"/>
             <w:vAlign w:val="center"/>
           </w:tcPr>
           <w:p>
@@ -7791,11 +5707,18 @@
                 <w:sz w:val="18"/>
               </w:rPr>
             </w:r>
+            <w:r>
+              <w:rPr>
+                <w:rFonts w:ascii="Arial" w:hAnsi="Arial" w:eastAsia="Arial" w:cs="Tahoma"/>
+                <w:sz w:val="18"/>
+              </w:rPr>
+              <w:t>BE</w:t>
+            </w:r>
           </w:p>
         </w:tc>
         <w:tc>
           <w:tcPr>
-            <w:tcW w:type="dxa" w:w="1680"/>
+            <w:tcW w:type="dxa" w:w="2016"/>
             <w:vAlign w:val="center"/>
           </w:tcPr>
           <w:p>
@@ -7809,11 +5732,18 @@
                 <w:sz w:val="18"/>
               </w:rPr>
             </w:r>
+            <w:r>
+              <w:rPr>
+                <w:rFonts w:ascii="Arial" w:hAnsi="Arial" w:eastAsia="Arial" w:cs="Tahoma"/>
+                <w:sz w:val="18"/>
+              </w:rPr>
+              <w:t>Bank</w:t>
+            </w:r>
           </w:p>
         </w:tc>
         <w:tc>
           <w:tcPr>
-            <w:tcW w:type="dxa" w:w="1680"/>
+            <w:tcW w:type="dxa" w:w="2016"/>
             <w:vAlign w:val="center"/>
           </w:tcPr>
           <w:p>
@@ -7830,16 +5760,15 @@
             <w:r>
               <w:rPr>
                 <w:rFonts w:ascii="Arial" w:hAnsi="Arial" w:eastAsia="Arial" w:cs="Tahoma"/>
-                <w:b/>
-                <w:sz w:val="18"/>
-              </w:rPr>
-              <w:t>72</w:t>
+                <w:sz w:val="18"/>
+              </w:rPr>
+              <w:t>21</w:t>
             </w:r>
           </w:p>
         </w:tc>
         <w:tc>
           <w:tcPr>
-            <w:tcW w:type="dxa" w:w="1680"/>
+            <w:tcW w:type="dxa" w:w="2016"/>
             <w:vAlign w:val="center"/>
           </w:tcPr>
           <w:p>
@@ -7856,201 +5785,9 @@
             <w:r>
               <w:rPr>
                 <w:rFonts w:ascii="Arial" w:hAnsi="Arial" w:eastAsia="Arial" w:cs="Tahoma"/>
-                <w:b/>
-                <w:sz w:val="18"/>
-              </w:rPr>
-              <w:t>11</w:t>
-            </w:r>
-          </w:p>
-        </w:tc>
-        <w:tc>
-          <w:tcPr>
-            <w:tcW w:type="dxa" w:w="1680"/>
-            <w:vAlign w:val="center"/>
-          </w:tcPr>
-          <w:p>
-            <w:pPr>
-              <w:keepLines/>
-              <w:spacing w:after="0"/>
-            </w:pPr>
-            <w:r>
-              <w:rPr>
-                <w:rFonts w:ascii="Arial" w:hAnsi="Arial" w:eastAsia="Arial" w:cs="Tahoma"/>
-                <w:sz w:val="18"/>
-              </w:rPr>
-            </w:r>
-            <w:r>
-              <w:rPr>
-                <w:rFonts w:ascii="Arial" w:hAnsi="Arial" w:eastAsia="Arial" w:cs="Tahoma"/>
-                <w:b/>
-                <w:sz w:val="18"/>
-              </w:rPr>
-              <w:t>83</w:t>
-            </w:r>
-          </w:p>
-        </w:tc>
-      </w:tr>
-    </w:tbl>
-    <w:p/>
-    <w:p>
-      <w:pPr>
-        <w:pStyle w:val="Heading2"/>
-        <w:keepNext/>
-        <w:keepLines/>
-        <w:pageBreakBefore w:val="0"/>
-      </w:pPr>
-      <w:r>
-        <w:t>7.3 Backend / Batch Job</w:t>
-      </w:r>
-    </w:p>
-    <w:tbl>
-      <w:tblPr>
-        <w:tblStyle w:val="TableGrid"/>
-        <w:tblW w:type="auto" w:w="0"/>
-        <w:jc w:val="center"/>
-        <w:tblLook w:firstColumn="1" w:firstRow="1" w:lastColumn="0" w:lastRow="0" w:noHBand="0" w:noVBand="1" w:val="04A0"/>
-      </w:tblPr>
-      <w:tblGrid>
-        <w:gridCol w:w="1680"/>
-        <w:gridCol w:w="1680"/>
-        <w:gridCol w:w="1680"/>
-        <w:gridCol w:w="1680"/>
-        <w:gridCol w:w="1680"/>
-        <w:gridCol w:w="1680"/>
-      </w:tblGrid>
-      <w:tr>
-        <w:trPr>
-          <w:cantSplit/>
-        </w:trPr>
-        <w:tc>
-          <w:tcPr>
-            <w:tcW w:type="dxa" w:w="1680"/>
-            <w:vAlign w:val="center"/>
-            <w:shd w:fill="E8EEF5"/>
-          </w:tcPr>
-          <w:p>
-            <w:pPr>
-              <w:keepLines/>
-              <w:spacing w:after="0"/>
-            </w:pPr>
-            <w:r/>
-            <w:r>
-              <w:rPr>
-                <w:rFonts w:ascii="Arial" w:hAnsi="Arial" w:eastAsia="Arial" w:cs="Tahoma"/>
-                <w:b/>
-                <w:sz w:val="18"/>
-              </w:rPr>
-              <w:t>เอกสาร LLDD</w:t>
-            </w:r>
-          </w:p>
-        </w:tc>
-        <w:tc>
-          <w:tcPr>
-            <w:tcW w:type="dxa" w:w="1680"/>
-            <w:vAlign w:val="center"/>
-            <w:shd w:fill="E8EEF5"/>
-          </w:tcPr>
-          <w:p>
-            <w:pPr>
-              <w:keepLines/>
-              <w:spacing w:after="0"/>
-            </w:pPr>
-            <w:r/>
-            <w:r>
-              <w:rPr>
-                <w:rFonts w:ascii="Arial" w:hAnsi="Arial" w:eastAsia="Arial" w:cs="Tahoma"/>
-                <w:b/>
-                <w:sz w:val="18"/>
-              </w:rPr>
-              <w:t>ผู้รับผิดชอบ</w:t>
-            </w:r>
-          </w:p>
-        </w:tc>
-        <w:tc>
-          <w:tcPr>
-            <w:tcW w:type="dxa" w:w="1680"/>
-            <w:vAlign w:val="center"/>
-            <w:shd w:fill="E8EEF5"/>
-          </w:tcPr>
-          <w:p>
-            <w:pPr>
-              <w:keepLines/>
-              <w:spacing w:after="0"/>
-            </w:pPr>
-            <w:r/>
-            <w:r>
-              <w:rPr>
-                <w:rFonts w:ascii="Arial" w:hAnsi="Arial" w:eastAsia="Arial" w:cs="Tahoma"/>
-                <w:b/>
-                <w:sz w:val="18"/>
-              </w:rPr>
-              <w:t>สัดส่วน</w:t>
-            </w:r>
-          </w:p>
-        </w:tc>
-        <w:tc>
-          <w:tcPr>
-            <w:tcW w:type="dxa" w:w="1680"/>
-            <w:vAlign w:val="center"/>
-            <w:shd w:fill="E8EEF5"/>
-          </w:tcPr>
-          <w:p>
-            <w:pPr>
-              <w:keepLines/>
-              <w:spacing w:after="0"/>
-            </w:pPr>
-            <w:r/>
-            <w:r>
-              <w:rPr>
-                <w:rFonts w:ascii="Arial" w:hAnsi="Arial" w:eastAsia="Arial" w:cs="Tahoma"/>
-                <w:b/>
-                <w:sz w:val="18"/>
-              </w:rPr>
-              <w:t>impl</w:t>
-            </w:r>
-          </w:p>
-        </w:tc>
-        <w:tc>
-          <w:tcPr>
-            <w:tcW w:type="dxa" w:w="1680"/>
-            <w:vAlign w:val="center"/>
-            <w:shd w:fill="E8EEF5"/>
-          </w:tcPr>
-          <w:p>
-            <w:pPr>
-              <w:keepLines/>
-              <w:spacing w:after="0"/>
-            </w:pPr>
-            <w:r/>
-            <w:r>
-              <w:rPr>
-                <w:rFonts w:ascii="Arial" w:hAnsi="Arial" w:eastAsia="Arial" w:cs="Tahoma"/>
-                <w:b/>
-                <w:sz w:val="18"/>
-              </w:rPr>
-              <w:t>unit test</w:t>
-            </w:r>
-          </w:p>
-        </w:tc>
-        <w:tc>
-          <w:tcPr>
-            <w:tcW w:type="dxa" w:w="1680"/>
-            <w:vAlign w:val="center"/>
-            <w:shd w:fill="E8EEF5"/>
-          </w:tcPr>
-          <w:p>
-            <w:pPr>
-              <w:keepLines/>
-              <w:spacing w:after="0"/>
-            </w:pPr>
-            <w:r/>
-            <w:r>
-              <w:rPr>
-                <w:rFonts w:ascii="Arial" w:hAnsi="Arial" w:eastAsia="Arial" w:cs="Tahoma"/>
-                <w:b/>
-                <w:sz w:val="18"/>
-              </w:rPr>
-              <w:t>รวม</w:t>
+                <w:sz w:val="18"/>
+              </w:rPr>
+              <w:t>เต็มฉบับ</w:t>
             </w:r>
           </w:p>
         </w:tc>
@@ -8061,7 +5798,7 @@
         </w:trPr>
         <w:tc>
           <w:tcPr>
-            <w:tcW w:type="dxa" w:w="1680"/>
+            <w:tcW w:type="dxa" w:w="2016"/>
             <w:vAlign w:val="center"/>
           </w:tcPr>
           <w:p>
@@ -8080,13 +5817,13 @@
                 <w:rFonts w:ascii="Courier New" w:hAnsi="Courier New" w:eastAsia="Courier New" w:cs="Tahoma"/>
                 <w:sz w:val="18"/>
               </w:rPr>
-              <w:t>LLDD-BE-Job-10-NotifyNoReceiveData.pdf</w:t>
+              <w:t>LLDD-FE-Master-Data.pdf</w:t>
             </w:r>
           </w:p>
         </w:tc>
         <w:tc>
           <w:tcPr>
-            <w:tcW w:type="dxa" w:w="1680"/>
+            <w:tcW w:type="dxa" w:w="2016"/>
             <w:vAlign w:val="center"/>
           </w:tcPr>
           <w:p>
@@ -8105,13 +5842,13 @@
                 <w:rFonts w:ascii="Arial" w:hAnsi="Arial" w:eastAsia="Arial" w:cs="Tahoma"/>
                 <w:sz w:val="18"/>
               </w:rPr>
-              <w:t>Pete</w:t>
+              <w:t>FE</w:t>
             </w:r>
           </w:p>
         </w:tc>
         <w:tc>
           <w:tcPr>
-            <w:tcW w:type="dxa" w:w="1680"/>
+            <w:tcW w:type="dxa" w:w="2016"/>
             <w:vAlign w:val="center"/>
           </w:tcPr>
           <w:p>
@@ -8130,13 +5867,13 @@
                 <w:rFonts w:ascii="Arial" w:hAnsi="Arial" w:eastAsia="Arial" w:cs="Tahoma"/>
                 <w:sz w:val="18"/>
               </w:rPr>
-              <w:t>เต็มฉบับ</w:t>
+              <w:t>New</w:t>
             </w:r>
           </w:p>
         </w:tc>
         <w:tc>
           <w:tcPr>
-            <w:tcW w:type="dxa" w:w="1680"/>
+            <w:tcW w:type="dxa" w:w="2016"/>
             <w:vAlign w:val="center"/>
           </w:tcPr>
           <w:p>
@@ -8155,13 +5892,13 @@
                 <w:rFonts w:ascii="Arial" w:hAnsi="Arial" w:eastAsia="Arial" w:cs="Tahoma"/>
                 <w:sz w:val="18"/>
               </w:rPr>
-              <w:t>8</w:t>
+              <w:t>20</w:t>
             </w:r>
           </w:p>
         </w:tc>
         <w:tc>
           <w:tcPr>
-            <w:tcW w:type="dxa" w:w="1680"/>
+            <w:tcW w:type="dxa" w:w="2016"/>
             <w:vAlign w:val="center"/>
           </w:tcPr>
           <w:p>
@@ -8180,33 +5917,7 @@
                 <w:rFonts w:ascii="Arial" w:hAnsi="Arial" w:eastAsia="Arial" w:cs="Tahoma"/>
                 <w:sz w:val="18"/>
               </w:rPr>
-              <w:t>3</w:t>
-            </w:r>
-          </w:p>
-        </w:tc>
-        <w:tc>
-          <w:tcPr>
-            <w:tcW w:type="dxa" w:w="1680"/>
-            <w:vAlign w:val="center"/>
-          </w:tcPr>
-          <w:p>
-            <w:pPr>
-              <w:keepLines/>
-              <w:spacing w:after="0"/>
-            </w:pPr>
-            <w:r>
-              <w:rPr>
-                <w:rFonts w:ascii="Arial" w:hAnsi="Arial" w:eastAsia="Arial" w:cs="Tahoma"/>
-                <w:sz w:val="18"/>
-              </w:rPr>
-            </w:r>
-            <w:r>
-              <w:rPr>
-                <w:rFonts w:ascii="Arial" w:hAnsi="Arial" w:eastAsia="Arial" w:cs="Tahoma"/>
-                <w:b/>
-                <w:sz w:val="18"/>
-              </w:rPr>
-              <w:t>11</w:t>
+              <w:t>เต็มฉบับ</w:t>
             </w:r>
           </w:p>
         </w:tc>
@@ -8217,7 +5928,7 @@
         </w:trPr>
         <w:tc>
           <w:tcPr>
-            <w:tcW w:type="dxa" w:w="1680"/>
+            <w:tcW w:type="dxa" w:w="2016"/>
             <w:vAlign w:val="center"/>
           </w:tcPr>
           <w:p>
@@ -8242,7 +5953,7 @@
         </w:tc>
         <w:tc>
           <w:tcPr>
-            <w:tcW w:type="dxa" w:w="1680"/>
+            <w:tcW w:type="dxa" w:w="2016"/>
             <w:vAlign w:val="center"/>
           </w:tcPr>
           <w:p>
@@ -8261,13 +5972,13 @@
                 <w:rFonts w:ascii="Arial" w:hAnsi="Arial" w:eastAsia="Arial" w:cs="Tahoma"/>
                 <w:sz w:val="18"/>
               </w:rPr>
-              <w:t>Bank</w:t>
+              <w:t>BE</w:t>
             </w:r>
           </w:p>
         </w:tc>
         <w:tc>
           <w:tcPr>
-            <w:tcW w:type="dxa" w:w="1680"/>
+            <w:tcW w:type="dxa" w:w="2016"/>
             <w:vAlign w:val="center"/>
           </w:tcPr>
           <w:p>
@@ -8286,13 +5997,13 @@
                 <w:rFonts w:ascii="Arial" w:hAnsi="Arial" w:eastAsia="Arial" w:cs="Tahoma"/>
                 <w:sz w:val="18"/>
               </w:rPr>
-              <w:t>เต็มฉบับ</w:t>
+              <w:t>Bank</w:t>
             </w:r>
           </w:p>
         </w:tc>
         <w:tc>
           <w:tcPr>
-            <w:tcW w:type="dxa" w:w="1680"/>
+            <w:tcW w:type="dxa" w:w="2016"/>
             <w:vAlign w:val="center"/>
           </w:tcPr>
           <w:p>
@@ -8311,13 +6022,13 @@
                 <w:rFonts w:ascii="Arial" w:hAnsi="Arial" w:eastAsia="Arial" w:cs="Tahoma"/>
                 <w:sz w:val="18"/>
               </w:rPr>
-              <w:t>14</w:t>
+              <w:t>19</w:t>
             </w:r>
           </w:p>
         </w:tc>
         <w:tc>
           <w:tcPr>
-            <w:tcW w:type="dxa" w:w="1680"/>
+            <w:tcW w:type="dxa" w:w="2016"/>
             <w:vAlign w:val="center"/>
           </w:tcPr>
           <w:p>
@@ -8336,33 +6047,7 @@
                 <w:rFonts w:ascii="Arial" w:hAnsi="Arial" w:eastAsia="Arial" w:cs="Tahoma"/>
                 <w:sz w:val="18"/>
               </w:rPr>
-              <w:t>5</w:t>
-            </w:r>
-          </w:p>
-        </w:tc>
-        <w:tc>
-          <w:tcPr>
-            <w:tcW w:type="dxa" w:w="1680"/>
-            <w:vAlign w:val="center"/>
-          </w:tcPr>
-          <w:p>
-            <w:pPr>
-              <w:keepLines/>
-              <w:spacing w:after="0"/>
-            </w:pPr>
-            <w:r>
-              <w:rPr>
-                <w:rFonts w:ascii="Arial" w:hAnsi="Arial" w:eastAsia="Arial" w:cs="Tahoma"/>
-                <w:sz w:val="18"/>
-              </w:rPr>
-            </w:r>
-            <w:r>
-              <w:rPr>
-                <w:rFonts w:ascii="Arial" w:hAnsi="Arial" w:eastAsia="Arial" w:cs="Tahoma"/>
-                <w:b/>
-                <w:sz w:val="18"/>
-              </w:rPr>
-              <w:t>19</w:t>
+              <w:t>เต็มฉบับ</w:t>
             </w:r>
           </w:p>
         </w:tc>
@@ -8373,7 +6058,7 @@
         </w:trPr>
         <w:tc>
           <w:tcPr>
-            <w:tcW w:type="dxa" w:w="1680"/>
+            <w:tcW w:type="dxa" w:w="2016"/>
             <w:vAlign w:val="center"/>
           </w:tcPr>
           <w:p>
@@ -8392,13 +6077,13 @@
                 <w:rFonts w:ascii="Courier New" w:hAnsi="Courier New" w:eastAsia="Courier New" w:cs="Tahoma"/>
                 <w:sz w:val="18"/>
               </w:rPr>
-              <w:t>LLDD-BE-Job-3-ImportImpactCompetitor.pdf</w:t>
+              <w:t>LLDD-BE-Job-4-PrepareImpactStoreToIAS.pdf</w:t>
             </w:r>
           </w:p>
         </w:tc>
         <w:tc>
           <w:tcPr>
-            <w:tcW w:type="dxa" w:w="1680"/>
+            <w:tcW w:type="dxa" w:w="2016"/>
             <w:vAlign w:val="center"/>
           </w:tcPr>
           <w:p>
@@ -8417,13 +6102,13 @@
                 <w:rFonts w:ascii="Arial" w:hAnsi="Arial" w:eastAsia="Arial" w:cs="Tahoma"/>
                 <w:sz w:val="18"/>
               </w:rPr>
-              <w:t>Bank</w:t>
+              <w:t>BE</w:t>
             </w:r>
           </w:p>
         </w:tc>
         <w:tc>
           <w:tcPr>
-            <w:tcW w:type="dxa" w:w="1680"/>
+            <w:tcW w:type="dxa" w:w="2016"/>
             <w:vAlign w:val="center"/>
           </w:tcPr>
           <w:p>
@@ -8442,13 +6127,13 @@
                 <w:rFonts w:ascii="Arial" w:hAnsi="Arial" w:eastAsia="Arial" w:cs="Tahoma"/>
                 <w:sz w:val="18"/>
               </w:rPr>
-              <w:t>เต็มฉบับ</w:t>
+              <w:t>Bank</w:t>
             </w:r>
           </w:p>
         </w:tc>
         <w:tc>
           <w:tcPr>
-            <w:tcW w:type="dxa" w:w="1680"/>
+            <w:tcW w:type="dxa" w:w="2016"/>
             <w:vAlign w:val="center"/>
           </w:tcPr>
           <w:p>
@@ -8467,13 +6152,13 @@
                 <w:rFonts w:ascii="Arial" w:hAnsi="Arial" w:eastAsia="Arial" w:cs="Tahoma"/>
                 <w:sz w:val="18"/>
               </w:rPr>
-              <w:t>10</w:t>
+              <w:t>19</w:t>
             </w:r>
           </w:p>
         </w:tc>
         <w:tc>
           <w:tcPr>
-            <w:tcW w:type="dxa" w:w="1680"/>
+            <w:tcW w:type="dxa" w:w="2016"/>
             <w:vAlign w:val="center"/>
           </w:tcPr>
           <w:p>
@@ -8492,33 +6177,7 @@
                 <w:rFonts w:ascii="Arial" w:hAnsi="Arial" w:eastAsia="Arial" w:cs="Tahoma"/>
                 <w:sz w:val="18"/>
               </w:rPr>
-              <w:t>3</w:t>
-            </w:r>
-          </w:p>
-        </w:tc>
-        <w:tc>
-          <w:tcPr>
-            <w:tcW w:type="dxa" w:w="1680"/>
-            <w:vAlign w:val="center"/>
-          </w:tcPr>
-          <w:p>
-            <w:pPr>
-              <w:keepLines/>
-              <w:spacing w:after="0"/>
-            </w:pPr>
-            <w:r>
-              <w:rPr>
-                <w:rFonts w:ascii="Arial" w:hAnsi="Arial" w:eastAsia="Arial" w:cs="Tahoma"/>
-                <w:sz w:val="18"/>
-              </w:rPr>
-            </w:r>
-            <w:r>
-              <w:rPr>
-                <w:rFonts w:ascii="Arial" w:hAnsi="Arial" w:eastAsia="Arial" w:cs="Tahoma"/>
-                <w:b/>
-                <w:sz w:val="18"/>
-              </w:rPr>
-              <w:t>13</w:t>
+              <w:t>เต็มฉบับ</w:t>
             </w:r>
           </w:p>
         </w:tc>
@@ -8529,7 +6188,7 @@
         </w:trPr>
         <w:tc>
           <w:tcPr>
-            <w:tcW w:type="dxa" w:w="1680"/>
+            <w:tcW w:type="dxa" w:w="2016"/>
             <w:vAlign w:val="center"/>
           </w:tcPr>
           <w:p>
@@ -8548,13 +6207,13 @@
                 <w:rFonts w:ascii="Courier New" w:hAnsi="Courier New" w:eastAsia="Courier New" w:cs="Tahoma"/>
                 <w:sz w:val="18"/>
               </w:rPr>
-              <w:t>LLDD-BE-Job-4-PrepareImpactStoreToIAS.pdf</w:t>
+              <w:t>LLDD-BE-Job-Batch-Email-SRM.pdf</w:t>
             </w:r>
           </w:p>
         </w:tc>
         <w:tc>
           <w:tcPr>
-            <w:tcW w:type="dxa" w:w="1680"/>
+            <w:tcW w:type="dxa" w:w="2016"/>
             <w:vAlign w:val="center"/>
           </w:tcPr>
           <w:p>
@@ -8573,13 +6232,13 @@
                 <w:rFonts w:ascii="Arial" w:hAnsi="Arial" w:eastAsia="Arial" w:cs="Tahoma"/>
                 <w:sz w:val="18"/>
               </w:rPr>
-              <w:t>Bank</w:t>
+              <w:t>BE</w:t>
             </w:r>
           </w:p>
         </w:tc>
         <w:tc>
           <w:tcPr>
-            <w:tcW w:type="dxa" w:w="1680"/>
+            <w:tcW w:type="dxa" w:w="2016"/>
             <w:vAlign w:val="center"/>
           </w:tcPr>
           <w:p>
@@ -8598,13 +6257,13 @@
                 <w:rFonts w:ascii="Arial" w:hAnsi="Arial" w:eastAsia="Arial" w:cs="Tahoma"/>
                 <w:sz w:val="18"/>
               </w:rPr>
-              <w:t>เต็มฉบับ</w:t>
+              <w:t>Pete</w:t>
             </w:r>
           </w:p>
         </w:tc>
         <w:tc>
           <w:tcPr>
-            <w:tcW w:type="dxa" w:w="1680"/>
+            <w:tcW w:type="dxa" w:w="2016"/>
             <w:vAlign w:val="center"/>
           </w:tcPr>
           <w:p>
@@ -8623,13 +6282,13 @@
                 <w:rFonts w:ascii="Arial" w:hAnsi="Arial" w:eastAsia="Arial" w:cs="Tahoma"/>
                 <w:sz w:val="18"/>
               </w:rPr>
-              <w:t>14</w:t>
+              <w:t>19</w:t>
             </w:r>
           </w:p>
         </w:tc>
         <w:tc>
           <w:tcPr>
-            <w:tcW w:type="dxa" w:w="1680"/>
+            <w:tcW w:type="dxa" w:w="2016"/>
             <w:vAlign w:val="center"/>
           </w:tcPr>
           <w:p>
@@ -8648,33 +6307,7 @@
                 <w:rFonts w:ascii="Arial" w:hAnsi="Arial" w:eastAsia="Arial" w:cs="Tahoma"/>
                 <w:sz w:val="18"/>
               </w:rPr>
-              <w:t>5</w:t>
-            </w:r>
-          </w:p>
-        </w:tc>
-        <w:tc>
-          <w:tcPr>
-            <w:tcW w:type="dxa" w:w="1680"/>
-            <w:vAlign w:val="center"/>
-          </w:tcPr>
-          <w:p>
-            <w:pPr>
-              <w:keepLines/>
-              <w:spacing w:after="0"/>
-            </w:pPr>
-            <w:r>
-              <w:rPr>
-                <w:rFonts w:ascii="Arial" w:hAnsi="Arial" w:eastAsia="Arial" w:cs="Tahoma"/>
-                <w:sz w:val="18"/>
-              </w:rPr>
-            </w:r>
-            <w:r>
-              <w:rPr>
-                <w:rFonts w:ascii="Arial" w:hAnsi="Arial" w:eastAsia="Arial" w:cs="Tahoma"/>
-                <w:b/>
-                <w:sz w:val="18"/>
-              </w:rPr>
-              <w:t>19</w:t>
+              <w:t>เต็มฉบับ</w:t>
             </w:r>
           </w:p>
         </w:tc>
@@ -8685,7 +6318,7 @@
         </w:trPr>
         <w:tc>
           <w:tcPr>
-            <w:tcW w:type="dxa" w:w="1680"/>
+            <w:tcW w:type="dxa" w:w="2016"/>
             <w:vAlign w:val="center"/>
           </w:tcPr>
           <w:p>
@@ -8704,13 +6337,13 @@
                 <w:rFonts w:ascii="Courier New" w:hAnsi="Courier New" w:eastAsia="Courier New" w:cs="Tahoma"/>
                 <w:sz w:val="18"/>
               </w:rPr>
-              <w:t>LLDD-BE-Job-5-ImportImpactSaleFromIAS.pdf</w:t>
+              <w:t>LLDD-BE-API-Common-Contracts.pdf</w:t>
             </w:r>
           </w:p>
         </w:tc>
         <w:tc>
           <w:tcPr>
-            <w:tcW w:type="dxa" w:w="1680"/>
+            <w:tcW w:type="dxa" w:w="2016"/>
             <w:vAlign w:val="center"/>
           </w:tcPr>
           <w:p>
@@ -8729,13 +6362,13 @@
                 <w:rFonts w:ascii="Arial" w:hAnsi="Arial" w:eastAsia="Arial" w:cs="Tahoma"/>
                 <w:sz w:val="18"/>
               </w:rPr>
-              <w:t>Pete</w:t>
+              <w:t>BE</w:t>
             </w:r>
           </w:p>
         </w:tc>
         <w:tc>
           <w:tcPr>
-            <w:tcW w:type="dxa" w:w="1680"/>
+            <w:tcW w:type="dxa" w:w="2016"/>
             <w:vAlign w:val="center"/>
           </w:tcPr>
           <w:p>
@@ -8754,13 +6387,13 @@
                 <w:rFonts w:ascii="Arial" w:hAnsi="Arial" w:eastAsia="Arial" w:cs="Tahoma"/>
                 <w:sz w:val="18"/>
               </w:rPr>
-              <w:t>เต็มฉบับ</w:t>
+              <w:t>But</w:t>
             </w:r>
           </w:p>
         </w:tc>
         <w:tc>
           <w:tcPr>
-            <w:tcW w:type="dxa" w:w="1680"/>
+            <w:tcW w:type="dxa" w:w="2016"/>
             <w:vAlign w:val="center"/>
           </w:tcPr>
           <w:p>
@@ -8779,13 +6412,13 @@
                 <w:rFonts w:ascii="Arial" w:hAnsi="Arial" w:eastAsia="Arial" w:cs="Tahoma"/>
                 <w:sz w:val="18"/>
               </w:rPr>
-              <w:t>16</w:t>
+              <w:t>18</w:t>
             </w:r>
           </w:p>
         </w:tc>
         <w:tc>
           <w:tcPr>
-            <w:tcW w:type="dxa" w:w="1680"/>
+            <w:tcW w:type="dxa" w:w="2016"/>
             <w:vAlign w:val="center"/>
           </w:tcPr>
           <w:p>
@@ -8804,33 +6437,7 @@
                 <w:rFonts w:ascii="Arial" w:hAnsi="Arial" w:eastAsia="Arial" w:cs="Tahoma"/>
                 <w:sz w:val="18"/>
               </w:rPr>
-              <w:t>5</w:t>
-            </w:r>
-          </w:p>
-        </w:tc>
-        <w:tc>
-          <w:tcPr>
-            <w:tcW w:type="dxa" w:w="1680"/>
-            <w:vAlign w:val="center"/>
-          </w:tcPr>
-          <w:p>
-            <w:pPr>
-              <w:keepLines/>
-              <w:spacing w:after="0"/>
-            </w:pPr>
-            <w:r>
-              <w:rPr>
-                <w:rFonts w:ascii="Arial" w:hAnsi="Arial" w:eastAsia="Arial" w:cs="Tahoma"/>
-                <w:sz w:val="18"/>
-              </w:rPr>
-            </w:r>
-            <w:r>
-              <w:rPr>
-                <w:rFonts w:ascii="Arial" w:hAnsi="Arial" w:eastAsia="Arial" w:cs="Tahoma"/>
-                <w:b/>
-                <w:sz w:val="18"/>
-              </w:rPr>
-              <w:t>21</w:t>
+              <w:t>เต็มฉบับ</w:t>
             </w:r>
           </w:p>
         </w:tc>
@@ -8841,7 +6448,7 @@
         </w:trPr>
         <w:tc>
           <w:tcPr>
-            <w:tcW w:type="dxa" w:w="1680"/>
+            <w:tcW w:type="dxa" w:w="2016"/>
             <w:vAlign w:val="center"/>
           </w:tcPr>
           <w:p>
@@ -8860,13 +6467,13 @@
                 <w:rFonts w:ascii="Courier New" w:hAnsi="Courier New" w:eastAsia="Courier New" w:cs="Tahoma"/>
                 <w:sz w:val="18"/>
               </w:rPr>
-              <w:t>LLDD-BE-Job-6-ExportImpactStoreToFS.pdf</w:t>
+              <w:t>LLDD-FE-Integration-Contracts.pdf</w:t>
             </w:r>
           </w:p>
         </w:tc>
         <w:tc>
           <w:tcPr>
-            <w:tcW w:type="dxa" w:w="1680"/>
+            <w:tcW w:type="dxa" w:w="2016"/>
             <w:vAlign w:val="center"/>
           </w:tcPr>
           <w:p>
@@ -8885,13 +6492,13 @@
                 <w:rFonts w:ascii="Arial" w:hAnsi="Arial" w:eastAsia="Arial" w:cs="Tahoma"/>
                 <w:sz w:val="18"/>
               </w:rPr>
-              <w:t>Bank</w:t>
+              <w:t>FE</w:t>
             </w:r>
           </w:p>
         </w:tc>
         <w:tc>
           <w:tcPr>
-            <w:tcW w:type="dxa" w:w="1680"/>
+            <w:tcW w:type="dxa" w:w="2016"/>
             <w:vAlign w:val="center"/>
           </w:tcPr>
           <w:p>
@@ -8910,13 +6517,13 @@
                 <w:rFonts w:ascii="Arial" w:hAnsi="Arial" w:eastAsia="Arial" w:cs="Tahoma"/>
                 <w:sz w:val="18"/>
               </w:rPr>
-              <w:t>เต็มฉบับ</w:t>
+              <w:t>lin</w:t>
             </w:r>
           </w:p>
         </w:tc>
         <w:tc>
           <w:tcPr>
-            <w:tcW w:type="dxa" w:w="1680"/>
+            <w:tcW w:type="dxa" w:w="2016"/>
             <w:vAlign w:val="center"/>
           </w:tcPr>
           <w:p>
@@ -8935,13 +6542,13 @@
                 <w:rFonts w:ascii="Arial" w:hAnsi="Arial" w:eastAsia="Arial" w:cs="Tahoma"/>
                 <w:sz w:val="18"/>
               </w:rPr>
-              <w:t>26</w:t>
+              <w:t>16</w:t>
             </w:r>
           </w:p>
         </w:tc>
         <w:tc>
           <w:tcPr>
-            <w:tcW w:type="dxa" w:w="1680"/>
+            <w:tcW w:type="dxa" w:w="2016"/>
             <w:vAlign w:val="center"/>
           </w:tcPr>
           <w:p>
@@ -8960,33 +6567,7 @@
                 <w:rFonts w:ascii="Arial" w:hAnsi="Arial" w:eastAsia="Arial" w:cs="Tahoma"/>
                 <w:sz w:val="18"/>
               </w:rPr>
-              <w:t>8</w:t>
-            </w:r>
-          </w:p>
-        </w:tc>
-        <w:tc>
-          <w:tcPr>
-            <w:tcW w:type="dxa" w:w="1680"/>
-            <w:vAlign w:val="center"/>
-          </w:tcPr>
-          <w:p>
-            <w:pPr>
-              <w:keepLines/>
-              <w:spacing w:after="0"/>
-            </w:pPr>
-            <w:r>
-              <w:rPr>
-                <w:rFonts w:ascii="Arial" w:hAnsi="Arial" w:eastAsia="Arial" w:cs="Tahoma"/>
-                <w:sz w:val="18"/>
-              </w:rPr>
-            </w:r>
-            <w:r>
-              <w:rPr>
-                <w:rFonts w:ascii="Arial" w:hAnsi="Arial" w:eastAsia="Arial" w:cs="Tahoma"/>
-                <w:b/>
-                <w:sz w:val="18"/>
-              </w:rPr>
-              <w:t>34</w:t>
+              <w:t>เต็มฉบับ</w:t>
             </w:r>
           </w:p>
         </w:tc>
@@ -8997,7 +6578,7 @@
         </w:trPr>
         <w:tc>
           <w:tcPr>
-            <w:tcW w:type="dxa" w:w="1680"/>
+            <w:tcW w:type="dxa" w:w="2016"/>
             <w:vAlign w:val="center"/>
           </w:tcPr>
           <w:p>
@@ -9016,13 +6597,13 @@
                 <w:rFonts w:ascii="Courier New" w:hAnsi="Courier New" w:eastAsia="Courier New" w:cs="Tahoma"/>
                 <w:sz w:val="18"/>
               </w:rPr>
-              <w:t>LLDD-BE-API-Common-Contracts.pdf</w:t>
+              <w:t>LLDD-BE-Job-3-ImportImpactCompetitor.pdf</w:t>
             </w:r>
           </w:p>
         </w:tc>
         <w:tc>
           <w:tcPr>
-            <w:tcW w:type="dxa" w:w="1680"/>
+            <w:tcW w:type="dxa" w:w="2016"/>
             <w:vAlign w:val="center"/>
           </w:tcPr>
           <w:p>
@@ -9041,13 +6622,13 @@
                 <w:rFonts w:ascii="Arial" w:hAnsi="Arial" w:eastAsia="Arial" w:cs="Tahoma"/>
                 <w:sz w:val="18"/>
               </w:rPr>
-              <w:t>But</w:t>
+              <w:t>BE</w:t>
             </w:r>
           </w:p>
         </w:tc>
         <w:tc>
           <w:tcPr>
-            <w:tcW w:type="dxa" w:w="1680"/>
+            <w:tcW w:type="dxa" w:w="2016"/>
             <w:vAlign w:val="center"/>
           </w:tcPr>
           <w:p>
@@ -9066,13 +6647,13 @@
                 <w:rFonts w:ascii="Arial" w:hAnsi="Arial" w:eastAsia="Arial" w:cs="Tahoma"/>
                 <w:sz w:val="18"/>
               </w:rPr>
-              <w:t>เต็มฉบับ</w:t>
+              <w:t>Bank</w:t>
             </w:r>
           </w:p>
         </w:tc>
         <w:tc>
           <w:tcPr>
-            <w:tcW w:type="dxa" w:w="1680"/>
+            <w:tcW w:type="dxa" w:w="2016"/>
             <w:vAlign w:val="center"/>
           </w:tcPr>
           <w:p>
@@ -9091,13 +6672,13 @@
                 <w:rFonts w:ascii="Arial" w:hAnsi="Arial" w:eastAsia="Arial" w:cs="Tahoma"/>
                 <w:sz w:val="18"/>
               </w:rPr>
-              <w:t>18</w:t>
+              <w:t>13</w:t>
             </w:r>
           </w:p>
         </w:tc>
         <w:tc>
           <w:tcPr>
-            <w:tcW w:type="dxa" w:w="1680"/>
+            <w:tcW w:type="dxa" w:w="2016"/>
             <w:vAlign w:val="center"/>
           </w:tcPr>
           <w:p>
@@ -9116,33 +6697,7 @@
                 <w:rFonts w:ascii="Arial" w:hAnsi="Arial" w:eastAsia="Arial" w:cs="Tahoma"/>
                 <w:sz w:val="18"/>
               </w:rPr>
-              <w:t>0</w:t>
-            </w:r>
-          </w:p>
-        </w:tc>
-        <w:tc>
-          <w:tcPr>
-            <w:tcW w:type="dxa" w:w="1680"/>
-            <w:vAlign w:val="center"/>
-          </w:tcPr>
-          <w:p>
-            <w:pPr>
-              <w:keepLines/>
-              <w:spacing w:after="0"/>
-            </w:pPr>
-            <w:r>
-              <w:rPr>
-                <w:rFonts w:ascii="Arial" w:hAnsi="Arial" w:eastAsia="Arial" w:cs="Tahoma"/>
-                <w:sz w:val="18"/>
-              </w:rPr>
-            </w:r>
-            <w:r>
-              <w:rPr>
-                <w:rFonts w:ascii="Arial" w:hAnsi="Arial" w:eastAsia="Arial" w:cs="Tahoma"/>
-                <w:b/>
-                <w:sz w:val="18"/>
-              </w:rPr>
-              <w:t>18</w:t>
+              <w:t>เต็มฉบับ</w:t>
             </w:r>
           </w:p>
         </w:tc>
@@ -9153,7 +6708,7 @@
         </w:trPr>
         <w:tc>
           <w:tcPr>
-            <w:tcW w:type="dxa" w:w="1680"/>
+            <w:tcW w:type="dxa" w:w="2016"/>
             <w:vAlign w:val="center"/>
           </w:tcPr>
           <w:p>
@@ -9178,7 +6733,7 @@
         </w:tc>
         <w:tc>
           <w:tcPr>
-            <w:tcW w:type="dxa" w:w="1680"/>
+            <w:tcW w:type="dxa" w:w="2016"/>
             <w:vAlign w:val="center"/>
           </w:tcPr>
           <w:p>
@@ -9197,13 +6752,13 @@
                 <w:rFonts w:ascii="Arial" w:hAnsi="Arial" w:eastAsia="Arial" w:cs="Tahoma"/>
                 <w:sz w:val="18"/>
               </w:rPr>
-              <w:t>Pete</w:t>
+              <w:t>BE</w:t>
             </w:r>
           </w:p>
         </w:tc>
         <w:tc>
           <w:tcPr>
-            <w:tcW w:type="dxa" w:w="1680"/>
+            <w:tcW w:type="dxa" w:w="2016"/>
             <w:vAlign w:val="center"/>
           </w:tcPr>
           <w:p>
@@ -9222,13 +6777,13 @@
                 <w:rFonts w:ascii="Arial" w:hAnsi="Arial" w:eastAsia="Arial" w:cs="Tahoma"/>
                 <w:sz w:val="18"/>
               </w:rPr>
-              <w:t>30% ของฉบับ</w:t>
+              <w:t>Pete</w:t>
             </w:r>
           </w:p>
         </w:tc>
         <w:tc>
           <w:tcPr>
-            <w:tcW w:type="dxa" w:w="1680"/>
+            <w:tcW w:type="dxa" w:w="2016"/>
             <w:vAlign w:val="center"/>
           </w:tcPr>
           <w:p>
@@ -9247,13 +6802,13 @@
                 <w:rFonts w:ascii="Arial" w:hAnsi="Arial" w:eastAsia="Arial" w:cs="Tahoma"/>
                 <w:sz w:val="18"/>
               </w:rPr>
-              <w:t>9</w:t>
+              <w:t>12</w:t>
             </w:r>
           </w:p>
         </w:tc>
         <w:tc>
           <w:tcPr>
-            <w:tcW w:type="dxa" w:w="1680"/>
+            <w:tcW w:type="dxa" w:w="2016"/>
             <w:vAlign w:val="center"/>
           </w:tcPr>
           <w:p>
@@ -9272,33 +6827,7 @@
                 <w:rFonts w:ascii="Arial" w:hAnsi="Arial" w:eastAsia="Arial" w:cs="Tahoma"/>
                 <w:sz w:val="18"/>
               </w:rPr>
-              <w:t>3</w:t>
-            </w:r>
-          </w:p>
-        </w:tc>
-        <w:tc>
-          <w:tcPr>
-            <w:tcW w:type="dxa" w:w="1680"/>
-            <w:vAlign w:val="center"/>
-          </w:tcPr>
-          <w:p>
-            <w:pPr>
-              <w:keepLines/>
-              <w:spacing w:after="0"/>
-            </w:pPr>
-            <w:r>
-              <w:rPr>
-                <w:rFonts w:ascii="Arial" w:hAnsi="Arial" w:eastAsia="Arial" w:cs="Tahoma"/>
-                <w:sz w:val="18"/>
-              </w:rPr>
-            </w:r>
-            <w:r>
-              <w:rPr>
-                <w:rFonts w:ascii="Arial" w:hAnsi="Arial" w:eastAsia="Arial" w:cs="Tahoma"/>
-                <w:b/>
-                <w:sz w:val="18"/>
-              </w:rPr>
-              <w:t>12</w:t>
+              <w:t>30% ของฉบับ</w:t>
             </w:r>
           </w:p>
         </w:tc>
@@ -9309,7 +6838,7 @@
         </w:trPr>
         <w:tc>
           <w:tcPr>
-            <w:tcW w:type="dxa" w:w="1680"/>
+            <w:tcW w:type="dxa" w:w="2016"/>
             <w:vAlign w:val="center"/>
           </w:tcPr>
           <w:p>
@@ -9328,13 +6857,13 @@
                 <w:rFonts w:ascii="Courier New" w:hAnsi="Courier New" w:eastAsia="Courier New" w:cs="Tahoma"/>
                 <w:sz w:val="18"/>
               </w:rPr>
-              <w:t>LLDD-BE-Data-Migration-Cutover.pdf</w:t>
+              <w:t>LLDD-FE-Testing-Delivery.pdf</w:t>
             </w:r>
           </w:p>
         </w:tc>
         <w:tc>
           <w:tcPr>
-            <w:tcW w:type="dxa" w:w="1680"/>
+            <w:tcW w:type="dxa" w:w="2016"/>
             <w:vAlign w:val="center"/>
           </w:tcPr>
           <w:p>
@@ -9353,13 +6882,13 @@
                 <w:rFonts w:ascii="Arial" w:hAnsi="Arial" w:eastAsia="Arial" w:cs="Tahoma"/>
                 <w:sz w:val="18"/>
               </w:rPr>
-              <w:t>Bank</w:t>
+              <w:t>FE</w:t>
             </w:r>
           </w:p>
         </w:tc>
         <w:tc>
           <w:tcPr>
-            <w:tcW w:type="dxa" w:w="1680"/>
+            <w:tcW w:type="dxa" w:w="2016"/>
             <w:vAlign w:val="center"/>
           </w:tcPr>
           <w:p>
@@ -9378,13 +6907,13 @@
                 <w:rFonts w:ascii="Arial" w:hAnsi="Arial" w:eastAsia="Arial" w:cs="Tahoma"/>
                 <w:sz w:val="18"/>
               </w:rPr>
-              <w:t>เต็มฉบับ</w:t>
+              <w:t>lin</w:t>
             </w:r>
           </w:p>
         </w:tc>
         <w:tc>
           <w:tcPr>
-            <w:tcW w:type="dxa" w:w="1680"/>
+            <w:tcW w:type="dxa" w:w="2016"/>
             <w:vAlign w:val="center"/>
           </w:tcPr>
           <w:p>
@@ -9403,13 +6932,13 @@
                 <w:rFonts w:ascii="Arial" w:hAnsi="Arial" w:eastAsia="Arial" w:cs="Tahoma"/>
                 <w:sz w:val="18"/>
               </w:rPr>
-              <w:t>43</w:t>
+              <w:t>12</w:t>
             </w:r>
           </w:p>
         </w:tc>
         <w:tc>
           <w:tcPr>
-            <w:tcW w:type="dxa" w:w="1680"/>
+            <w:tcW w:type="dxa" w:w="2016"/>
             <w:vAlign w:val="center"/>
           </w:tcPr>
           <w:p>
@@ -9428,33 +6957,7 @@
                 <w:rFonts w:ascii="Arial" w:hAnsi="Arial" w:eastAsia="Arial" w:cs="Tahoma"/>
                 <w:sz w:val="18"/>
               </w:rPr>
-              <w:t>0</w:t>
-            </w:r>
-          </w:p>
-        </w:tc>
-        <w:tc>
-          <w:tcPr>
-            <w:tcW w:type="dxa" w:w="1680"/>
-            <w:vAlign w:val="center"/>
-          </w:tcPr>
-          <w:p>
-            <w:pPr>
-              <w:keepLines/>
-              <w:spacing w:after="0"/>
-            </w:pPr>
-            <w:r>
-              <w:rPr>
-                <w:rFonts w:ascii="Arial" w:hAnsi="Arial" w:eastAsia="Arial" w:cs="Tahoma"/>
-                <w:sz w:val="18"/>
-              </w:rPr>
-            </w:r>
-            <w:r>
-              <w:rPr>
-                <w:rFonts w:ascii="Arial" w:hAnsi="Arial" w:eastAsia="Arial" w:cs="Tahoma"/>
-                <w:b/>
-                <w:sz w:val="18"/>
-              </w:rPr>
-              <w:t>43</w:t>
+              <w:t>เต็มฉบับ</w:t>
             </w:r>
           </w:p>
         </w:tc>
@@ -9465,7 +6968,7 @@
         </w:trPr>
         <w:tc>
           <w:tcPr>
-            <w:tcW w:type="dxa" w:w="1680"/>
+            <w:tcW w:type="dxa" w:w="2016"/>
             <w:vAlign w:val="center"/>
           </w:tcPr>
           <w:p>
@@ -9484,13 +6987,13 @@
                 <w:rFonts w:ascii="Courier New" w:hAnsi="Courier New" w:eastAsia="Courier New" w:cs="Tahoma"/>
                 <w:sz w:val="18"/>
               </w:rPr>
-              <w:t>LLDD-BE-Database-Structure.pdf</w:t>
+              <w:t>LLDD-BE-Job-10-NotifyNoReceiveData.pdf</w:t>
             </w:r>
           </w:p>
         </w:tc>
         <w:tc>
           <w:tcPr>
-            <w:tcW w:type="dxa" w:w="1680"/>
+            <w:tcW w:type="dxa" w:w="2016"/>
             <w:vAlign w:val="center"/>
           </w:tcPr>
           <w:p>
@@ -9509,13 +7012,13 @@
                 <w:rFonts w:ascii="Arial" w:hAnsi="Arial" w:eastAsia="Arial" w:cs="Tahoma"/>
                 <w:sz w:val="18"/>
               </w:rPr>
-              <w:t>Bank</w:t>
+              <w:t>BE</w:t>
             </w:r>
           </w:p>
         </w:tc>
         <w:tc>
           <w:tcPr>
-            <w:tcW w:type="dxa" w:w="1680"/>
+            <w:tcW w:type="dxa" w:w="2016"/>
             <w:vAlign w:val="center"/>
           </w:tcPr>
           <w:p>
@@ -9534,13 +7037,13 @@
                 <w:rFonts w:ascii="Arial" w:hAnsi="Arial" w:eastAsia="Arial" w:cs="Tahoma"/>
                 <w:sz w:val="18"/>
               </w:rPr>
-              <w:t>เต็มฉบับ</w:t>
+              <w:t>Bank</w:t>
             </w:r>
           </w:p>
         </w:tc>
         <w:tc>
           <w:tcPr>
-            <w:tcW w:type="dxa" w:w="1680"/>
+            <w:tcW w:type="dxa" w:w="2016"/>
             <w:vAlign w:val="center"/>
           </w:tcPr>
           <w:p>
@@ -9559,13 +7062,13 @@
                 <w:rFonts w:ascii="Arial" w:hAnsi="Arial" w:eastAsia="Arial" w:cs="Tahoma"/>
                 <w:sz w:val="18"/>
               </w:rPr>
-              <w:t>31</w:t>
+              <w:t>11</w:t>
             </w:r>
           </w:p>
         </w:tc>
         <w:tc>
           <w:tcPr>
-            <w:tcW w:type="dxa" w:w="1680"/>
+            <w:tcW w:type="dxa" w:w="2016"/>
             <w:vAlign w:val="center"/>
           </w:tcPr>
           <w:p>
@@ -9584,334 +7087,7 @@
                 <w:rFonts w:ascii="Arial" w:hAnsi="Arial" w:eastAsia="Arial" w:cs="Tahoma"/>
                 <w:sz w:val="18"/>
               </w:rPr>
-              <w:t>0</w:t>
-            </w:r>
-          </w:p>
-        </w:tc>
-        <w:tc>
-          <w:tcPr>
-            <w:tcW w:type="dxa" w:w="1680"/>
-            <w:vAlign w:val="center"/>
-          </w:tcPr>
-          <w:p>
-            <w:pPr>
-              <w:keepLines/>
-              <w:spacing w:after="0"/>
-            </w:pPr>
-            <w:r>
-              <w:rPr>
-                <w:rFonts w:ascii="Arial" w:hAnsi="Arial" w:eastAsia="Arial" w:cs="Tahoma"/>
-                <w:sz w:val="18"/>
-              </w:rPr>
-            </w:r>
-            <w:r>
-              <w:rPr>
-                <w:rFonts w:ascii="Arial" w:hAnsi="Arial" w:eastAsia="Arial" w:cs="Tahoma"/>
-                <w:b/>
-                <w:sz w:val="18"/>
-              </w:rPr>
-              <w:t>31</w:t>
-            </w:r>
-          </w:p>
-        </w:tc>
-      </w:tr>
-      <w:tr>
-        <w:trPr>
-          <w:cantSplit/>
-        </w:trPr>
-        <w:tc>
-          <w:tcPr>
-            <w:tcW w:type="dxa" w:w="1680"/>
-            <w:vAlign w:val="center"/>
-          </w:tcPr>
-          <w:p>
-            <w:pPr>
-              <w:keepLines/>
-              <w:spacing w:after="0"/>
-            </w:pPr>
-            <w:r>
-              <w:rPr>
-                <w:rFonts w:ascii="Arial" w:hAnsi="Arial" w:eastAsia="Arial" w:cs="Tahoma"/>
-                <w:sz w:val="18"/>
-              </w:rPr>
-            </w:r>
-            <w:r>
-              <w:rPr>
-                <w:rFonts w:ascii="Courier New" w:hAnsi="Courier New" w:eastAsia="Courier New" w:cs="Tahoma"/>
-                <w:sz w:val="18"/>
-              </w:rPr>
-              <w:t>LLDD-BE-Job-Batch-Email-SRM.pdf</w:t>
-            </w:r>
-          </w:p>
-        </w:tc>
-        <w:tc>
-          <w:tcPr>
-            <w:tcW w:type="dxa" w:w="1680"/>
-            <w:vAlign w:val="center"/>
-          </w:tcPr>
-          <w:p>
-            <w:pPr>
-              <w:keepLines/>
-              <w:spacing w:after="0"/>
-            </w:pPr>
-            <w:r>
-              <w:rPr>
-                <w:rFonts w:ascii="Arial" w:hAnsi="Arial" w:eastAsia="Arial" w:cs="Tahoma"/>
-                <w:sz w:val="18"/>
-              </w:rPr>
-            </w:r>
-            <w:r>
-              <w:rPr>
-                <w:rFonts w:ascii="Arial" w:hAnsi="Arial" w:eastAsia="Arial" w:cs="Tahoma"/>
-                <w:sz w:val="18"/>
-              </w:rPr>
-              <w:t>Pete</w:t>
-            </w:r>
-          </w:p>
-        </w:tc>
-        <w:tc>
-          <w:tcPr>
-            <w:tcW w:type="dxa" w:w="1680"/>
-            <w:vAlign w:val="center"/>
-          </w:tcPr>
-          <w:p>
-            <w:pPr>
-              <w:keepLines/>
-              <w:spacing w:after="0"/>
-            </w:pPr>
-            <w:r>
-              <w:rPr>
-                <w:rFonts w:ascii="Arial" w:hAnsi="Arial" w:eastAsia="Arial" w:cs="Tahoma"/>
-                <w:sz w:val="18"/>
-              </w:rPr>
-            </w:r>
-            <w:r>
-              <w:rPr>
-                <w:rFonts w:ascii="Arial" w:hAnsi="Arial" w:eastAsia="Arial" w:cs="Tahoma"/>
-                <w:sz w:val="18"/>
-              </w:rPr>
               <w:t>เต็มฉบับ</w:t>
-            </w:r>
-          </w:p>
-        </w:tc>
-        <w:tc>
-          <w:tcPr>
-            <w:tcW w:type="dxa" w:w="1680"/>
-            <w:vAlign w:val="center"/>
-          </w:tcPr>
-          <w:p>
-            <w:pPr>
-              <w:keepLines/>
-              <w:spacing w:after="0"/>
-            </w:pPr>
-            <w:r>
-              <w:rPr>
-                <w:rFonts w:ascii="Arial" w:hAnsi="Arial" w:eastAsia="Arial" w:cs="Tahoma"/>
-                <w:sz w:val="18"/>
-              </w:rPr>
-            </w:r>
-            <w:r>
-              <w:rPr>
-                <w:rFonts w:ascii="Arial" w:hAnsi="Arial" w:eastAsia="Arial" w:cs="Tahoma"/>
-                <w:sz w:val="18"/>
-              </w:rPr>
-              <w:t>14</w:t>
-            </w:r>
-          </w:p>
-        </w:tc>
-        <w:tc>
-          <w:tcPr>
-            <w:tcW w:type="dxa" w:w="1680"/>
-            <w:vAlign w:val="center"/>
-          </w:tcPr>
-          <w:p>
-            <w:pPr>
-              <w:keepLines/>
-              <w:spacing w:after="0"/>
-            </w:pPr>
-            <w:r>
-              <w:rPr>
-                <w:rFonts w:ascii="Arial" w:hAnsi="Arial" w:eastAsia="Arial" w:cs="Tahoma"/>
-                <w:sz w:val="18"/>
-              </w:rPr>
-            </w:r>
-            <w:r>
-              <w:rPr>
-                <w:rFonts w:ascii="Arial" w:hAnsi="Arial" w:eastAsia="Arial" w:cs="Tahoma"/>
-                <w:sz w:val="18"/>
-              </w:rPr>
-              <w:t>5</w:t>
-            </w:r>
-          </w:p>
-        </w:tc>
-        <w:tc>
-          <w:tcPr>
-            <w:tcW w:type="dxa" w:w="1680"/>
-            <w:vAlign w:val="center"/>
-          </w:tcPr>
-          <w:p>
-            <w:pPr>
-              <w:keepLines/>
-              <w:spacing w:after="0"/>
-            </w:pPr>
-            <w:r>
-              <w:rPr>
-                <w:rFonts w:ascii="Arial" w:hAnsi="Arial" w:eastAsia="Arial" w:cs="Tahoma"/>
-                <w:sz w:val="18"/>
-              </w:rPr>
-            </w:r>
-            <w:r>
-              <w:rPr>
-                <w:rFonts w:ascii="Arial" w:hAnsi="Arial" w:eastAsia="Arial" w:cs="Tahoma"/>
-                <w:b/>
-                <w:sz w:val="18"/>
-              </w:rPr>
-              <w:t>19</w:t>
-            </w:r>
-          </w:p>
-        </w:tc>
-      </w:tr>
-      <w:tr>
-        <w:trPr>
-          <w:cantSplit/>
-        </w:trPr>
-        <w:tc>
-          <w:tcPr>
-            <w:tcW w:type="dxa" w:w="1680"/>
-            <w:vAlign w:val="center"/>
-          </w:tcPr>
-          <w:p>
-            <w:pPr>
-              <w:keepLines/>
-              <w:spacing w:after="0"/>
-            </w:pPr>
-            <w:r>
-              <w:rPr>
-                <w:rFonts w:ascii="Arial" w:hAnsi="Arial" w:eastAsia="Arial" w:cs="Tahoma"/>
-                <w:sz w:val="18"/>
-              </w:rPr>
-            </w:r>
-            <w:r>
-              <w:rPr>
-                <w:rFonts w:ascii="Arial" w:hAnsi="Arial" w:eastAsia="Arial" w:cs="Tahoma"/>
-                <w:b/>
-                <w:sz w:val="18"/>
-              </w:rPr>
-              <w:t>รวม</w:t>
-            </w:r>
-          </w:p>
-        </w:tc>
-        <w:tc>
-          <w:tcPr>
-            <w:tcW w:type="dxa" w:w="1680"/>
-            <w:vAlign w:val="center"/>
-          </w:tcPr>
-          <w:p>
-            <w:pPr>
-              <w:keepLines/>
-              <w:spacing w:after="0"/>
-            </w:pPr>
-            <w:r>
-              <w:rPr>
-                <w:rFonts w:ascii="Arial" w:hAnsi="Arial" w:eastAsia="Arial" w:cs="Tahoma"/>
-                <w:sz w:val="18"/>
-              </w:rPr>
-            </w:r>
-          </w:p>
-        </w:tc>
-        <w:tc>
-          <w:tcPr>
-            <w:tcW w:type="dxa" w:w="1680"/>
-            <w:vAlign w:val="center"/>
-          </w:tcPr>
-          <w:p>
-            <w:pPr>
-              <w:keepLines/>
-              <w:spacing w:after="0"/>
-            </w:pPr>
-            <w:r>
-              <w:rPr>
-                <w:rFonts w:ascii="Arial" w:hAnsi="Arial" w:eastAsia="Arial" w:cs="Tahoma"/>
-                <w:sz w:val="18"/>
-              </w:rPr>
-            </w:r>
-          </w:p>
-        </w:tc>
-        <w:tc>
-          <w:tcPr>
-            <w:tcW w:type="dxa" w:w="1680"/>
-            <w:vAlign w:val="center"/>
-          </w:tcPr>
-          <w:p>
-            <w:pPr>
-              <w:keepLines/>
-              <w:spacing w:after="0"/>
-            </w:pPr>
-            <w:r>
-              <w:rPr>
-                <w:rFonts w:ascii="Arial" w:hAnsi="Arial" w:eastAsia="Arial" w:cs="Tahoma"/>
-                <w:sz w:val="18"/>
-              </w:rPr>
-            </w:r>
-            <w:r>
-              <w:rPr>
-                <w:rFonts w:ascii="Arial" w:hAnsi="Arial" w:eastAsia="Arial" w:cs="Tahoma"/>
-                <w:b/>
-                <w:sz w:val="18"/>
-              </w:rPr>
-              <w:t>203</w:t>
-            </w:r>
-          </w:p>
-        </w:tc>
-        <w:tc>
-          <w:tcPr>
-            <w:tcW w:type="dxa" w:w="1680"/>
-            <w:vAlign w:val="center"/>
-          </w:tcPr>
-          <w:p>
-            <w:pPr>
-              <w:keepLines/>
-              <w:spacing w:after="0"/>
-            </w:pPr>
-            <w:r>
-              <w:rPr>
-                <w:rFonts w:ascii="Arial" w:hAnsi="Arial" w:eastAsia="Arial" w:cs="Tahoma"/>
-                <w:sz w:val="18"/>
-              </w:rPr>
-            </w:r>
-            <w:r>
-              <w:rPr>
-                <w:rFonts w:ascii="Arial" w:hAnsi="Arial" w:eastAsia="Arial" w:cs="Tahoma"/>
-                <w:b/>
-                <w:sz w:val="18"/>
-              </w:rPr>
-              <w:t>37</w:t>
-            </w:r>
-          </w:p>
-        </w:tc>
-        <w:tc>
-          <w:tcPr>
-            <w:tcW w:type="dxa" w:w="1680"/>
-            <w:vAlign w:val="center"/>
-          </w:tcPr>
-          <w:p>
-            <w:pPr>
-              <w:keepLines/>
-              <w:spacing w:after="0"/>
-            </w:pPr>
-            <w:r>
-              <w:rPr>
-                <w:rFonts w:ascii="Arial" w:hAnsi="Arial" w:eastAsia="Arial" w:cs="Tahoma"/>
-                <w:sz w:val="18"/>
-              </w:rPr>
-            </w:r>
-            <w:r>
-              <w:rPr>
-                <w:rFonts w:ascii="Arial" w:hAnsi="Arial" w:eastAsia="Arial" w:cs="Tahoma"/>
-                <w:b/>
-                <w:sz w:val="18"/>
-              </w:rPr>
-              <w:t>240</w:t>
             </w:r>
           </w:p>
         </w:tc>
@@ -9926,7 +7102,7 @@
         <w:pageBreakBefore w:val="0"/>
       </w:pPr>
       <w:r>
-        <w:t>8. เอกสารที่รับใช้ To-Be มากกว่าหนึ่งข้อ</w:t>
+        <w:t>7. เอกสารที่รับใช้ To-Be มากกว่าหนึ่งข้อ</w:t>
       </w:r>
     </w:p>
     <w:p>
@@ -10335,7 +7511,7 @@
                 <w:rFonts w:ascii="Arial" w:hAnsi="Arial" w:eastAsia="Arial" w:cs="Tahoma"/>
                 <w:sz w:val="18"/>
               </w:rPr>
-              <w:t>เส้นรายงาน (TB-3) กับเส้น master ปัจจัยภายนอก/คู่แข่ง (TB-0) อยู่เอกสารเดียวกัน</w:t>
+              <w:t>เส้นรายงาน (TB-3) กับเส้น master ปัจจัยภายนอก/คู่แข่ง (TB-0 ฐานราก) อยู่เอกสารเดียวกัน</w:t>
             </w:r>
           </w:p>
         </w:tc>
@@ -10350,109 +7526,39 @@
         <w:pageBreakBefore w:val="0"/>
       </w:pPr>
       <w:r>
-        <w:t>9. Related LLDD</w:t>
+        <w:t>8. Related LLDD</w:t>
       </w:r>
     </w:p>
     <w:p>
       <w:pPr>
-        <w:pStyle w:val="ListBullet"/>
-        <w:keepLines/>
+        <w:keepNext w:val="0"/>
       </w:pPr>
       <w:r>
-        <w:t>รายละเอียดต่อหัวข้อ: เอกสาร LLDD ที่อ้างในตารางข้างต้น (</w:t>
+        <w:t xml:space="preserve">รายละเอียดการทำงานจริงอยู่ในเอกสารที่อ้างถึงข้างบน · ภาพรวมชุดส่งมอบดูที่ </w:t>
       </w:r>
       <w:r>
         <w:rPr>
           <w:rFonts w:ascii="Courier New" w:hAnsi="Courier New" w:eastAsia="Courier New" w:cs="Tahoma"/>
         </w:rPr>
-        <w:t>LLDD/md/FE</w:t>
+        <w:t>README</w:t>
       </w:r>
       <w:r>
-        <w:t xml:space="preserve">, </w:t>
+        <w:t xml:space="preserve"> · สัญญา API ดูที่ </w:t>
       </w:r>
       <w:r>
         <w:rPr>
           <w:rFonts w:ascii="Courier New" w:hAnsi="Courier New" w:eastAsia="Courier New" w:cs="Tahoma"/>
         </w:rPr>
-        <w:t>LLDD/md/BE</w:t>
+        <w:t>LLDD-API.pdf</w:t>
       </w:r>
       <w:r>
-        <w:t xml:space="preserve">, </w:t>
+        <w:t xml:space="preserve"> · โครงฐานข้อมูลดูที่ </w:t>
       </w:r>
       <w:r>
         <w:rPr>
           <w:rFonts w:ascii="Courier New" w:hAnsi="Courier New" w:eastAsia="Courier New" w:cs="Tahoma"/>
         </w:rPr>
-        <w:t>LLDD/md/BE/Jobs</w:t>
-      </w:r>
-      <w:r>
-        <w:t>)</w:t>
-      </w:r>
-    </w:p>
-    <w:p>
-      <w:pPr>
-        <w:pStyle w:val="ListBullet"/>
-        <w:keepLines/>
-      </w:pPr>
-      <w:r>
-        <w:t xml:space="preserve">ลำดับงานและ dependency: </w:t>
-      </w:r>
-      <w:r>
-        <w:rPr>
-          <w:rFonts w:ascii="Courier New" w:hAnsi="Courier New" w:eastAsia="Courier New" w:cs="Tahoma"/>
-        </w:rPr>
-        <w:t>LLDD-Main-Index-Phase4-4-3-SBP-Operating-Management.pdf</w:t>
-      </w:r>
-      <w:r>
-        <w:t xml:space="preserve"> หัวข้อ Dependency</w:t>
-      </w:r>
-    </w:p>
-    <w:p>
-      <w:pPr>
-        <w:pStyle w:val="ListBullet"/>
-        <w:keepLines/>
-      </w:pPr>
-      <w:r>
-        <w:t xml:space="preserve">flow ปลายทางที่ To-Be ทั้ง 3 ข้อรวมกันแล้ว: </w:t>
-      </w:r>
-      <w:r>
-        <w:rPr>
-          <w:rFonts w:ascii="Courier New" w:hAnsi="Courier New" w:eastAsia="Courier New" w:cs="Tahoma"/>
-        </w:rPr>
-        <w:t>Workflow design</w:t>
-      </w:r>
-      <w:r>
-        <w:t xml:space="preserve"> · </w:t>
-      </w:r>
-      <w:r>
-        <w:rPr>
-          <w:rFonts w:ascii="Courier New" w:hAnsi="Courier New" w:eastAsia="Courier New" w:cs="Tahoma"/>
-        </w:rPr>
-        <w:t>Integrated flow screen</w:t>
-      </w:r>
-    </w:p>
-    <w:p>
-      <w:pPr>
-        <w:pStyle w:val="ListBullet"/>
-        <w:keepLines/>
-      </w:pPr>
-      <w:r>
-        <w:t xml:space="preserve">SDD ต้นทาง: </w:t>
-      </w:r>
-      <w:r>
-        <w:rPr>
-          <w:color w:val="8A3324"/>
-        </w:rPr>
-        <w:t>SDD ปรับปรุงการชดเชยรายได้ในระบบ SBP GI(2402026).pptx</w:t>
-      </w:r>
-      <w:r>
-        <w:t xml:space="preserve"> · ฉบับแปลง </w:t>
-      </w:r>
-      <w:r>
-        <w:rPr>
-          <w:color w:val="8A3324"/>
-        </w:rPr>
-        <w:t>SDD ปรับปรุงการชดเชยรายได้ SBP GI</w:t>
+        <w:t>LLDD-Database.pdf</w:t>
       </w:r>
     </w:p>
     <w:sectPr>

--- a/LLDD/word/LLDD-To-Be.docx
+++ b/LLDD/word/LLDD-To-Be.docx
@@ -1493,13 +1493,16 @@
         <w:t>หลังพัฒนาไม่ต้องเปิด SR เพื่อลบข้อมูล (สไลด์ 46 · Note)</w:t>
       </w:r>
       <w:r>
-        <w:t xml:space="preserve"> — กระบวนการลบ/แก้ข้อมูลเอกสารที่เดิมต้องเปิด SR (มี log ที่ TransectionDeleteStore พร้อม SRNumber) ต้องทำได้ในระบบ · </w:t>
+        <w:t xml:space="preserve"> — กระบวนการลบ/แก้ข้อมูลเอกสารที่เดิมต้องเปิด SR (มี log ที่ TransectionDeleteStore พร้อม SRNumber) ต้องทำได้ในระบบ · ขอบเขตที่ระบบรองรับคือ </w:t>
       </w:r>
       <w:r>
         <w:rPr>
           <w:b/>
         </w:rPr>
-        <w:t>ยังไม่ระบุขอบเขต ต้องเคาะว่าอนุญาตให้ลบอะไรได้บ้างและใครลบได้</w:t>
+        <w:t>ฝ่าย SBP DSA (06) เปิดพิจารณาเอกสารที่จบแล้วใหม่ได้เอง</w:t>
+      </w:r>
+      <w:r>
+        <w:t xml:space="preserve"> โดยไม่ต้องเปิด SR — ไม่มีการลบเอกสารถาวรจากหน้าจอ</w:t>
       </w:r>
     </w:p>
     <w:p>
@@ -1523,7 +1526,16 @@
         <w:keepLines/>
       </w:pPr>
       <w:r>
-        <w:t>ยอดชดเชย 0: เดือน 1-3 คลิก หน่วยงานส่งเสริมธุรกิจ SBP · เดือน 4 คลิก หยุดชดเชยรายได้</w:t>
+        <w:t xml:space="preserve">ยอดชดเชย 0: เดือน 1-3 คลิก </w:t>
+      </w:r>
+      <w:r>
+        <w:rPr>
+          <w:b/>
+        </w:rPr>
+        <w:t>ส่งเจ้าหน้าที่ SBP DSA</w:t>
+      </w:r>
+      <w:r>
+        <w:t xml:space="preserve"> (มติ 2026-09-01 · เดิม หน่วยงานส่งเสริมธุรกิจ SBP) · เดือน 4 คลิก หยุดชดเชยรายได้</w:t>
       </w:r>
     </w:p>
     <w:p>
@@ -5010,7 +5022,7 @@
         <w:keepLines/>
       </w:pPr>
       <w:r>
-        <w:t>master ที่ SBPGI ดูแลเอง (ปัจจัยภายนอก · แบรนด์คู่แข่ง) และงานทดสอบ/ส่งมอบ</w:t>
+        <w:t>master ที่ SGI ดูแลเอง (ปัจจัยภายนอก · แบรนด์คู่แข่ง) และงานทดสอบ/ส่งมอบ</w:t>
       </w:r>
     </w:p>
     <w:tbl>
@@ -7351,7 +7363,7 @@
                 <w:rFonts w:ascii="Arial" w:hAnsi="Arial" w:eastAsia="Arial" w:cs="Tahoma"/>
                 <w:sz w:val="18"/>
               </w:rPr>
-              <w:t>endpoint เดียวรับ 6-enum — เส้นทางของ DSA เป็น TB-1 · กติกาวงเงิน/ลำดับใหม่/เห็นควรไม่ชดเชยจบทันที เป็น TB-2</w:t>
+              <w:t>endpoint เดียวรับ 7-enum — เส้นทางของ DSA เป็น TB-1 · กติกาวงเงิน/ลำดับใหม่/เห็นควรไม่ชดเชยจบทันที เป็น TB-2</w:t>
             </w:r>
           </w:p>
         </w:tc>
